--- a/docs/MODULES/Transaction.docx
+++ b/docs/MODULES/Transaction.docx
@@ -35,7 +35,37 @@
         <w:jc w:val="left"/>
       </w:pPr>
       <w:r>
-        <w:t xml:space="preserve">Immutable ledger of credits/debits (and later transfers).</w:t>
+        <w:t xml:space="preserve">Immutable ledger of credits/debits (and later transfers). Foundation</w:t>
+      </w:r>
+      <w:r>
+        <w:t xml:space="preserve"> </w:t>
+      </w:r>
+      <w:r>
+        <w:t xml:space="preserve">is in place under</w:t>
+      </w:r>
+      <w:r>
+        <w:t xml:space="preserve"> </w:t>
+      </w:r>
+      <w:r>
+        <w:rPr>
+          <w:rStyle w:val="VerbatimChar"/>
+        </w:rPr>
+        <w:t xml:space="preserve">com.bankone.transaction</w:t>
+      </w:r>
+      <w:r>
+        <w:t xml:space="preserve">: entity, repository,</w:t>
+      </w:r>
+      <w:r>
+        <w:t xml:space="preserve"> </w:t>
+      </w:r>
+      <w:r>
+        <w:rPr>
+          <w:rStyle w:val="VerbatimChar"/>
+        </w:rPr>
+        <w:t xml:space="preserve">TransactionService.record</w:t>
+      </w:r>
+      <w:r>
+        <w:t xml:space="preserve">,</w:t>
       </w:r>
       <w:r>
         <w:t xml:space="preserve"> </w:t>
@@ -45,27 +75,13 @@
           <w:b/>
           <w:bCs/>
         </w:rPr>
-        <w:t xml:space="preserve">Not</w:t>
-      </w:r>
-      <w:r>
-        <w:rPr>
-          <w:b/>
-          <w:bCs/>
-        </w:rPr>
+        <w:t xml:space="preserve">CREDIT</w:t>
+      </w:r>
+      <w:r>
         <w:t xml:space="preserve"> </w:t>
       </w:r>
       <w:r>
-        <w:rPr>
-          <w:b/>
-          <w:bCs/>
-        </w:rPr>
-        <w:t xml:space="preserve">implemented</w:t>
-      </w:r>
-      <w:r>
-        <w:t xml:space="preserve"> </w:t>
-      </w:r>
-      <w:r>
-        <w:t xml:space="preserve">— empty package</w:t>
+        <w:t xml:space="preserve">on deposit, and</w:t>
       </w:r>
       <w:r>
         <w:t xml:space="preserve"> </w:t>
@@ -74,31 +90,13 @@
         <w:rPr>
           <w:rStyle w:val="VerbatimChar"/>
         </w:rPr>
-        <w:t xml:space="preserve">com.bankone.transaction</w:t>
-      </w:r>
-      <w:r>
-        <w:t xml:space="preserve">. Deposits</w:t>
+        <w:t xml:space="preserve">GET /accounts/{accountId}/transactions</w:t>
       </w:r>
       <w:r>
         <w:t xml:space="preserve"> </w:t>
       </w:r>
       <w:r>
-        <w:t xml:space="preserve">today only mutate</w:t>
-      </w:r>
-      <w:r>
-        <w:t xml:space="preserve"> </w:t>
-      </w:r>
-      <w:r>
-        <w:rPr>
-          <w:rStyle w:val="VerbatimChar"/>
-        </w:rPr>
-        <w:t xml:space="preserve">account</w:t>
-      </w:r>
-      <w:r>
-        <w:t xml:space="preserve"> </w:t>
-      </w:r>
-      <w:r>
-        <w:t xml:space="preserve">balances.</w:t>
+        <w:t xml:space="preserve">(paged list). No ledger UI yet.</w:t>
       </w:r>
     </w:p>
     <w:p>
@@ -116,7 +114,7 @@
         <w:t xml:space="preserve"> </w:t>
       </w:r>
       <w:r>
-        <w:t xml:space="preserve">Stub / Planned</w:t>
+        <w:t xml:space="preserve">Partial (write on deposit + list API; no withdraw/transfer/UI)</w:t>
       </w:r>
     </w:p>
     <w:bookmarkEnd w:id="9"/>
@@ -162,13 +160,33 @@
         <w:jc w:val="left"/>
       </w:pPr>
       <w:r>
-        <w:t xml:space="preserve">Planned: Account detail → transaction list; deposit/withdraw create</w:t>
+        <w:t xml:space="preserve">Implemented path: Accounts list → Deposit → balance update + CREDIT</w:t>
       </w:r>
       <w:r>
         <w:t xml:space="preserve"> </w:t>
       </w:r>
       <w:r>
-        <w:t xml:space="preserve">rows; sidebar Transactions route (nav stub today).</w:t>
+        <w:t xml:space="preserve">ledger row.</w:t>
+      </w:r>
+    </w:p>
+    <w:p>
+      <w:pPr>
+        <w:pStyle w:val="BodyText"/>
+      </w:pPr>
+      <w:r>
+        <w:t xml:space="preserve">API ready for Account detail → transaction list. Still planned:</w:t>
+      </w:r>
+      <w:r>
+        <w:t xml:space="preserve"> </w:t>
+      </w:r>
+      <w:r>
+        <w:t xml:space="preserve">withdraw/transfer create rows; sidebar Transactions route (nav stub</w:t>
+      </w:r>
+      <w:r>
+        <w:t xml:space="preserve"> </w:t>
+      </w:r>
+      <w:r>
+        <w:t xml:space="preserve">today); ledger UI.</w:t>
       </w:r>
     </w:p>
     <w:bookmarkEnd w:id="11"/>
@@ -188,7 +206,100 @@
         <w:jc w:val="left"/>
       </w:pPr>
       <w:r>
-        <w:t xml:space="preserve">Planned (target):</w:t>
+        <w:t xml:space="preserve">List by account (implemented):</w:t>
+      </w:r>
+    </w:p>
+    <w:p>
+      <w:pPr>
+        <w:pStyle w:val="SourceCode"/>
+      </w:pPr>
+      <w:r>
+        <w:rPr>
+          <w:rStyle w:val="VerbatimChar"/>
+        </w:rPr>
+        <w:t xml:space="preserve">AccountController.getTransactions()</w:t>
+      </w:r>
+      <w:r>
+        <w:br/>
+      </w:r>
+      <w:r>
+        <w:rPr>
+          <w:rStyle w:val="VerbatimChar"/>
+        </w:rPr>
+        <w:t xml:space="preserve">        ↓</w:t>
+      </w:r>
+      <w:r>
+        <w:br/>
+      </w:r>
+      <w:r>
+        <w:rPr>
+          <w:rStyle w:val="VerbatimChar"/>
+        </w:rPr>
+        <w:t xml:space="preserve">TransactionServiceImpl.getByAccountId()</w:t>
+      </w:r>
+      <w:r>
+        <w:br/>
+      </w:r>
+      <w:r>
+        <w:rPr>
+          <w:rStyle w:val="VerbatimChar"/>
+        </w:rPr>
+        <w:t xml:space="preserve">        ↓</w:t>
+      </w:r>
+      <w:r>
+        <w:br/>
+      </w:r>
+      <w:r>
+        <w:rPr>
+          <w:rStyle w:val="VerbatimChar"/>
+        </w:rPr>
+        <w:t xml:space="preserve">AccountRepository.existsById()</w:t>
+      </w:r>
+      <w:r>
+        <w:br/>
+      </w:r>
+      <w:r>
+        <w:rPr>
+          <w:rStyle w:val="VerbatimChar"/>
+        </w:rPr>
+        <w:t xml:space="preserve">        ↓</w:t>
+      </w:r>
+      <w:r>
+        <w:br/>
+      </w:r>
+      <w:r>
+        <w:rPr>
+          <w:rStyle w:val="VerbatimChar"/>
+        </w:rPr>
+        <w:t xml:space="preserve">TransactionRepository.findByAccountAccountIdOrderByCreatedAtDesc()</w:t>
+      </w:r>
+      <w:r>
+        <w:br/>
+      </w:r>
+      <w:r>
+        <w:rPr>
+          <w:rStyle w:val="VerbatimChar"/>
+        </w:rPr>
+        <w:t xml:space="preserve">        ↓</w:t>
+      </w:r>
+      <w:r>
+        <w:br/>
+      </w:r>
+      <w:r>
+        <w:rPr>
+          <w:rStyle w:val="VerbatimChar"/>
+        </w:rPr>
+        <w:t xml:space="preserve">Page&lt;TransactionResponse&gt;</w:t>
+      </w:r>
+    </w:p>
+    <w:p>
+      <w:pPr>
+        <w:pStyle w:val="FirstParagraph"/>
+        <w:spacing w:after="160" w:line="276" w:lineRule="auto"/>
+        <w:jc w:val="left"/>
+      </w:pPr>
+      <w:r>
+        <w:t xml:space="preserve">Deposit → ledger (implemented):</w:t>
       </w:r>
     </w:p>
     <w:p>
@@ -235,7 +346,7 @@
         <w:rPr>
           <w:rStyle w:val="VerbatimChar"/>
         </w:rPr>
-        <w:t xml:space="preserve">TransactionService.createCredit()</w:t>
+        <w:t xml:space="preserve">AccountRepository.findById()</w:t>
       </w:r>
       <w:r>
         <w:br/>
@@ -253,7 +364,7 @@
         <w:rPr>
           <w:rStyle w:val="VerbatimChar"/>
         </w:rPr>
-        <w:t xml:space="preserve">TransactionRepository.save()</w:t>
+        <w:t xml:space="preserve">assert ACTIVE + amount &gt; 0</w:t>
       </w:r>
       <w:r>
         <w:br/>
@@ -271,6 +382,60 @@
         <w:rPr>
           <w:rStyle w:val="VerbatimChar"/>
         </w:rPr>
+        <w:t xml:space="preserve">increment availableBalance, ledgerBalance, creditCount, timestamps</w:t>
+      </w:r>
+      <w:r>
+        <w:br/>
+      </w:r>
+      <w:r>
+        <w:rPr>
+          <w:rStyle w:val="VerbatimChar"/>
+        </w:rPr>
+        <w:t xml:space="preserve">        ↓</w:t>
+      </w:r>
+      <w:r>
+        <w:br/>
+      </w:r>
+      <w:r>
+        <w:rPr>
+          <w:rStyle w:val="VerbatimChar"/>
+        </w:rPr>
+        <w:t xml:space="preserve">TransactionService.record(..., CREDIT, ...)</w:t>
+      </w:r>
+      <w:r>
+        <w:br/>
+      </w:r>
+      <w:r>
+        <w:rPr>
+          <w:rStyle w:val="VerbatimChar"/>
+        </w:rPr>
+        <w:t xml:space="preserve">        ↓</w:t>
+      </w:r>
+      <w:r>
+        <w:br/>
+      </w:r>
+      <w:r>
+        <w:rPr>
+          <w:rStyle w:val="VerbatimChar"/>
+        </w:rPr>
+        <w:t xml:space="preserve">TransactionRepository.save()</w:t>
+      </w:r>
+      <w:r>
+        <w:br/>
+      </w:r>
+      <w:r>
+        <w:rPr>
+          <w:rStyle w:val="VerbatimChar"/>
+        </w:rPr>
+        <w:t xml:space="preserve">        ↓</w:t>
+      </w:r>
+      <w:r>
+        <w:br/>
+      </w:r>
+      <w:r>
+        <w:rPr>
+          <w:rStyle w:val="VerbatimChar"/>
+        </w:rPr>
         <w:t xml:space="preserve">AccountRepository.save()</w:t>
       </w:r>
     </w:p>
@@ -291,22 +456,16 @@
         <w:jc w:val="left"/>
       </w:pPr>
       <w:r>
-        <w:t xml:space="preserve">None yet. Planned:</w:t>
-      </w:r>
-      <w:r>
-        <w:t xml:space="preserve"> </w:t>
-      </w:r>
-      <w:r>
         <w:rPr>
           <w:rStyle w:val="VerbatimChar"/>
         </w:rPr>
-        <w:t xml:space="preserve">transaction</w:t>
+        <w:t xml:space="preserve">bank_transaction</w:t>
       </w:r>
       <w:r>
         <w:t xml:space="preserve"> </w:t>
       </w:r>
       <w:r>
-        <w:t xml:space="preserve">/</w:t>
+        <w:t xml:space="preserve">(entity</w:t>
       </w:r>
       <w:r>
         <w:t xml:space="preserve"> </w:t>
@@ -315,13 +474,25 @@
         <w:rPr>
           <w:rStyle w:val="VerbatimChar"/>
         </w:rPr>
-        <w:t xml:space="preserve">ledger_entry</w:t>
+        <w:t xml:space="preserve">Transaction</w:t>
+      </w:r>
+      <w:r>
+        <w:t xml:space="preserve">). FK</w:t>
       </w:r>
       <w:r>
         <w:t xml:space="preserve"> </w:t>
       </w:r>
       <w:r>
-        <w:t xml:space="preserve">with FK to</w:t>
+        <w:rPr>
+          <w:rStyle w:val="VerbatimChar"/>
+        </w:rPr>
+        <w:t xml:space="preserve">account_id</w:t>
+      </w:r>
+      <w:r>
+        <w:t xml:space="preserve"> </w:t>
+      </w:r>
+      <w:r>
+        <w:t xml:space="preserve">→</w:t>
       </w:r>
       <w:r>
         <w:t xml:space="preserve"> </w:t>
@@ -346,14 +517,208 @@
         <w:t xml:space="preserve">6. REST APIs</w:t>
       </w:r>
     </w:p>
+    <w:tbl>
+      <w:tblPr>
+        <w:tblStyle w:val="Table"/>
+        <w:tblW w:type="pct" w:w="5000"/>
+        <w:tblLayout w:type="autofit"/>
+        <w:tblLook w:firstRow="1" w:lastRow="0" w:firstColumn="0" w:lastColumn="0" w:noHBand="0" w:noVBand="0" w:val="0020"/>
+        <w:tblBorders>
+          <w:top w:val="single" w:sz="4" w:space="0" w:color="CBD5E0"/>
+          <w:left w:val="single" w:sz="4" w:space="0" w:color="CBD5E0"/>
+          <w:bottom w:val="single" w:sz="4" w:space="0" w:color="CBD5E0"/>
+          <w:right w:val="single" w:sz="4" w:space="0" w:color="CBD5E0"/>
+          <w:insideH w:val="single" w:sz="4" w:space="0" w:color="CBD5E0"/>
+          <w:insideV w:val="single" w:sz="4" w:space="0" w:color="CBD5E0"/>
+        </w:tblBorders>
+      </w:tblPr>
+      <w:tblGrid>
+        <w:gridCol w:w="848"/>
+        <w:gridCol w:w="4714"/>
+        <w:gridCol w:w="2168"/>
+      </w:tblGrid>
+      <w:tr>
+        <w:trPr>
+          <w:tblHeader w:val="on"/>
+        </w:trPr>
+        <w:tc>
+          <w:tcPr>
+            <w:tcMar>
+              <w:top w:w="40" w:type="dxa"/>
+              <w:bottom w:w="40" w:type="dxa"/>
+              <w:left w:w="60" w:type="dxa"/>
+              <w:right w:w="60" w:type="dxa"/>
+            </w:tcMar>
+            <w:shd w:fill="1A365D" w:val="clear"/>
+          </w:tcPr>
+          <w:p>
+            <w:pPr>
+              <w:pStyle w:val="Compact"/>
+              <w:spacing w:before="0" w:after="40" w:line="264" w:lineRule="auto"/>
+              <w:jc w:val="left"/>
+            </w:pPr>
+            <w:r>
+              <w:rPr>
+                <w:rFonts w:ascii="Calibri" w:hAnsi="Calibri"/>
+                <w:b/>
+                <w:color w:val="FFFFFF"/>
+                <w:sz w:val="18"/>
+              </w:rPr>
+              <w:t xml:space="preserve">Method</w:t>
+            </w:r>
+          </w:p>
+        </w:tc>
+        <w:tc>
+          <w:tcPr>
+            <w:tcMar>
+              <w:top w:w="40" w:type="dxa"/>
+              <w:bottom w:w="40" w:type="dxa"/>
+              <w:left w:w="60" w:type="dxa"/>
+              <w:right w:w="60" w:type="dxa"/>
+            </w:tcMar>
+            <w:shd w:fill="1A365D" w:val="clear"/>
+          </w:tcPr>
+          <w:p>
+            <w:pPr>
+              <w:pStyle w:val="Compact"/>
+              <w:spacing w:before="0" w:after="40" w:line="264" w:lineRule="auto"/>
+              <w:jc w:val="left"/>
+            </w:pPr>
+            <w:r>
+              <w:rPr>
+                <w:rFonts w:ascii="Calibri" w:hAnsi="Calibri"/>
+                <w:b/>
+                <w:color w:val="FFFFFF"/>
+                <w:sz w:val="18"/>
+              </w:rPr>
+              <w:t xml:space="preserve">Path</w:t>
+            </w:r>
+          </w:p>
+        </w:tc>
+        <w:tc>
+          <w:tcPr>
+            <w:tcMar>
+              <w:top w:w="40" w:type="dxa"/>
+              <w:bottom w:w="40" w:type="dxa"/>
+              <w:left w:w="60" w:type="dxa"/>
+              <w:right w:w="60" w:type="dxa"/>
+            </w:tcMar>
+            <w:shd w:fill="1A365D" w:val="clear"/>
+          </w:tcPr>
+          <w:p>
+            <w:pPr>
+              <w:pStyle w:val="Compact"/>
+              <w:spacing w:before="0" w:after="40" w:line="264" w:lineRule="auto"/>
+              <w:jc w:val="left"/>
+            </w:pPr>
+            <w:r>
+              <w:rPr>
+                <w:rFonts w:ascii="Calibri" w:hAnsi="Calibri"/>
+                <w:b/>
+                <w:color w:val="FFFFFF"/>
+                <w:sz w:val="18"/>
+              </w:rPr>
+              <w:t xml:space="preserve">Roles</w:t>
+            </w:r>
+          </w:p>
+        </w:tc>
+      </w:tr>
+      <w:tr>
+        <w:tc>
+          <w:tcPr>
+            <w:tcMar>
+              <w:top w:w="40" w:type="dxa"/>
+              <w:bottom w:w="40" w:type="dxa"/>
+              <w:left w:w="60" w:type="dxa"/>
+              <w:right w:w="60" w:type="dxa"/>
+            </w:tcMar>
+          </w:tcPr>
+          <w:p>
+            <w:pPr>
+              <w:pStyle w:val="Compact"/>
+              <w:spacing w:before="0" w:after="40" w:line="264" w:lineRule="auto"/>
+              <w:jc w:val="left"/>
+            </w:pPr>
+            <w:r>
+              <w:rPr>
+                <w:rFonts w:ascii="Calibri" w:hAnsi="Calibri"/>
+                <w:sz w:val="18"/>
+              </w:rPr>
+              <w:t xml:space="preserve">GET</w:t>
+            </w:r>
+          </w:p>
+        </w:tc>
+        <w:tc>
+          <w:tcPr>
+            <w:tcMar>
+              <w:top w:w="40" w:type="dxa"/>
+              <w:bottom w:w="40" w:type="dxa"/>
+              <w:left w:w="60" w:type="dxa"/>
+              <w:right w:w="60" w:type="dxa"/>
+            </w:tcMar>
+          </w:tcPr>
+          <w:p>
+            <w:pPr>
+              <w:pStyle w:val="Compact"/>
+              <w:spacing w:before="0" w:after="40" w:line="264" w:lineRule="auto"/>
+              <w:jc w:val="left"/>
+            </w:pPr>
+            <w:r>
+              <w:rPr>
+                <w:rStyle w:val="VerbatimChar"/>
+                <w:rFonts w:ascii="Calibri" w:hAnsi="Calibri"/>
+                <w:sz w:val="18"/>
+              </w:rPr>
+              <w:t xml:space="preserve">/accounts/{accountId}/transactions?page&amp;size…</w:t>
+            </w:r>
+          </w:p>
+        </w:tc>
+        <w:tc>
+          <w:tcPr>
+            <w:tcMar>
+              <w:top w:w="40" w:type="dxa"/>
+              <w:bottom w:w="40" w:type="dxa"/>
+              <w:left w:w="60" w:type="dxa"/>
+              <w:right w:w="60" w:type="dxa"/>
+            </w:tcMar>
+          </w:tcPr>
+          <w:p>
+            <w:pPr>
+              <w:pStyle w:val="Compact"/>
+              <w:spacing w:before="0" w:after="40" w:line="264" w:lineRule="auto"/>
+              <w:jc w:val="left"/>
+            </w:pPr>
+            <w:r>
+              <w:rPr>
+                <w:rFonts w:ascii="Calibri" w:hAnsi="Calibri"/>
+                <w:sz w:val="18"/>
+              </w:rPr>
+              <w:t xml:space="preserve">ADMIN, EMPLOYEE,</w:t>
+            </w:r>
+            <w:r>
+              <w:rPr>
+                <w:rFonts w:ascii="Calibri" w:hAnsi="Calibri"/>
+                <w:sz w:val="18"/>
+              </w:rPr>
+              <w:t xml:space="preserve"> </w:t>
+            </w:r>
+            <w:r>
+              <w:rPr>
+                <w:rFonts w:ascii="Calibri" w:hAnsi="Calibri"/>
+                <w:sz w:val="18"/>
+              </w:rPr>
+              <w:t xml:space="preserve">MANAGER</w:t>
+            </w:r>
+          </w:p>
+        </w:tc>
+      </w:tr>
+    </w:tbl>
     <w:p>
       <w:pPr>
-        <w:pStyle w:val="FirstParagraph"/>
-        <w:spacing w:after="160" w:line="276" w:lineRule="auto"/>
-        <w:jc w:val="left"/>
-      </w:pPr>
-      <w:r>
-        <w:t xml:space="preserve">None. Planned examples:</w:t>
+        <w:pStyle w:val="BodyText"/>
+      </w:pPr>
+      <w:r>
+        <w:t xml:space="preserve">Hosted on</w:t>
       </w:r>
       <w:r>
         <w:t xml:space="preserve"> </w:t>
@@ -362,10 +727,19 @@
         <w:rPr>
           <w:rStyle w:val="VerbatimChar"/>
         </w:rPr>
-        <w:t xml:space="preserve">GET /accounts/{id}/transactions</w:t>
-      </w:r>
-      <w:r>
-        <w:t xml:space="preserve">,</w:t>
+        <w:t xml:space="preserve">AccountController</w:t>
+      </w:r>
+      <w:r>
+        <w:t xml:space="preserve"> </w:t>
+      </w:r>
+      <w:r>
+        <w:t xml:space="preserve">(no separate transaction controller).</w:t>
+      </w:r>
+      <w:r>
+        <w:t xml:space="preserve"> </w:t>
+      </w:r>
+      <w:r>
+        <w:t xml:space="preserve">Planned:</w:t>
       </w:r>
       <w:r>
         <w:t xml:space="preserve"> </w:t>
@@ -377,7 +751,13 @@
         <w:t xml:space="preserve">POST /accounts/{id}/withdraw</w:t>
       </w:r>
       <w:r>
-        <w:t xml:space="preserve">.</w:t>
+        <w:t xml:space="preserve">. Deposit remains on Account API</w:t>
+      </w:r>
+      <w:r>
+        <w:t xml:space="preserve"> </w:t>
+      </w:r>
+      <w:r>
+        <w:t xml:space="preserve">and writes the ledger internally.</w:t>
       </w:r>
     </w:p>
     <w:bookmarkEnd w:id="14"/>
@@ -397,7 +777,22 @@
         <w:jc w:val="left"/>
       </w:pPr>
       <w:r>
-        <w:t xml:space="preserve">None (</w:t>
+        <w:t xml:space="preserve">List endpoint on</w:t>
+      </w:r>
+      <w:r>
+        <w:t xml:space="preserve"> </w:t>
+      </w:r>
+      <w:r>
+        <w:rPr>
+          <w:rStyle w:val="VerbatimChar"/>
+        </w:rPr>
+        <w:t xml:space="preserve">AccountController</w:t>
+      </w:r>
+      <w:r>
+        <w:t xml:space="preserve">; package</w:t>
+      </w:r>
+      <w:r>
+        <w:t xml:space="preserve"> </w:t>
       </w:r>
       <w:r>
         <w:rPr>
@@ -409,7 +804,7 @@
         <w:t xml:space="preserve"> </w:t>
       </w:r>
       <w:r>
-        <w:t xml:space="preserve">empty)</w:t>
+        <w:t xml:space="preserve">has no dedicated controller yet.</w:t>
       </w:r>
     </w:p>
     <w:bookmarkEnd w:id="15"/>
@@ -424,12 +819,90 @@
     </w:p>
     <w:p>
       <w:pPr>
-        <w:pStyle w:val="FirstParagraph"/>
+        <w:pStyle w:val="Compact"/>
+        <w:numPr>
+          <w:ilvl w:val="0"/>
+          <w:numId w:val="1001"/>
+        </w:numPr>
         <w:spacing w:after="160" w:line="276" w:lineRule="auto"/>
         <w:jc w:val="left"/>
       </w:pPr>
       <w:r>
-        <w:t xml:space="preserve">None</w:t>
+        <w:rPr>
+          <w:rStyle w:val="VerbatimChar"/>
+        </w:rPr>
+        <w:t xml:space="preserve">TransactionService</w:t>
+      </w:r>
+      <w:r>
+        <w:t xml:space="preserve"> </w:t>
+      </w:r>
+      <w:r>
+        <w:t xml:space="preserve">/</w:t>
+      </w:r>
+      <w:r>
+        <w:t xml:space="preserve"> </w:t>
+      </w:r>
+      <w:r>
+        <w:rPr>
+          <w:rStyle w:val="VerbatimChar"/>
+        </w:rPr>
+        <w:t xml:space="preserve">TransactionServiceImpl.record(...)</w:t>
+      </w:r>
+      <w:r>
+        <w:t xml:space="preserve"> </w:t>
+      </w:r>
+      <w:r>
+        <w:t xml:space="preserve">—</w:t>
+      </w:r>
+      <w:r>
+        <w:t xml:space="preserve"> </w:t>
+      </w:r>
+      <w:r>
+        <w:t xml:space="preserve">validates account, type, amount &gt; 0, balanceAfter; sets currency from</w:t>
+      </w:r>
+      <w:r>
+        <w:t xml:space="preserve"> </w:t>
+      </w:r>
+      <w:r>
+        <w:t xml:space="preserve">account; persists via repository</w:t>
+      </w:r>
+    </w:p>
+    <w:p>
+      <w:pPr>
+        <w:pStyle w:val="Compact"/>
+        <w:numPr>
+          <w:ilvl w:val="0"/>
+          <w:numId w:val="1001"/>
+        </w:numPr>
+        <w:spacing w:after="160" w:line="276" w:lineRule="auto"/>
+        <w:jc w:val="left"/>
+      </w:pPr>
+      <w:r>
+        <w:rPr>
+          <w:rStyle w:val="VerbatimChar"/>
+        </w:rPr>
+        <w:t xml:space="preserve">getByAccountId(accountId, pageable)</w:t>
+      </w:r>
+      <w:r>
+        <w:t xml:space="preserve"> </w:t>
+      </w:r>
+      <w:r>
+        <w:t xml:space="preserve">— ensures account exists; returns</w:t>
+      </w:r>
+      <w:r>
+        <w:t xml:space="preserve"> </w:t>
+      </w:r>
+      <w:r>
+        <w:t xml:space="preserve">paged</w:t>
+      </w:r>
+      <w:r>
+        <w:t xml:space="preserve"> </w:t>
+      </w:r>
+      <w:r>
+        <w:rPr>
+          <w:rStyle w:val="VerbatimChar"/>
+        </w:rPr>
+        <w:t xml:space="preserve">TransactionResponse</w:t>
       </w:r>
     </w:p>
     <w:bookmarkEnd w:id="16"/>
@@ -444,12 +917,68 @@
     </w:p>
     <w:p>
       <w:pPr>
-        <w:pStyle w:val="FirstParagraph"/>
+        <w:pStyle w:val="Compact"/>
+        <w:numPr>
+          <w:ilvl w:val="0"/>
+          <w:numId w:val="1002"/>
+        </w:numPr>
         <w:spacing w:after="160" w:line="276" w:lineRule="auto"/>
         <w:jc w:val="left"/>
       </w:pPr>
       <w:r>
-        <w:t xml:space="preserve">None</w:t>
+        <w:rPr>
+          <w:rStyle w:val="VerbatimChar"/>
+        </w:rPr>
+        <w:t xml:space="preserve">TransactionRepository</w:t>
+      </w:r>
+      <w:r>
+        <w:t xml:space="preserve"> </w:t>
+      </w:r>
+      <w:r>
+        <w:t xml:space="preserve">extends</w:t>
+      </w:r>
+      <w:r>
+        <w:t xml:space="preserve"> </w:t>
+      </w:r>
+      <w:r>
+        <w:rPr>
+          <w:rStyle w:val="VerbatimChar"/>
+        </w:rPr>
+        <w:t xml:space="preserve">JpaRepository&lt;Transaction, Long&gt;</w:t>
+      </w:r>
+    </w:p>
+    <w:p>
+      <w:pPr>
+        <w:pStyle w:val="Compact"/>
+        <w:numPr>
+          <w:ilvl w:val="1"/>
+          <w:numId w:val="1003"/>
+        </w:numPr>
+        <w:spacing w:after="160" w:line="276" w:lineRule="auto"/>
+        <w:jc w:val="left"/>
+      </w:pPr>
+      <w:r>
+        <w:rPr>
+          <w:rStyle w:val="VerbatimChar"/>
+        </w:rPr>
+        <w:t xml:space="preserve">findByAccountAccountIdOrderByCreatedAtDesc(Long)</w:t>
+      </w:r>
+    </w:p>
+    <w:p>
+      <w:pPr>
+        <w:pStyle w:val="Compact"/>
+        <w:numPr>
+          <w:ilvl w:val="1"/>
+          <w:numId w:val="1003"/>
+        </w:numPr>
+        <w:spacing w:after="160" w:line="276" w:lineRule="auto"/>
+        <w:jc w:val="left"/>
+      </w:pPr>
+      <w:r>
+        <w:rPr>
+          <w:rStyle w:val="VerbatimChar"/>
+        </w:rPr>
+        <w:t xml:space="preserve">findByAccountAccountIdOrderByCreatedAtDesc(Long, Pageable)</w:t>
       </w:r>
     </w:p>
     <w:bookmarkEnd w:id="17"/>
@@ -469,7 +998,22 @@
         <w:jc w:val="left"/>
       </w:pPr>
       <w:r>
-        <w:t xml:space="preserve">None</w:t>
+        <w:rPr>
+          <w:rStyle w:val="VerbatimChar"/>
+        </w:rPr>
+        <w:t xml:space="preserve">TransactionResponse</w:t>
+      </w:r>
+      <w:r>
+        <w:t xml:space="preserve"> </w:t>
+      </w:r>
+      <w:r>
+        <w:t xml:space="preserve">for list API. Record path is still internal;</w:t>
+      </w:r>
+      <w:r>
+        <w:t xml:space="preserve"> </w:t>
+      </w:r>
+      <w:r>
+        <w:t xml:space="preserve">deposit still uses Account DTOs.</w:t>
       </w:r>
     </w:p>
     <w:bookmarkEnd w:id="18"/>
@@ -484,12 +1028,147 @@
     </w:p>
     <w:p>
       <w:pPr>
-        <w:pStyle w:val="FirstParagraph"/>
+        <w:pStyle w:val="Compact"/>
+        <w:numPr>
+          <w:ilvl w:val="0"/>
+          <w:numId w:val="1004"/>
+        </w:numPr>
         <w:spacing w:after="160" w:line="276" w:lineRule="auto"/>
         <w:jc w:val="left"/>
       </w:pPr>
       <w:r>
-        <w:t xml:space="preserve">None</w:t>
+        <w:rPr>
+          <w:rStyle w:val="VerbatimChar"/>
+        </w:rPr>
+        <w:t xml:space="preserve">Transaction</w:t>
+      </w:r>
+      <w:r>
+        <w:t xml:space="preserve"> </w:t>
+      </w:r>
+      <w:r>
+        <w:t xml:space="preserve">→ table</w:t>
+      </w:r>
+      <w:r>
+        <w:t xml:space="preserve"> </w:t>
+      </w:r>
+      <w:r>
+        <w:rPr>
+          <w:rStyle w:val="VerbatimChar"/>
+        </w:rPr>
+        <w:t xml:space="preserve">bank_transaction</w:t>
+      </w:r>
+    </w:p>
+    <w:p>
+      <w:pPr>
+        <w:pStyle w:val="Compact"/>
+        <w:numPr>
+          <w:ilvl w:val="1"/>
+          <w:numId w:val="1005"/>
+        </w:numPr>
+        <w:spacing w:after="160" w:line="276" w:lineRule="auto"/>
+        <w:jc w:val="left"/>
+      </w:pPr>
+      <w:r>
+        <w:rPr>
+          <w:rStyle w:val="VerbatimChar"/>
+        </w:rPr>
+        <w:t xml:space="preserve">transactionId</w:t>
+      </w:r>
+      <w:r>
+        <w:t xml:space="preserve">,</w:t>
+      </w:r>
+      <w:r>
+        <w:t xml:space="preserve"> </w:t>
+      </w:r>
+      <w:r>
+        <w:rPr>
+          <w:rStyle w:val="VerbatimChar"/>
+        </w:rPr>
+        <w:t xml:space="preserve">account</w:t>
+      </w:r>
+      <w:r>
+        <w:t xml:space="preserve">,</w:t>
+      </w:r>
+      <w:r>
+        <w:t xml:space="preserve"> </w:t>
+      </w:r>
+      <w:r>
+        <w:rPr>
+          <w:rStyle w:val="VerbatimChar"/>
+        </w:rPr>
+        <w:t xml:space="preserve">transactionType</w:t>
+      </w:r>
+      <w:r>
+        <w:t xml:space="preserve">,</w:t>
+      </w:r>
+      <w:r>
+        <w:t xml:space="preserve"> </w:t>
+      </w:r>
+      <w:r>
+        <w:rPr>
+          <w:rStyle w:val="VerbatimChar"/>
+        </w:rPr>
+        <w:t xml:space="preserve">amount</w:t>
+      </w:r>
+      <w:r>
+        <w:t xml:space="preserve">,</w:t>
+      </w:r>
+      <w:r>
+        <w:t xml:space="preserve"> </w:t>
+      </w:r>
+      <w:r>
+        <w:rPr>
+          <w:rStyle w:val="VerbatimChar"/>
+        </w:rPr>
+        <w:t xml:space="preserve">balanceAfter</w:t>
+      </w:r>
+      <w:r>
+        <w:t xml:space="preserve">,</w:t>
+      </w:r>
+      <w:r>
+        <w:t xml:space="preserve"> </w:t>
+      </w:r>
+      <w:r>
+        <w:rPr>
+          <w:rStyle w:val="VerbatimChar"/>
+        </w:rPr>
+        <w:t xml:space="preserve">currencyCode</w:t>
+      </w:r>
+      <w:r>
+        <w:t xml:space="preserve">,</w:t>
+      </w:r>
+      <w:r>
+        <w:t xml:space="preserve"> </w:t>
+      </w:r>
+      <w:r>
+        <w:rPr>
+          <w:rStyle w:val="VerbatimChar"/>
+        </w:rPr>
+        <w:t xml:space="preserve">narration</w:t>
+      </w:r>
+      <w:r>
+        <w:t xml:space="preserve">,</w:t>
+      </w:r>
+      <w:r>
+        <w:t xml:space="preserve"> </w:t>
+      </w:r>
+      <w:r>
+        <w:rPr>
+          <w:rStyle w:val="VerbatimChar"/>
+        </w:rPr>
+        <w:t xml:space="preserve">createdAt</w:t>
+      </w:r>
+      <w:r>
+        <w:t xml:space="preserve">,</w:t>
+      </w:r>
+      <w:r>
+        <w:t xml:space="preserve"> </w:t>
+      </w:r>
+      <w:r>
+        <w:rPr>
+          <w:rStyle w:val="VerbatimChar"/>
+        </w:rPr>
+        <w:t xml:space="preserve">createdBy</w:t>
       </w:r>
     </w:p>
     <w:bookmarkEnd w:id="19"/>
@@ -529,7 +1208,7 @@
         <w:jc w:val="left"/>
       </w:pPr>
       <w:r>
-        <w:t xml:space="preserve">None; will need</w:t>
+        <w:t xml:space="preserve">None dedicated; deposit and list use existing</w:t>
       </w:r>
       <w:r>
         <w:t xml:space="preserve"> </w:t>
@@ -538,13 +1217,19 @@
         <w:rPr>
           <w:rStyle w:val="VerbatimChar"/>
         </w:rPr>
-        <w:t xml:space="preserve">SecurityConfig</w:t>
+        <w:t xml:space="preserve">/accounts/**</w:t>
       </w:r>
       <w:r>
         <w:t xml:space="preserve"> </w:t>
       </w:r>
       <w:r>
-        <w:t xml:space="preserve">matchers</w:t>
+        <w:t xml:space="preserve">security</w:t>
+      </w:r>
+      <w:r>
+        <w:t xml:space="preserve"> </w:t>
+      </w:r>
+      <w:r>
+        <w:t xml:space="preserve">matchers.</w:t>
       </w:r>
     </w:p>
     <w:bookmarkEnd w:id="21"/>
@@ -564,13 +1249,51 @@
         <w:jc w:val="left"/>
       </w:pPr>
       <w:r>
-        <w:t xml:space="preserve">Planned: amount &gt; 0; sufficient balance for debit; status ACTIVE;</w:t>
+        <w:t xml:space="preserve">In</w:t>
       </w:r>
       <w:r>
         <w:t xml:space="preserve"> </w:t>
       </w:r>
       <w:r>
-        <w:t xml:space="preserve">currency match</w:t>
+        <w:rPr>
+          <w:rStyle w:val="VerbatimChar"/>
+        </w:rPr>
+        <w:t xml:space="preserve">record</w:t>
+      </w:r>
+      <w:r>
+        <w:t xml:space="preserve">: account required; type required; amount &gt; 0; balanceAfter</w:t>
+      </w:r>
+      <w:r>
+        <w:t xml:space="preserve"> </w:t>
+      </w:r>
+      <w:r>
+        <w:t xml:space="preserve">required. Deposit path still enforces ACTIVE + amount &gt; 0 before</w:t>
+      </w:r>
+      <w:r>
+        <w:t xml:space="preserve"> </w:t>
+      </w:r>
+      <w:r>
+        <w:t xml:space="preserve">calling</w:t>
+      </w:r>
+      <w:r>
+        <w:t xml:space="preserve"> </w:t>
+      </w:r>
+      <w:r>
+        <w:rPr>
+          <w:rStyle w:val="VerbatimChar"/>
+        </w:rPr>
+        <w:t xml:space="preserve">record</w:t>
+      </w:r>
+      <w:r>
+        <w:t xml:space="preserve">.</w:t>
+      </w:r>
+    </w:p>
+    <w:p>
+      <w:pPr>
+        <w:pStyle w:val="BodyText"/>
+      </w:pPr>
+      <w:r>
+        <w:t xml:space="preserve">Planned for debit: sufficient balance; currency match.</w:t>
       </w:r>
     </w:p>
     <w:bookmarkEnd w:id="22"/>
@@ -590,13 +1313,13 @@
         <w:jc w:val="left"/>
       </w:pPr>
       <w:r>
-        <w:t xml:space="preserve">Planned: align with accounts — write ADMIN/EMPLOYEE; read include</w:t>
+        <w:t xml:space="preserve">Write today only via Account deposit (ADMIN/EMPLOYEE). List read aligns</w:t>
       </w:r>
       <w:r>
         <w:t xml:space="preserve"> </w:t>
       </w:r>
       <w:r>
-        <w:t xml:space="preserve">MANAGER</w:t>
+        <w:t xml:space="preserve">with accounts (ADMIN, EMPLOYEE, MANAGER).</w:t>
       </w:r>
     </w:p>
     <w:bookmarkEnd w:id="23"/>
@@ -616,7 +1339,31 @@
         <w:jc w:val="left"/>
       </w:pPr>
       <w:r>
-        <w:t xml:space="preserve">Reuse</w:t>
+        <w:rPr>
+          <w:rStyle w:val="VerbatimChar"/>
+        </w:rPr>
+        <w:t xml:space="preserve">IllegalArgumentException</w:t>
+      </w:r>
+      <w:r>
+        <w:t xml:space="preserve"> </w:t>
+      </w:r>
+      <w:r>
+        <w:t xml:space="preserve">from</w:t>
+      </w:r>
+      <w:r>
+        <w:t xml:space="preserve"> </w:t>
+      </w:r>
+      <w:r>
+        <w:rPr>
+          <w:rStyle w:val="VerbatimChar"/>
+        </w:rPr>
+        <w:t xml:space="preserve">record</w:t>
+      </w:r>
+      <w:r>
+        <w:t xml:space="preserve"> </w:t>
+      </w:r>
+      <w:r>
+        <w:t xml:space="preserve">/ deposit; reuse</w:t>
       </w:r>
       <w:r>
         <w:t xml:space="preserve"> </w:t>
@@ -645,7 +1392,7 @@
         <w:jc w:val="left"/>
       </w:pPr>
       <w:r>
-        <w:t xml:space="preserve">Planned structured log per posting</w:t>
+        <w:t xml:space="preserve">None dedicated yet; planned structured log per posting</w:t>
       </w:r>
     </w:p>
     <w:bookmarkEnd w:id="25"/>
@@ -681,7 +1428,40 @@
         <w:t xml:space="preserve"> </w:t>
       </w:r>
       <w:r>
-        <w:t xml:space="preserve">the financial audit; optional link to</w:t>
+        <w:t xml:space="preserve">the financial audit (</w:t>
+      </w:r>
+      <w:r>
+        <w:rPr>
+          <w:rStyle w:val="VerbatimChar"/>
+        </w:rPr>
+        <w:t xml:space="preserve">created_by</w:t>
+      </w:r>
+      <w:r>
+        <w:t xml:space="preserve">,</w:t>
+      </w:r>
+      <w:r>
+        <w:t xml:space="preserve"> </w:t>
+      </w:r>
+      <w:r>
+        <w:rPr>
+          <w:rStyle w:val="VerbatimChar"/>
+        </w:rPr>
+        <w:t xml:space="preserve">created_at</w:t>
+      </w:r>
+      <w:r>
+        <w:t xml:space="preserve">,</w:t>
+      </w:r>
+      <w:r>
+        <w:t xml:space="preserve"> </w:t>
+      </w:r>
+      <w:r>
+        <w:rPr>
+          <w:rStyle w:val="VerbatimChar"/>
+        </w:rPr>
+        <w:t xml:space="preserve">balance_after</w:t>
+      </w:r>
+      <w:r>
+        <w:t xml:space="preserve">). Optional link to</w:t>
       </w:r>
       <w:r>
         <w:t xml:space="preserve"> </w:t>
@@ -696,13 +1476,13 @@
         <w:t xml:space="preserve"> </w:t>
       </w:r>
       <w:r>
-        <w:t xml:space="preserve">module</w:t>
+        <w:t xml:space="preserve">module for richer who/when</w:t>
       </w:r>
       <w:r>
         <w:t xml:space="preserve"> </w:t>
       </w:r>
       <w:r>
-        <w:t xml:space="preserve">for who/when metadata</w:t>
+        <w:t xml:space="preserve">metadata later.</w:t>
       </w:r>
     </w:p>
     <w:bookmarkEnd w:id="26"/>
@@ -717,18 +1497,53 @@
     </w:p>
     <w:p>
       <w:pPr>
-        <w:pStyle w:val="FirstParagraph"/>
+        <w:pStyle w:val="Compact"/>
+        <w:numPr>
+          <w:ilvl w:val="0"/>
+          <w:numId w:val="1006"/>
+        </w:numPr>
         <w:spacing w:after="160" w:line="276" w:lineRule="auto"/>
         <w:jc w:val="left"/>
       </w:pPr>
       <w:r>
-        <w:t xml:space="preserve">When built: deposit creates +1 CREDIT; withdraw insufficient funds;</w:t>
+        <w:t xml:space="preserve">Deposit creates +1 CREDIT with matching amount and</w:t>
       </w:r>
       <w:r>
         <w:t xml:space="preserve"> </w:t>
       </w:r>
       <w:r>
-        <w:t xml:space="preserve">concurrent balance safety</w:t>
+        <w:rPr>
+          <w:rStyle w:val="VerbatimChar"/>
+        </w:rPr>
+        <w:t xml:space="preserve">balance_after</w:t>
+      </w:r>
+    </w:p>
+    <w:p>
+      <w:pPr>
+        <w:pStyle w:val="Compact"/>
+        <w:numPr>
+          <w:ilvl w:val="0"/>
+          <w:numId w:val="1006"/>
+        </w:numPr>
+        <w:spacing w:after="160" w:line="276" w:lineRule="auto"/>
+        <w:jc w:val="left"/>
+      </w:pPr>
+      <w:r>
+        <w:t xml:space="preserve">Withdraw insufficient funds (when built)</w:t>
+      </w:r>
+    </w:p>
+    <w:p>
+      <w:pPr>
+        <w:pStyle w:val="Compact"/>
+        <w:numPr>
+          <w:ilvl w:val="0"/>
+          <w:numId w:val="1006"/>
+        </w:numPr>
+        <w:spacing w:after="160" w:line="276" w:lineRule="auto"/>
+        <w:jc w:val="left"/>
+      </w:pPr>
+      <w:r>
+        <w:t xml:space="preserve">Concurrent balance safety</w:t>
       </w:r>
     </w:p>
     <w:bookmarkEnd w:id="27"/>
@@ -748,22 +1563,7 @@
         <w:jc w:val="left"/>
       </w:pPr>
       <w:r>
-        <w:t xml:space="preserve">First slice: CREDIT on</w:t>
-      </w:r>
-      <w:r>
-        <w:t xml:space="preserve"> </w:t>
-      </w:r>
-      <w:r>
-        <w:rPr>
-          <w:rStyle w:val="VerbatimChar"/>
-        </w:rPr>
-        <w:t xml:space="preserve">deposit</w:t>
-      </w:r>
-      <w:r>
-        <w:t xml:space="preserve"> </w:t>
-      </w:r>
-      <w:r>
-        <w:t xml:space="preserve">+ opening credit on</w:t>
+        <w:t xml:space="preserve">Next: CREDIT on</w:t>
       </w:r>
       <w:r>
         <w:t xml:space="preserve"> </w:t>
@@ -775,13 +1575,28 @@
         <w:t xml:space="preserve">openAccount</w:t>
       </w:r>
       <w:r>
-        <w:t xml:space="preserve">. Then</w:t>
-      </w:r>
-      <w:r>
         <w:t xml:space="preserve"> </w:t>
       </w:r>
       <w:r>
-        <w:t xml:space="preserve">withdraw. Then transfer + beneficiary.</w:t>
+        <w:t xml:space="preserve">opening deposit; then withdraw (DEBIT);</w:t>
+      </w:r>
+      <w:r>
+        <w:t xml:space="preserve"> </w:t>
+      </w:r>
+      <w:r>
+        <w:t xml:space="preserve">then transfer + beneficiary; then ledger UI; wire dashboard</w:t>
+      </w:r>
+      <w:r>
+        <w:t xml:space="preserve"> </w:t>
+      </w:r>
+      <w:r>
+        <w:rPr>
+          <w:rStyle w:val="VerbatimChar"/>
+        </w:rPr>
+        <w:t xml:space="preserve">todayTransactionCount</w:t>
+      </w:r>
+      <w:r>
+        <w:t xml:space="preserve">.</w:t>
       </w:r>
     </w:p>
     <w:p>
@@ -797,7 +1612,7 @@
     </w:p>
     <w:bookmarkEnd w:id="28"/>
     <w:bookmarkEnd w:id="29"/>
-    <w:bookmarkStart w:id="32" w:name="future-modification-guide"/>
+    <w:bookmarkStart w:id="34" w:name="future-modification-guide"/>
     <w:p>
       <w:pPr>
         <w:pStyle w:val="Heading1"/>
@@ -806,13 +1621,23 @@
         <w:t xml:space="preserve">Future Modification Guide</w:t>
       </w:r>
     </w:p>
-    <w:bookmarkStart w:id="30" w:name="Xcba6f70d14b75055a3f3cc3d01d6c234d9ac881"/>
+    <w:bookmarkStart w:id="30" w:name="Xa09d807f9bee5f4848f63fdbc52b46342970c89"/>
     <w:p>
       <w:pPr>
         <w:pStyle w:val="Heading3"/>
       </w:pPr>
       <w:r>
-        <w:t xml:space="preserve">Requirement: Introduce first ledger on deposit</w:t>
+        <w:t xml:space="preserve">Requirement: Expose transaction list API —</w:t>
+      </w:r>
+      <w:r>
+        <w:t xml:space="preserve"> </w:t>
+      </w:r>
+      <w:r>
+        <w:rPr>
+          <w:b/>
+          <w:bCs/>
+        </w:rPr>
+        <w:t xml:space="preserve">done (API)</w:t>
       </w:r>
     </w:p>
     <w:tbl>
@@ -935,10 +1760,18 @@
             </w:pPr>
             <w:r>
               <w:rPr>
+                <w:rStyle w:val="VerbatimChar"/>
                 <w:rFonts w:ascii="Calibri" w:hAnsi="Calibri"/>
                 <w:sz w:val="18"/>
               </w:rPr>
-              <w:t xml:space="preserve">New under</w:t>
+              <w:t xml:space="preserve">AccountController.java</w:t>
+            </w:r>
+            <w:r>
+              <w:rPr>
+                <w:rFonts w:ascii="Calibri" w:hAnsi="Calibri"/>
+                <w:sz w:val="18"/>
+              </w:rPr>
+              <w:t xml:space="preserve">,</w:t>
             </w:r>
             <w:r>
               <w:rPr>
@@ -953,14 +1786,240 @@
                 <w:rFonts w:ascii="Calibri" w:hAnsi="Calibri"/>
                 <w:sz w:val="18"/>
               </w:rPr>
-              <w:t xml:space="preserve">com/bankone/transaction/**</w:t>
+              <w:t xml:space="preserve">TransactionService</w:t>
             </w:r>
             <w:r>
               <w:rPr>
                 <w:rFonts w:ascii="Calibri" w:hAnsi="Calibri"/>
                 <w:sz w:val="18"/>
               </w:rPr>
-              <w:t xml:space="preserve">;</w:t>
+              <w:t xml:space="preserve">/</w:t>
+            </w:r>
+            <w:r>
+              <w:rPr>
+                <w:rStyle w:val="VerbatimChar"/>
+                <w:rFonts w:ascii="Calibri" w:hAnsi="Calibri"/>
+                <w:sz w:val="18"/>
+              </w:rPr>
+              <w:t xml:space="preserve">Impl</w:t>
+            </w:r>
+            <w:r>
+              <w:rPr>
+                <w:rFonts w:ascii="Calibri" w:hAnsi="Calibri"/>
+                <w:sz w:val="18"/>
+              </w:rPr>
+              <w:t xml:space="preserve">,</w:t>
+            </w:r>
+            <w:r>
+              <w:rPr>
+                <w:rFonts w:ascii="Calibri" w:hAnsi="Calibri"/>
+                <w:sz w:val="18"/>
+              </w:rPr>
+              <w:t xml:space="preserve"> </w:t>
+            </w:r>
+            <w:r>
+              <w:rPr>
+                <w:rStyle w:val="VerbatimChar"/>
+                <w:rFonts w:ascii="Calibri" w:hAnsi="Calibri"/>
+                <w:sz w:val="18"/>
+              </w:rPr>
+              <w:t xml:space="preserve">TransactionResponse.java</w:t>
+            </w:r>
+          </w:p>
+        </w:tc>
+      </w:tr>
+      <w:tr>
+        <w:tc>
+          <w:tcPr>
+            <w:tcMar>
+              <w:top w:w="40" w:type="dxa"/>
+              <w:bottom w:w="40" w:type="dxa"/>
+              <w:left w:w="60" w:type="dxa"/>
+              <w:right w:w="60" w:type="dxa"/>
+            </w:tcMar>
+          </w:tcPr>
+          <w:p>
+            <w:pPr>
+              <w:pStyle w:val="Compact"/>
+              <w:spacing w:before="0" w:after="40" w:line="264" w:lineRule="auto"/>
+              <w:jc w:val="left"/>
+            </w:pPr>
+            <w:r>
+              <w:rPr>
+                <w:rFonts w:ascii="Calibri" w:hAnsi="Calibri"/>
+                <w:sz w:val="18"/>
+              </w:rPr>
+              <w:t xml:space="preserve">Classes</w:t>
+            </w:r>
+          </w:p>
+        </w:tc>
+        <w:tc>
+          <w:tcPr>
+            <w:tcMar>
+              <w:top w:w="40" w:type="dxa"/>
+              <w:bottom w:w="40" w:type="dxa"/>
+              <w:left w:w="60" w:type="dxa"/>
+              <w:right w:w="60" w:type="dxa"/>
+            </w:tcMar>
+          </w:tcPr>
+          <w:p>
+            <w:pPr>
+              <w:pStyle w:val="Compact"/>
+              <w:spacing w:before="0" w:after="40" w:line="264" w:lineRule="auto"/>
+              <w:jc w:val="left"/>
+            </w:pPr>
+            <w:r>
+              <w:rPr>
+                <w:rStyle w:val="VerbatimChar"/>
+                <w:rFonts w:ascii="Calibri" w:hAnsi="Calibri"/>
+                <w:sz w:val="18"/>
+              </w:rPr>
+              <w:t xml:space="preserve">AccountController</w:t>
+            </w:r>
+            <w:r>
+              <w:rPr>
+                <w:rFonts w:ascii="Calibri" w:hAnsi="Calibri"/>
+                <w:sz w:val="18"/>
+              </w:rPr>
+              <w:t xml:space="preserve">,</w:t>
+            </w:r>
+            <w:r>
+              <w:rPr>
+                <w:rFonts w:ascii="Calibri" w:hAnsi="Calibri"/>
+                <w:sz w:val="18"/>
+              </w:rPr>
+              <w:t xml:space="preserve"> </w:t>
+            </w:r>
+            <w:r>
+              <w:rPr>
+                <w:rStyle w:val="VerbatimChar"/>
+                <w:rFonts w:ascii="Calibri" w:hAnsi="Calibri"/>
+                <w:sz w:val="18"/>
+              </w:rPr>
+              <w:t xml:space="preserve">TransactionServiceImpl</w:t>
+            </w:r>
+          </w:p>
+        </w:tc>
+      </w:tr>
+      <w:tr>
+        <w:tc>
+          <w:tcPr>
+            <w:tcMar>
+              <w:top w:w="40" w:type="dxa"/>
+              <w:bottom w:w="40" w:type="dxa"/>
+              <w:left w:w="60" w:type="dxa"/>
+              <w:right w:w="60" w:type="dxa"/>
+            </w:tcMar>
+          </w:tcPr>
+          <w:p>
+            <w:pPr>
+              <w:pStyle w:val="Compact"/>
+              <w:spacing w:before="0" w:after="40" w:line="264" w:lineRule="auto"/>
+              <w:jc w:val="left"/>
+            </w:pPr>
+            <w:r>
+              <w:rPr>
+                <w:rFonts w:ascii="Calibri" w:hAnsi="Calibri"/>
+                <w:sz w:val="18"/>
+              </w:rPr>
+              <w:t xml:space="preserve">Methods</w:t>
+            </w:r>
+          </w:p>
+        </w:tc>
+        <w:tc>
+          <w:tcPr>
+            <w:tcMar>
+              <w:top w:w="40" w:type="dxa"/>
+              <w:bottom w:w="40" w:type="dxa"/>
+              <w:left w:w="60" w:type="dxa"/>
+              <w:right w:w="60" w:type="dxa"/>
+            </w:tcMar>
+          </w:tcPr>
+          <w:p>
+            <w:pPr>
+              <w:pStyle w:val="Compact"/>
+              <w:spacing w:before="0" w:after="40" w:line="264" w:lineRule="auto"/>
+              <w:jc w:val="left"/>
+            </w:pPr>
+            <w:r>
+              <w:rPr>
+                <w:rStyle w:val="VerbatimChar"/>
+                <w:rFonts w:ascii="Calibri" w:hAnsi="Calibri"/>
+                <w:sz w:val="18"/>
+              </w:rPr>
+              <w:t xml:space="preserve">getTransactions</w:t>
+            </w:r>
+            <w:r>
+              <w:rPr>
+                <w:rFonts w:ascii="Calibri" w:hAnsi="Calibri"/>
+                <w:sz w:val="18"/>
+              </w:rPr>
+              <w:t xml:space="preserve">,</w:t>
+            </w:r>
+            <w:r>
+              <w:rPr>
+                <w:rFonts w:ascii="Calibri" w:hAnsi="Calibri"/>
+                <w:sz w:val="18"/>
+              </w:rPr>
+              <w:t xml:space="preserve"> </w:t>
+            </w:r>
+            <w:r>
+              <w:rPr>
+                <w:rStyle w:val="VerbatimChar"/>
+                <w:rFonts w:ascii="Calibri" w:hAnsi="Calibri"/>
+                <w:sz w:val="18"/>
+              </w:rPr>
+              <w:t xml:space="preserve">getByAccountId</w:t>
+            </w:r>
+          </w:p>
+        </w:tc>
+      </w:tr>
+      <w:tr>
+        <w:tc>
+          <w:tcPr>
+            <w:tcMar>
+              <w:top w:w="40" w:type="dxa"/>
+              <w:bottom w:w="40" w:type="dxa"/>
+              <w:left w:w="60" w:type="dxa"/>
+              <w:right w:w="60" w:type="dxa"/>
+            </w:tcMar>
+          </w:tcPr>
+          <w:p>
+            <w:pPr>
+              <w:pStyle w:val="Compact"/>
+              <w:spacing w:before="0" w:after="40" w:line="264" w:lineRule="auto"/>
+              <w:jc w:val="left"/>
+            </w:pPr>
+            <w:r>
+              <w:rPr>
+                <w:rFonts w:ascii="Calibri" w:hAnsi="Calibri"/>
+                <w:sz w:val="18"/>
+              </w:rPr>
+              <w:t xml:space="preserve">Impact</w:t>
+            </w:r>
+          </w:p>
+        </w:tc>
+        <w:tc>
+          <w:tcPr>
+            <w:tcMar>
+              <w:top w:w="40" w:type="dxa"/>
+              <w:bottom w:w="40" w:type="dxa"/>
+              <w:left w:w="60" w:type="dxa"/>
+              <w:right w:w="60" w:type="dxa"/>
+            </w:tcMar>
+          </w:tcPr>
+          <w:p>
+            <w:pPr>
+              <w:pStyle w:val="Compact"/>
+              <w:spacing w:before="0" w:after="40" w:line="264" w:lineRule="auto"/>
+              <w:jc w:val="left"/>
+            </w:pPr>
+            <w:r>
+              <w:rPr>
+                <w:rFonts w:ascii="Calibri" w:hAnsi="Calibri"/>
+                <w:sz w:val="18"/>
+              </w:rPr>
+              <w:t xml:space="preserve">Account detail UI still pending; API docs</w:t>
             </w:r>
             <w:r>
               <w:rPr>
@@ -974,15 +2033,140 @@
                 <w:rFonts w:ascii="Calibri" w:hAnsi="Calibri"/>
                 <w:sz w:val="18"/>
               </w:rPr>
-              <w:t xml:space="preserve">modify</w:t>
+              <w:t xml:space="preserve">updated</w:t>
             </w:r>
+          </w:p>
+        </w:tc>
+      </w:tr>
+    </w:tbl>
+    <w:bookmarkEnd w:id="30"/>
+    <w:bookmarkStart w:id="31" w:name="requirement-write-credit-on-openaccount"/>
+    <w:p>
+      <w:pPr>
+        <w:pStyle w:val="Heading3"/>
+      </w:pPr>
+      <w:r>
+        <w:t xml:space="preserve">Requirement: Write CREDIT on openAccount</w:t>
+      </w:r>
+    </w:p>
+    <w:tbl>
+      <w:tblPr>
+        <w:tblStyle w:val="Table"/>
+        <w:tblW w:type="pct" w:w="5000"/>
+        <w:tblLayout w:type="autofit"/>
+        <w:tblLook w:firstRow="1" w:lastRow="0" w:firstColumn="0" w:lastColumn="0" w:noHBand="0" w:noVBand="0" w:val="0020"/>
+        <w:tblBorders>
+          <w:top w:val="single" w:sz="4" w:space="0" w:color="CBD5E0"/>
+          <w:left w:val="single" w:sz="4" w:space="0" w:color="CBD5E0"/>
+          <w:bottom w:val="single" w:sz="4" w:space="0" w:color="CBD5E0"/>
+          <w:right w:val="single" w:sz="4" w:space="0" w:color="CBD5E0"/>
+          <w:insideH w:val="single" w:sz="4" w:space="0" w:color="CBD5E0"/>
+          <w:insideV w:val="single" w:sz="4" w:space="0" w:color="CBD5E0"/>
+        </w:tblBorders>
+      </w:tblPr>
+      <w:tblGrid>
+        <w:gridCol w:w="2860"/>
+        <w:gridCol w:w="4510"/>
+      </w:tblGrid>
+      <w:tr>
+        <w:trPr>
+          <w:tblHeader w:val="on"/>
+        </w:trPr>
+        <w:tc>
+          <w:tcPr>
+            <w:tcMar>
+              <w:top w:w="40" w:type="dxa"/>
+              <w:bottom w:w="40" w:type="dxa"/>
+              <w:left w:w="60" w:type="dxa"/>
+              <w:right w:w="60" w:type="dxa"/>
+            </w:tcMar>
+            <w:shd w:fill="1A365D" w:val="clear"/>
+          </w:tcPr>
+          <w:p>
+            <w:pPr>
+              <w:pStyle w:val="Compact"/>
+              <w:spacing w:before="0" w:after="40" w:line="264" w:lineRule="auto"/>
+              <w:jc w:val="left"/>
+            </w:pPr>
+            <w:r>
+              <w:rPr>
+                <w:rFonts w:ascii="Calibri" w:hAnsi="Calibri"/>
+                <w:b/>
+                <w:color w:val="FFFFFF"/>
+                <w:sz w:val="18"/>
+              </w:rPr>
+              <w:t xml:space="preserve">Item</w:t>
+            </w:r>
+          </w:p>
+        </w:tc>
+        <w:tc>
+          <w:tcPr>
+            <w:tcMar>
+              <w:top w:w="40" w:type="dxa"/>
+              <w:bottom w:w="40" w:type="dxa"/>
+              <w:left w:w="60" w:type="dxa"/>
+              <w:right w:w="60" w:type="dxa"/>
+            </w:tcMar>
+            <w:shd w:fill="1A365D" w:val="clear"/>
+          </w:tcPr>
+          <w:p>
+            <w:pPr>
+              <w:pStyle w:val="Compact"/>
+              <w:spacing w:before="0" w:after="40" w:line="264" w:lineRule="auto"/>
+              <w:jc w:val="left"/>
+            </w:pPr>
+            <w:r>
+              <w:rPr>
+                <w:rFonts w:ascii="Calibri" w:hAnsi="Calibri"/>
+                <w:b/>
+                <w:color w:val="FFFFFF"/>
+                <w:sz w:val="18"/>
+              </w:rPr>
+              <w:t xml:space="preserve">Detail</w:t>
+            </w:r>
+          </w:p>
+        </w:tc>
+      </w:tr>
+      <w:tr>
+        <w:tc>
+          <w:tcPr>
+            <w:tcMar>
+              <w:top w:w="40" w:type="dxa"/>
+              <w:bottom w:w="40" w:type="dxa"/>
+              <w:left w:w="60" w:type="dxa"/>
+              <w:right w:w="60" w:type="dxa"/>
+            </w:tcMar>
+          </w:tcPr>
+          <w:p>
+            <w:pPr>
+              <w:pStyle w:val="Compact"/>
+              <w:spacing w:before="0" w:after="40" w:line="264" w:lineRule="auto"/>
+              <w:jc w:val="left"/>
+            </w:pPr>
             <w:r>
               <w:rPr>
                 <w:rFonts w:ascii="Calibri" w:hAnsi="Calibri"/>
                 <w:sz w:val="18"/>
               </w:rPr>
-              <w:t xml:space="preserve"> </w:t>
+              <w:t xml:space="preserve">Files</w:t>
             </w:r>
+          </w:p>
+        </w:tc>
+        <w:tc>
+          <w:tcPr>
+            <w:tcMar>
+              <w:top w:w="40" w:type="dxa"/>
+              <w:bottom w:w="40" w:type="dxa"/>
+              <w:left w:w="60" w:type="dxa"/>
+              <w:right w:w="60" w:type="dxa"/>
+            </w:tcMar>
+          </w:tcPr>
+          <w:p>
+            <w:pPr>
+              <w:pStyle w:val="Compact"/>
+              <w:spacing w:before="0" w:after="40" w:line="264" w:lineRule="auto"/>
+              <w:jc w:val="left"/>
+            </w:pPr>
             <w:r>
               <w:rPr>
                 <w:rStyle w:val="VerbatimChar"/>
@@ -1040,72 +2224,6 @@
                 <w:rFonts w:ascii="Calibri" w:hAnsi="Calibri"/>
                 <w:sz w:val="18"/>
               </w:rPr>
-              <w:t xml:space="preserve">Transaction</w:t>
-            </w:r>
-            <w:r>
-              <w:rPr>
-                <w:rFonts w:ascii="Calibri" w:hAnsi="Calibri"/>
-                <w:sz w:val="18"/>
-              </w:rPr>
-              <w:t xml:space="preserve">,</w:t>
-            </w:r>
-            <w:r>
-              <w:rPr>
-                <w:rFonts w:ascii="Calibri" w:hAnsi="Calibri"/>
-                <w:sz w:val="18"/>
-              </w:rPr>
-              <w:t xml:space="preserve"> </w:t>
-            </w:r>
-            <w:r>
-              <w:rPr>
-                <w:rStyle w:val="VerbatimChar"/>
-                <w:rFonts w:ascii="Calibri" w:hAnsi="Calibri"/>
-                <w:sz w:val="18"/>
-              </w:rPr>
-              <w:t xml:space="preserve">TransactionService</w:t>
-            </w:r>
-            <w:r>
-              <w:rPr>
-                <w:rFonts w:ascii="Calibri" w:hAnsi="Calibri"/>
-                <w:sz w:val="18"/>
-              </w:rPr>
-              <w:t xml:space="preserve">,</w:t>
-            </w:r>
-            <w:r>
-              <w:rPr>
-                <w:rFonts w:ascii="Calibri" w:hAnsi="Calibri"/>
-                <w:sz w:val="18"/>
-              </w:rPr>
-              <w:t xml:space="preserve"> </w:t>
-            </w:r>
-            <w:r>
-              <w:rPr>
-                <w:rStyle w:val="VerbatimChar"/>
-                <w:rFonts w:ascii="Calibri" w:hAnsi="Calibri"/>
-                <w:sz w:val="18"/>
-              </w:rPr>
-              <w:t xml:space="preserve">TransactionRepository</w:t>
-            </w:r>
-            <w:r>
-              <w:rPr>
-                <w:rFonts w:ascii="Calibri" w:hAnsi="Calibri"/>
-                <w:sz w:val="18"/>
-              </w:rPr>
-              <w:t xml:space="preserve">,</w:t>
-            </w:r>
-            <w:r>
-              <w:rPr>
-                <w:rFonts w:ascii="Calibri" w:hAnsi="Calibri"/>
-                <w:sz w:val="18"/>
-              </w:rPr>
-              <w:t xml:space="preserve"> </w:t>
-            </w:r>
-            <w:r>
-              <w:rPr>
-                <w:rStyle w:val="VerbatimChar"/>
-                <w:rFonts w:ascii="Calibri" w:hAnsi="Calibri"/>
-                <w:sz w:val="18"/>
-              </w:rPr>
               <w:t xml:space="preserve">AccountServiceImpl</w:t>
             </w:r>
           </w:p>
@@ -1157,7 +2275,7 @@
                 <w:rFonts w:ascii="Calibri" w:hAnsi="Calibri"/>
                 <w:sz w:val="18"/>
               </w:rPr>
-              <w:t xml:space="preserve">deposit()</w:t>
+              <w:t xml:space="preserve">openAccount()</w:t>
             </w:r>
             <w:r>
               <w:rPr>
@@ -1171,21 +2289,7 @@
                 <w:rFonts w:ascii="Calibri" w:hAnsi="Calibri"/>
                 <w:sz w:val="18"/>
               </w:rPr>
-              <w:t xml:space="preserve">— after balance update</w:t>
-            </w:r>
-            <w:r>
-              <w:rPr>
-                <w:rFonts w:ascii="Calibri" w:hAnsi="Calibri"/>
-                <w:sz w:val="18"/>
-              </w:rPr>
-              <w:t xml:space="preserve"> </w:t>
-            </w:r>
-            <w:r>
-              <w:rPr>
-                <w:rFonts w:ascii="Calibri" w:hAnsi="Calibri"/>
-                <w:sz w:val="18"/>
-              </w:rPr>
-              <w:t xml:space="preserve">call</w:t>
+              <w:t xml:space="preserve">— after save call</w:t>
             </w:r>
             <w:r>
               <w:rPr>
@@ -1200,7 +2304,7 @@
                 <w:rFonts w:ascii="Calibri" w:hAnsi="Calibri"/>
                 <w:sz w:val="18"/>
               </w:rPr>
-              <w:t xml:space="preserve">transactionService.recordCredit(...)</w:t>
+              <w:t xml:space="preserve">transactionService.record(..., CREDIT, ...)</w:t>
             </w:r>
           </w:p>
         </w:tc>
@@ -1247,11 +2351,10 @@
             </w:pPr>
             <w:r>
               <w:rPr>
-                <w:rStyle w:val="VerbatimChar"/>
                 <w:rFonts w:ascii="Calibri" w:hAnsi="Calibri"/>
                 <w:sz w:val="18"/>
               </w:rPr>
-              <w:t xml:space="preserve">DashboardServiceImpl</w:t>
+              <w:t xml:space="preserve">Opening balances appear in ledger;</w:t>
             </w:r>
             <w:r>
               <w:rPr>
@@ -1265,7 +2368,256 @@
                 <w:rFonts w:ascii="Calibri" w:hAnsi="Calibri"/>
                 <w:sz w:val="18"/>
               </w:rPr>
-              <w:t xml:space="preserve">todayTransactionCount; Accounts UI; docs</w:t>
+              <w:t xml:space="preserve">dashboard counts</w:t>
+            </w:r>
+          </w:p>
+        </w:tc>
+      </w:tr>
+    </w:tbl>
+    <w:bookmarkEnd w:id="31"/>
+    <w:bookmarkStart w:id="32" w:name="requirement-add-withdraw-debit"/>
+    <w:p>
+      <w:pPr>
+        <w:pStyle w:val="Heading3"/>
+      </w:pPr>
+      <w:r>
+        <w:t xml:space="preserve">Requirement: Add withdraw (DEBIT)</w:t>
+      </w:r>
+    </w:p>
+    <w:tbl>
+      <w:tblPr>
+        <w:tblStyle w:val="Table"/>
+        <w:tblW w:type="pct" w:w="5000"/>
+        <w:tblLayout w:type="autofit"/>
+        <w:tblLook w:firstRow="1" w:lastRow="0" w:firstColumn="0" w:lastColumn="0" w:noHBand="0" w:noVBand="0" w:val="0020"/>
+        <w:tblBorders>
+          <w:top w:val="single" w:sz="4" w:space="0" w:color="CBD5E0"/>
+          <w:left w:val="single" w:sz="4" w:space="0" w:color="CBD5E0"/>
+          <w:bottom w:val="single" w:sz="4" w:space="0" w:color="CBD5E0"/>
+          <w:right w:val="single" w:sz="4" w:space="0" w:color="CBD5E0"/>
+          <w:insideH w:val="single" w:sz="4" w:space="0" w:color="CBD5E0"/>
+          <w:insideV w:val="single" w:sz="4" w:space="0" w:color="CBD5E0"/>
+        </w:tblBorders>
+      </w:tblPr>
+      <w:tblGrid>
+        <w:gridCol w:w="2860"/>
+        <w:gridCol w:w="4510"/>
+      </w:tblGrid>
+      <w:tr>
+        <w:trPr>
+          <w:tblHeader w:val="on"/>
+        </w:trPr>
+        <w:tc>
+          <w:tcPr>
+            <w:tcMar>
+              <w:top w:w="40" w:type="dxa"/>
+              <w:bottom w:w="40" w:type="dxa"/>
+              <w:left w:w="60" w:type="dxa"/>
+              <w:right w:w="60" w:type="dxa"/>
+            </w:tcMar>
+            <w:shd w:fill="1A365D" w:val="clear"/>
+          </w:tcPr>
+          <w:p>
+            <w:pPr>
+              <w:pStyle w:val="Compact"/>
+              <w:spacing w:before="0" w:after="40" w:line="264" w:lineRule="auto"/>
+              <w:jc w:val="left"/>
+            </w:pPr>
+            <w:r>
+              <w:rPr>
+                <w:rFonts w:ascii="Calibri" w:hAnsi="Calibri"/>
+                <w:b/>
+                <w:color w:val="FFFFFF"/>
+                <w:sz w:val="18"/>
+              </w:rPr>
+              <w:t xml:space="preserve">Item</w:t>
+            </w:r>
+          </w:p>
+        </w:tc>
+        <w:tc>
+          <w:tcPr>
+            <w:tcMar>
+              <w:top w:w="40" w:type="dxa"/>
+              <w:bottom w:w="40" w:type="dxa"/>
+              <w:left w:w="60" w:type="dxa"/>
+              <w:right w:w="60" w:type="dxa"/>
+            </w:tcMar>
+            <w:shd w:fill="1A365D" w:val="clear"/>
+          </w:tcPr>
+          <w:p>
+            <w:pPr>
+              <w:pStyle w:val="Compact"/>
+              <w:spacing w:before="0" w:after="40" w:line="264" w:lineRule="auto"/>
+              <w:jc w:val="left"/>
+            </w:pPr>
+            <w:r>
+              <w:rPr>
+                <w:rFonts w:ascii="Calibri" w:hAnsi="Calibri"/>
+                <w:b/>
+                <w:color w:val="FFFFFF"/>
+                <w:sz w:val="18"/>
+              </w:rPr>
+              <w:t xml:space="preserve">Detail</w:t>
+            </w:r>
+          </w:p>
+        </w:tc>
+      </w:tr>
+      <w:tr>
+        <w:tc>
+          <w:tcPr>
+            <w:tcMar>
+              <w:top w:w="40" w:type="dxa"/>
+              <w:bottom w:w="40" w:type="dxa"/>
+              <w:left w:w="60" w:type="dxa"/>
+              <w:right w:w="60" w:type="dxa"/>
+            </w:tcMar>
+          </w:tcPr>
+          <w:p>
+            <w:pPr>
+              <w:pStyle w:val="Compact"/>
+              <w:spacing w:before="0" w:after="40" w:line="264" w:lineRule="auto"/>
+              <w:jc w:val="left"/>
+            </w:pPr>
+            <w:r>
+              <w:rPr>
+                <w:rFonts w:ascii="Calibri" w:hAnsi="Calibri"/>
+                <w:sz w:val="18"/>
+              </w:rPr>
+              <w:t xml:space="preserve">Files</w:t>
+            </w:r>
+          </w:p>
+        </w:tc>
+        <w:tc>
+          <w:tcPr>
+            <w:tcMar>
+              <w:top w:w="40" w:type="dxa"/>
+              <w:bottom w:w="40" w:type="dxa"/>
+              <w:left w:w="60" w:type="dxa"/>
+              <w:right w:w="60" w:type="dxa"/>
+            </w:tcMar>
+          </w:tcPr>
+          <w:p>
+            <w:pPr>
+              <w:pStyle w:val="Compact"/>
+              <w:spacing w:before="0" w:after="40" w:line="264" w:lineRule="auto"/>
+              <w:jc w:val="left"/>
+            </w:pPr>
+            <w:r>
+              <w:rPr>
+                <w:rStyle w:val="VerbatimChar"/>
+                <w:rFonts w:ascii="Calibri" w:hAnsi="Calibri"/>
+                <w:sz w:val="18"/>
+              </w:rPr>
+              <w:t xml:space="preserve">AccountController</w:t>
+            </w:r>
+            <w:r>
+              <w:rPr>
+                <w:rFonts w:ascii="Calibri" w:hAnsi="Calibri"/>
+                <w:sz w:val="18"/>
+              </w:rPr>
+              <w:t xml:space="preserve">,</w:t>
+            </w:r>
+            <w:r>
+              <w:rPr>
+                <w:rFonts w:ascii="Calibri" w:hAnsi="Calibri"/>
+                <w:sz w:val="18"/>
+              </w:rPr>
+              <w:t xml:space="preserve"> </w:t>
+            </w:r>
+            <w:r>
+              <w:rPr>
+                <w:rStyle w:val="VerbatimChar"/>
+                <w:rFonts w:ascii="Calibri" w:hAnsi="Calibri"/>
+                <w:sz w:val="18"/>
+              </w:rPr>
+              <w:t xml:space="preserve">AccountServiceImpl</w:t>
+            </w:r>
+            <w:r>
+              <w:rPr>
+                <w:rFonts w:ascii="Calibri" w:hAnsi="Calibri"/>
+                <w:sz w:val="18"/>
+              </w:rPr>
+              <w:t xml:space="preserve">, possibly</w:t>
+            </w:r>
+            <w:r>
+              <w:rPr>
+                <w:rFonts w:ascii="Calibri" w:hAnsi="Calibri"/>
+                <w:sz w:val="18"/>
+              </w:rPr>
+              <w:t xml:space="preserve"> </w:t>
+            </w:r>
+            <w:r>
+              <w:rPr>
+                <w:rStyle w:val="VerbatimChar"/>
+                <w:rFonts w:ascii="Calibri" w:hAnsi="Calibri"/>
+                <w:sz w:val="18"/>
+              </w:rPr>
+              <w:t xml:space="preserve">TransactionService</w:t>
+            </w:r>
+          </w:p>
+        </w:tc>
+      </w:tr>
+      <w:tr>
+        <w:tc>
+          <w:tcPr>
+            <w:tcMar>
+              <w:top w:w="40" w:type="dxa"/>
+              <w:bottom w:w="40" w:type="dxa"/>
+              <w:left w:w="60" w:type="dxa"/>
+              <w:right w:w="60" w:type="dxa"/>
+            </w:tcMar>
+          </w:tcPr>
+          <w:p>
+            <w:pPr>
+              <w:pStyle w:val="Compact"/>
+              <w:spacing w:before="0" w:after="40" w:line="264" w:lineRule="auto"/>
+              <w:jc w:val="left"/>
+            </w:pPr>
+            <w:r>
+              <w:rPr>
+                <w:rFonts w:ascii="Calibri" w:hAnsi="Calibri"/>
+                <w:sz w:val="18"/>
+              </w:rPr>
+              <w:t xml:space="preserve">Methods</w:t>
+            </w:r>
+          </w:p>
+        </w:tc>
+        <w:tc>
+          <w:tcPr>
+            <w:tcMar>
+              <w:top w:w="40" w:type="dxa"/>
+              <w:bottom w:w="40" w:type="dxa"/>
+              <w:left w:w="60" w:type="dxa"/>
+              <w:right w:w="60" w:type="dxa"/>
+            </w:tcMar>
+          </w:tcPr>
+          <w:p>
+            <w:pPr>
+              <w:pStyle w:val="Compact"/>
+              <w:spacing w:before="0" w:after="40" w:line="264" w:lineRule="auto"/>
+              <w:jc w:val="left"/>
+            </w:pPr>
+            <w:r>
+              <w:rPr>
+                <w:rFonts w:ascii="Calibri" w:hAnsi="Calibri"/>
+                <w:sz w:val="18"/>
+              </w:rPr>
+              <w:t xml:space="preserve">New</w:t>
+            </w:r>
+            <w:r>
+              <w:rPr>
+                <w:rFonts w:ascii="Calibri" w:hAnsi="Calibri"/>
+                <w:sz w:val="18"/>
+              </w:rPr>
+              <w:t xml:space="preserve"> </w:t>
+            </w:r>
+            <w:r>
+              <w:rPr>
+                <w:rStyle w:val="VerbatimChar"/>
+                <w:rFonts w:ascii="Calibri" w:hAnsi="Calibri"/>
+                <w:sz w:val="18"/>
+              </w:rPr>
+              <w:t xml:space="preserve">withdraw()</w:t>
             </w:r>
             <w:r>
               <w:rPr>
@@ -1279,20 +2631,99 @@
                 <w:rFonts w:ascii="Calibri" w:hAnsi="Calibri"/>
                 <w:sz w:val="18"/>
               </w:rPr>
-              <w:t xml:space="preserve">API/schema</w:t>
+              <w:t xml:space="preserve">— balance check then</w:t>
+            </w:r>
+            <w:r>
+              <w:rPr>
+                <w:rFonts w:ascii="Calibri" w:hAnsi="Calibri"/>
+                <w:sz w:val="18"/>
+              </w:rPr>
+              <w:t xml:space="preserve"> </w:t>
+            </w:r>
+            <w:r>
+              <w:rPr>
+                <w:rStyle w:val="VerbatimChar"/>
+                <w:rFonts w:ascii="Calibri" w:hAnsi="Calibri"/>
+                <w:sz w:val="18"/>
+              </w:rPr>
+              <w:t xml:space="preserve">record(..., DEBIT, ...)</w:t>
+            </w:r>
+          </w:p>
+        </w:tc>
+      </w:tr>
+      <w:tr>
+        <w:tc>
+          <w:tcPr>
+            <w:tcMar>
+              <w:top w:w="40" w:type="dxa"/>
+              <w:bottom w:w="40" w:type="dxa"/>
+              <w:left w:w="60" w:type="dxa"/>
+              <w:right w:w="60" w:type="dxa"/>
+            </w:tcMar>
+          </w:tcPr>
+          <w:p>
+            <w:pPr>
+              <w:pStyle w:val="Compact"/>
+              <w:spacing w:before="0" w:after="40" w:line="264" w:lineRule="auto"/>
+              <w:jc w:val="left"/>
+            </w:pPr>
+            <w:r>
+              <w:rPr>
+                <w:rFonts w:ascii="Calibri" w:hAnsi="Calibri"/>
+                <w:sz w:val="18"/>
+              </w:rPr>
+              <w:t xml:space="preserve">Impact</w:t>
+            </w:r>
+          </w:p>
+        </w:tc>
+        <w:tc>
+          <w:tcPr>
+            <w:tcMar>
+              <w:top w:w="40" w:type="dxa"/>
+              <w:bottom w:w="40" w:type="dxa"/>
+              <w:left w:w="60" w:type="dxa"/>
+              <w:right w:w="60" w:type="dxa"/>
+            </w:tcMar>
+          </w:tcPr>
+          <w:p>
+            <w:pPr>
+              <w:pStyle w:val="Compact"/>
+              <w:spacing w:before="0" w:after="40" w:line="264" w:lineRule="auto"/>
+              <w:jc w:val="left"/>
+            </w:pPr>
+            <w:r>
+              <w:rPr>
+                <w:rFonts w:ascii="Calibri" w:hAnsi="Calibri"/>
+                <w:sz w:val="18"/>
+              </w:rPr>
+              <w:t xml:space="preserve">API docs; Accounts UI; status/min-balance</w:t>
+            </w:r>
+            <w:r>
+              <w:rPr>
+                <w:rFonts w:ascii="Calibri" w:hAnsi="Calibri"/>
+                <w:sz w:val="18"/>
+              </w:rPr>
+              <w:t xml:space="preserve"> </w:t>
+            </w:r>
+            <w:r>
+              <w:rPr>
+                <w:rFonts w:ascii="Calibri" w:hAnsi="Calibri"/>
+                <w:sz w:val="18"/>
+              </w:rPr>
+              <w:t xml:space="preserve">rules</w:t>
             </w:r>
           </w:p>
         </w:tc>
       </w:tr>
     </w:tbl>
-    <w:bookmarkEnd w:id="30"/>
-    <w:bookmarkStart w:id="31" w:name="call-hierarchy-target"/>
+    <w:bookmarkEnd w:id="32"/>
+    <w:bookmarkStart w:id="33" w:name="X515003dc6787c5f7906615c84bac1395bcbd3f8"/>
     <w:p>
       <w:pPr>
         <w:pStyle w:val="Heading3"/>
       </w:pPr>
       <w:r>
-        <w:t xml:space="preserve">Call hierarchy (target)</w:t>
+        <w:t xml:space="preserve">Call hierarchy (deposit → record) — implemented</w:t>
       </w:r>
     </w:p>
     <w:p>
@@ -1339,7 +2770,7 @@
         <w:rPr>
           <w:rStyle w:val="VerbatimChar"/>
         </w:rPr>
-        <w:t xml:space="preserve">TransactionService.createTransaction()</w:t>
+        <w:t xml:space="preserve">AccountRepository.findById()</w:t>
       </w:r>
       <w:r>
         <w:br/>
@@ -1357,7 +2788,7 @@
         <w:rPr>
           <w:rStyle w:val="VerbatimChar"/>
         </w:rPr>
-        <w:t xml:space="preserve">TransactionRepository.save()</w:t>
+        <w:t xml:space="preserve">TransactionService.record(..., TransactionType.CREDIT, ...)</w:t>
       </w:r>
       <w:r>
         <w:br/>
@@ -1375,11 +2806,47 @@
         <w:rPr>
           <w:rStyle w:val="VerbatimChar"/>
         </w:rPr>
+        <w:t xml:space="preserve">TransactionServiceImpl.record()</w:t>
+      </w:r>
+      <w:r>
+        <w:br/>
+      </w:r>
+      <w:r>
+        <w:rPr>
+          <w:rStyle w:val="VerbatimChar"/>
+        </w:rPr>
+        <w:t xml:space="preserve">        ↓</w:t>
+      </w:r>
+      <w:r>
+        <w:br/>
+      </w:r>
+      <w:r>
+        <w:rPr>
+          <w:rStyle w:val="VerbatimChar"/>
+        </w:rPr>
+        <w:t xml:space="preserve">TransactionRepository.save()</w:t>
+      </w:r>
+      <w:r>
+        <w:br/>
+      </w:r>
+      <w:r>
+        <w:rPr>
+          <w:rStyle w:val="VerbatimChar"/>
+        </w:rPr>
+        <w:t xml:space="preserve">        ↓</w:t>
+      </w:r>
+      <w:r>
+        <w:br/>
+      </w:r>
+      <w:r>
+        <w:rPr>
+          <w:rStyle w:val="VerbatimChar"/>
+        </w:rPr>
         <w:t xml:space="preserve">AccountRepository.save()</w:t>
       </w:r>
     </w:p>
-    <w:bookmarkEnd w:id="31"/>
-    <w:bookmarkEnd w:id="32"/>
+    <w:bookmarkEnd w:id="33"/>
+    <w:bookmarkEnd w:id="34"/>
     <w:sectPr>
       <w:pgSz w:h="16838" w:w="11906"/>
       <w:pgMar w:bottom="1134" w:footer="720" w:gutter="0" w:header="720" w:left="1247" w:right="1247" w:top="1134"/>
@@ -1660,6 +3127,109 @@
       <w:pPr>
         <w:ind w:left="6480" w:hanging="360"/>
       </w:pPr>
+    </w:lvl>
+  </w:abstractNum>
+  <w:abstractNum w:abstractNumId="991">
+    <w:nsid w:val="0000A991"/>
+    <w:multiLevelType w:val="multilevel"/>
+    <w:lvl w:ilvl="0">
+      <w:numFmt w:val="bullet"/>
+      <w:lvlText w:val=""/>
+      <w:lvlJc w:val="left"/>
+      <w:pPr>
+        <w:ind w:left="720" w:hanging="360"/>
+      </w:pPr>
+      <w:rPr>
+        <w:rFonts w:ascii="Symbol" w:hAnsi="Symbol" w:cs="Symbol" w:hint="default"/>
+      </w:rPr>
+    </w:lvl>
+    <w:lvl w:ilvl="1">
+      <w:numFmt w:val="bullet"/>
+      <w:lvlText w:val="o"/>
+      <w:lvlJc w:val="left"/>
+      <w:pPr>
+        <w:ind w:left="1440" w:hanging="360"/>
+      </w:pPr>
+      <w:rPr>
+        <w:rFonts w:ascii="Courier New" w:hAnsi="Courier New" w:cs="Courier New" w:hint="default"/>
+      </w:rPr>
+    </w:lvl>
+    <w:lvl w:ilvl="2">
+      <w:numFmt w:val="bullet"/>
+      <w:lvlText w:val=""/>
+      <w:lvlJc w:val="left"/>
+      <w:pPr>
+        <w:ind w:left="2160" w:hanging="360"/>
+      </w:pPr>
+      <w:rPr>
+        <w:rFonts w:ascii="Wingdings" w:hAnsi="Wingdings" w:cs="Wingdings" w:hint="default"/>
+      </w:rPr>
+    </w:lvl>
+    <w:lvl w:ilvl="3">
+      <w:numFmt w:val="bullet"/>
+      <w:lvlText w:val=""/>
+      <w:lvlJc w:val="left"/>
+      <w:pPr>
+        <w:ind w:left="2880" w:hanging="360"/>
+      </w:pPr>
+      <w:rPr>
+        <w:rFonts w:ascii="Symbol" w:hAnsi="Symbol" w:cs="Symbol" w:hint="default"/>
+      </w:rPr>
+    </w:lvl>
+    <w:lvl w:ilvl="4">
+      <w:numFmt w:val="bullet"/>
+      <w:lvlText w:val="o"/>
+      <w:lvlJc w:val="left"/>
+      <w:pPr>
+        <w:ind w:left="3600" w:hanging="360"/>
+      </w:pPr>
+      <w:rPr>
+        <w:rFonts w:ascii="Courier New" w:hAnsi="Courier New" w:cs="Courier New" w:hint="default"/>
+      </w:rPr>
+    </w:lvl>
+    <w:lvl w:ilvl="5">
+      <w:numFmt w:val="bullet"/>
+      <w:lvlText w:val=""/>
+      <w:lvlJc w:val="left"/>
+      <w:pPr>
+        <w:ind w:left="4320" w:hanging="360"/>
+      </w:pPr>
+      <w:rPr>
+        <w:rFonts w:ascii="Wingdings" w:hAnsi="Wingdings" w:cs="Wingdings" w:hint="default"/>
+      </w:rPr>
+    </w:lvl>
+    <w:lvl w:ilvl="6">
+      <w:numFmt w:val="bullet"/>
+      <w:lvlText w:val=""/>
+      <w:lvlJc w:val="left"/>
+      <w:pPr>
+        <w:ind w:left="5040" w:hanging="360"/>
+      </w:pPr>
+      <w:rPr>
+        <w:rFonts w:ascii="Symbol" w:hAnsi="Symbol" w:cs="Symbol" w:hint="default"/>
+      </w:rPr>
+    </w:lvl>
+    <w:lvl w:ilvl="7">
+      <w:numFmt w:val="bullet"/>
+      <w:lvlText w:val="o"/>
+      <w:lvlJc w:val="left"/>
+      <w:pPr>
+        <w:ind w:left="5760" w:hanging="360"/>
+      </w:pPr>
+      <w:rPr>
+        <w:rFonts w:ascii="Courier New" w:hAnsi="Courier New" w:cs="Courier New" w:hint="default"/>
+      </w:rPr>
+    </w:lvl>
+    <w:lvl w:ilvl="8">
+      <w:numFmt w:val="bullet"/>
+      <w:lvlText w:val=""/>
+      <w:lvlJc w:val="left"/>
+      <w:pPr>
+        <w:ind w:left="6480" w:hanging="360"/>
+      </w:pPr>
+      <w:rPr>
+        <w:rFonts w:ascii="Wingdings" w:hAnsi="Wingdings" w:cs="Wingdings" w:hint="default"/>
+      </w:rPr>
     </w:lvl>
   </w:abstractNum>
   <w:num w:numId="1">
@@ -1691,6 +3261,24 @@
   </w:num>
   <w:num w:numId="1000">
     <w:abstractNumId w:val="990"/>
+  </w:num>
+  <w:num w:numId="1001">
+    <w:abstractNumId w:val="991"/>
+  </w:num>
+  <w:num w:numId="1002">
+    <w:abstractNumId w:val="991"/>
+  </w:num>
+  <w:num w:numId="1003">
+    <w:abstractNumId w:val="991"/>
+  </w:num>
+  <w:num w:numId="1004">
+    <w:abstractNumId w:val="991"/>
+  </w:num>
+  <w:num w:numId="1005">
+    <w:abstractNumId w:val="991"/>
+  </w:num>
+  <w:num w:numId="1006">
+    <w:abstractNumId w:val="991"/>
   </w:num>
 </w:numbering>
 </file>

--- a/docs/MODULES/Transaction.docx
+++ b/docs/MODULES/Transaction.docx
@@ -81,7 +81,34 @@
         <w:t xml:space="preserve"> </w:t>
       </w:r>
       <w:r>
-        <w:t xml:space="preserve">on deposit, and</w:t>
+        <w:t xml:space="preserve">on deposit and on opening deposit</w:t>
+      </w:r>
+      <w:r>
+        <w:t xml:space="preserve"> </w:t>
+      </w:r>
+      <w:r>
+        <w:t xml:space="preserve">(</w:t>
+      </w:r>
+      <w:r>
+        <w:rPr>
+          <w:rStyle w:val="VerbatimChar"/>
+        </w:rPr>
+        <w:t xml:space="preserve">openAccount</w:t>
+      </w:r>
+      <w:r>
+        <w:t xml:space="preserve"> </w:t>
+      </w:r>
+      <w:r>
+        <w:t xml:space="preserve">when amount &gt; 0, narration</w:t>
+      </w:r>
+      <w:r>
+        <w:t xml:space="preserve"> </w:t>
+      </w:r>
+      <w:r>
+        <w:t xml:space="preserve">“Opening deposit”</w:t>
+      </w:r>
+      <w:r>
+        <w:t xml:space="preserve">), and</w:t>
       </w:r>
       <w:r>
         <w:t xml:space="preserve"> </w:t>
@@ -114,7 +141,7 @@
         <w:t xml:space="preserve"> </w:t>
       </w:r>
       <w:r>
-        <w:t xml:space="preserve">Partial (write on deposit + list API; no withdraw/transfer/UI)</w:t>
+        <w:t xml:space="preserve">Partial (write on deposit + opening deposit + list API; no withdraw/transfer/UI)</w:t>
       </w:r>
     </w:p>
     <w:bookmarkEnd w:id="9"/>
@@ -160,13 +187,22 @@
         <w:jc w:val="left"/>
       </w:pPr>
       <w:r>
-        <w:t xml:space="preserve">Implemented path: Accounts list → Deposit → balance update + CREDIT</w:t>
+        <w:t xml:space="preserve">Implemented paths: Accounts list → Deposit → balance update + CREDIT ledger row;</w:t>
       </w:r>
       <w:r>
         <w:t xml:space="preserve"> </w:t>
       </w:r>
       <w:r>
-        <w:t xml:space="preserve">ledger row.</w:t>
+        <w:t xml:space="preserve">open account / customer create with openingDeposit &gt; 0 → CREDIT with narration</w:t>
+      </w:r>
+      <w:r>
+        <w:t xml:space="preserve"> </w:t>
+      </w:r>
+      <w:r>
+        <w:t xml:space="preserve">“Opening deposit”</w:t>
+      </w:r>
+      <w:r>
+        <w:t xml:space="preserve">.</w:t>
       </w:r>
     </w:p>
     <w:p>
@@ -1313,7 +1349,7 @@
         <w:jc w:val="left"/>
       </w:pPr>
       <w:r>
-        <w:t xml:space="preserve">Write today only via Account deposit (ADMIN/EMPLOYEE). List read aligns</w:t>
+        <w:t xml:space="preserve">Write today via Account deposit and openAccount opening deposit (ADMIN/EMPLOYEE). List read aligns</w:t>
       </w:r>
       <w:r>
         <w:t xml:space="preserve"> </w:t>
@@ -1563,28 +1599,7 @@
         <w:jc w:val="left"/>
       </w:pPr>
       <w:r>
-        <w:t xml:space="preserve">Next: CREDIT on</w:t>
-      </w:r>
-      <w:r>
-        <w:t xml:space="preserve"> </w:t>
-      </w:r>
-      <w:r>
-        <w:rPr>
-          <w:rStyle w:val="VerbatimChar"/>
-        </w:rPr>
-        <w:t xml:space="preserve">openAccount</w:t>
-      </w:r>
-      <w:r>
-        <w:t xml:space="preserve"> </w:t>
-      </w:r>
-      <w:r>
-        <w:t xml:space="preserve">opening deposit; then withdraw (DEBIT);</w:t>
-      </w:r>
-      <w:r>
-        <w:t xml:space="preserve"> </w:t>
-      </w:r>
-      <w:r>
-        <w:t xml:space="preserve">then transfer + beneficiary; then ledger UI; wire dashboard</w:t>
+        <w:t xml:space="preserve">Next: withdraw (DEBIT); then transfer + beneficiary; then ledger UI; wire dashboard</w:t>
       </w:r>
       <w:r>
         <w:t xml:space="preserve"> </w:t>

--- a/docs/MODULES/Transaction.docx
+++ b/docs/MODULES/Transaction.docx
@@ -35,13 +35,7 @@
         <w:jc w:val="left"/>
       </w:pPr>
       <w:r>
-        <w:t xml:space="preserve">Immutable ledger of credits/debits (and later transfers). Foundation</w:t>
-      </w:r>
-      <w:r>
-        <w:t xml:space="preserve"> </w:t>
-      </w:r>
-      <w:r>
-        <w:t xml:space="preserve">is in place under</w:t>
+        <w:t xml:space="preserve">Immutable ledger of credits/debits (including transfers). Package</w:t>
       </w:r>
       <w:r>
         <w:t xml:space="preserve"> </w:t>
@@ -81,34 +75,39 @@
         <w:t xml:space="preserve"> </w:t>
       </w:r>
       <w:r>
-        <w:t xml:space="preserve">on deposit and on opening deposit</w:t>
+        <w:t xml:space="preserve">on deposit and opening deposit,</w:t>
       </w:r>
       <w:r>
         <w:t xml:space="preserve"> </w:t>
       </w:r>
       <w:r>
-        <w:t xml:space="preserve">(</w:t>
-      </w:r>
-      <w:r>
         <w:rPr>
-          <w:rStyle w:val="VerbatimChar"/>
+          <w:b/>
+          <w:bCs/>
         </w:rPr>
-        <w:t xml:space="preserve">openAccount</w:t>
+        <w:t xml:space="preserve">DEBIT</w:t>
       </w:r>
       <w:r>
         <w:t xml:space="preserve"> </w:t>
       </w:r>
       <w:r>
-        <w:t xml:space="preserve">when amount &gt; 0, narration</w:t>
+        <w:t xml:space="preserve">on withdraw,</w:t>
       </w:r>
       <w:r>
         <w:t xml:space="preserve"> </w:t>
       </w:r>
       <w:r>
-        <w:t xml:space="preserve">“Opening deposit”</w:t>
-      </w:r>
-      <w:r>
-        <w:t xml:space="preserve">), and</w:t>
+        <w:rPr>
+          <w:b/>
+          <w:bCs/>
+        </w:rPr>
+        <w:t xml:space="preserve">DEBIT+CREDIT</w:t>
+      </w:r>
+      <w:r>
+        <w:t xml:space="preserve"> </w:t>
+      </w:r>
+      <w:r>
+        <w:t xml:space="preserve">on transfer, and</w:t>
       </w:r>
       <w:r>
         <w:t xml:space="preserve"> </w:t>
@@ -123,7 +122,7 @@
         <w:t xml:space="preserve"> </w:t>
       </w:r>
       <w:r>
-        <w:t xml:space="preserve">(paged list). No ledger UI yet.</w:t>
+        <w:t xml:space="preserve">(paged). Account detail UI shows the ledger for an account.</w:t>
       </w:r>
     </w:p>
     <w:p>
@@ -141,7 +140,28 @@
         <w:t xml:space="preserve"> </w:t>
       </w:r>
       <w:r>
-        <w:t xml:space="preserve">Partial (write on deposit + opening deposit + list API; no withdraw/transfer/UI)</w:t>
+        <w:t xml:space="preserve">Partial (write paths + list API + account-detail UI;</w:t>
+      </w:r>
+      <w:r>
+        <w:t xml:space="preserve"> </w:t>
+      </w:r>
+      <w:r>
+        <w:t xml:space="preserve">dashboard</w:t>
+      </w:r>
+      <w:r>
+        <w:t xml:space="preserve"> </w:t>
+      </w:r>
+      <w:r>
+        <w:rPr>
+          <w:rStyle w:val="VerbatimChar"/>
+        </w:rPr>
+        <w:t xml:space="preserve">todayTransactionCount</w:t>
+      </w:r>
+      <w:r>
+        <w:t xml:space="preserve"> </w:t>
+      </w:r>
+      <w:r>
+        <w:t xml:space="preserve">still stub; no standalone Transactions nav)</w:t>
       </w:r>
     </w:p>
     <w:bookmarkEnd w:id="9"/>
@@ -161,13 +181,7 @@
         <w:jc w:val="left"/>
       </w:pPr>
       <w:r>
-        <w:t xml:space="preserve">Provide audit-grade money movement history, feed reports/dashboard,</w:t>
-      </w:r>
-      <w:r>
-        <w:t xml:space="preserve"> </w:t>
-      </w:r>
-      <w:r>
-        <w:t xml:space="preserve">enable withdraw/transfer.</w:t>
+        <w:t xml:space="preserve">Provide audit-grade money movement history, feed reports/dashboard.</w:t>
       </w:r>
     </w:p>
     <w:bookmarkEnd w:id="10"/>
@@ -187,7 +201,20 @@
         <w:jc w:val="left"/>
       </w:pPr>
       <w:r>
-        <w:t xml:space="preserve">Implemented paths: Accounts list → Deposit → balance update + CREDIT ledger row;</w:t>
+        <w:t xml:space="preserve">Implemented paths: Accounts list → Deposit / Withdraw /</w:t>
+      </w:r>
+      <w:r>
+        <w:t xml:space="preserve"> </w:t>
+      </w:r>
+      <w:r>
+        <w:rPr>
+          <w:b/>
+          <w:bCs/>
+        </w:rPr>
+        <w:t xml:space="preserve">Transfer</w:t>
+      </w:r>
+      <w:r>
+        <w:t xml:space="preserve">;</w:t>
       </w:r>
       <w:r>
         <w:t xml:space="preserve"> </w:t>
@@ -210,19 +237,7 @@
         <w:pStyle w:val="BodyText"/>
       </w:pPr>
       <w:r>
-        <w:t xml:space="preserve">API ready for Account detail → transaction list. Still planned:</w:t>
-      </w:r>
-      <w:r>
-        <w:t xml:space="preserve"> </w:t>
-      </w:r>
-      <w:r>
-        <w:t xml:space="preserve">withdraw/transfer create rows; sidebar Transactions route (nav stub</w:t>
-      </w:r>
-      <w:r>
-        <w:t xml:space="preserve"> </w:t>
-      </w:r>
-      <w:r>
-        <w:t xml:space="preserve">today); ledger UI.</w:t>
+        <w:t xml:space="preserve">Still planned: beneficiaries; sidebar Transactions route (nav stub today).</w:t>
       </w:r>
     </w:p>
     <w:bookmarkEnd w:id="11"/>
@@ -775,25 +790,55 @@
         <w:t xml:space="preserve"> </w:t>
       </w:r>
       <w:r>
-        <w:t xml:space="preserve">Planned:</w:t>
+        <w:t xml:space="preserve">Money-movement POSTs stay on Account API and write the ledger internally</w:t>
       </w:r>
       <w:r>
         <w:t xml:space="preserve"> </w:t>
+      </w:r>
+      <w:r>
+        <w:t xml:space="preserve">(</w:t>
       </w:r>
       <w:r>
         <w:rPr>
           <w:rStyle w:val="VerbatimChar"/>
         </w:rPr>
-        <w:t xml:space="preserve">POST /accounts/{id}/withdraw</w:t>
-      </w:r>
-      <w:r>
-        <w:t xml:space="preserve">. Deposit remains on Account API</w:t>
+        <w:t xml:space="preserve">deposit</w:t>
       </w:r>
       <w:r>
         <w:t xml:space="preserve"> </w:t>
       </w:r>
       <w:r>
-        <w:t xml:space="preserve">and writes the ledger internally.</w:t>
+        <w:t xml:space="preserve">/</w:t>
+      </w:r>
+      <w:r>
+        <w:t xml:space="preserve"> </w:t>
+      </w:r>
+      <w:r>
+        <w:rPr>
+          <w:rStyle w:val="VerbatimChar"/>
+        </w:rPr>
+        <w:t xml:space="preserve">withdraw</w:t>
+      </w:r>
+      <w:r>
+        <w:t xml:space="preserve"> </w:t>
+      </w:r>
+      <w:r>
+        <w:t xml:space="preserve">/</w:t>
+      </w:r>
+      <w:r>
+        <w:t xml:space="preserve"> </w:t>
+      </w:r>
+      <w:r>
+        <w:rPr>
+          <w:rStyle w:val="VerbatimChar"/>
+        </w:rPr>
+        <w:t xml:space="preserve">transfer</w:t>
+      </w:r>
+      <w:r>
+        <w:t xml:space="preserve"> </w:t>
+      </w:r>
+      <w:r>
+        <w:t xml:space="preserve">/ opening deposit).</w:t>
       </w:r>
     </w:p>
     <w:bookmarkEnd w:id="14"/>
@@ -1195,7 +1240,47 @@
         <w:t xml:space="preserve">createdAt</w:t>
       </w:r>
       <w:r>
-        <w:t xml:space="preserve">,</w:t>
+        <w:t xml:space="preserve"> </w:t>
+      </w:r>
+      <w:r>
+        <w:t xml:space="preserve">(</w:t>
+      </w:r>
+      <w:r>
+        <w:rPr>
+          <w:b/>
+          <w:bCs/>
+        </w:rPr>
+        <w:t xml:space="preserve">UTC</w:t>
+      </w:r>
+      <w:r>
+        <w:rPr>
+          <w:b/>
+          <w:bCs/>
+        </w:rPr>
+        <w:t xml:space="preserve"> </w:t>
+      </w:r>
+      <w:r>
+        <w:rPr>
+          <w:rStyle w:val="VerbatimChar"/>
+          <w:b/>
+          <w:bCs/>
+        </w:rPr>
+        <w:t xml:space="preserve">Instant</w:t>
+      </w:r>
+      <w:r>
+        <w:t xml:space="preserve">, JSON with</w:t>
+      </w:r>
+      <w:r>
+        <w:t xml:space="preserve"> </w:t>
+      </w:r>
+      <w:r>
+        <w:rPr>
+          <w:rStyle w:val="VerbatimChar"/>
+        </w:rPr>
+        <w:t xml:space="preserve">Z</w:t>
+      </w:r>
+      <w:r>
+        <w:t xml:space="preserve">),</w:t>
       </w:r>
       <w:r>
         <w:t xml:space="preserve"> </w:t>
@@ -1565,7 +1650,7 @@
         <w:jc w:val="left"/>
       </w:pPr>
       <w:r>
-        <w:t xml:space="preserve">Withdraw insufficient funds (when built)</w:t>
+        <w:t xml:space="preserve">Withdraw insufficient funds → reject</w:t>
       </w:r>
     </w:p>
     <w:p>
@@ -1579,7 +1664,21 @@
         <w:jc w:val="left"/>
       </w:pPr>
       <w:r>
-        <w:t xml:space="preserve">Concurrent balance safety</w:t>
+        <w:t xml:space="preserve">Transfer same-account / currency mismatch → reject</w:t>
+      </w:r>
+    </w:p>
+    <w:p>
+      <w:pPr>
+        <w:pStyle w:val="Compact"/>
+        <w:numPr>
+          <w:ilvl w:val="0"/>
+          <w:numId w:val="1006"/>
+        </w:numPr>
+        <w:spacing w:after="160" w:line="276" w:lineRule="auto"/>
+        <w:jc w:val="left"/>
+      </w:pPr>
+      <w:r>
+        <w:t xml:space="preserve">Concurrent balance safety (pessimistic lock on withdraw/transfer)</w:t>
       </w:r>
     </w:p>
     <w:bookmarkEnd w:id="27"/>
@@ -1599,7 +1698,13 @@
         <w:jc w:val="left"/>
       </w:pPr>
       <w:r>
-        <w:t xml:space="preserve">Next: withdraw (DEBIT); then transfer + beneficiary; then ledger UI; wire dashboard</w:t>
+        <w:t xml:space="preserve">Next: beneficiary-linked transfers; standalone Transactions nav; wire</w:t>
+      </w:r>
+      <w:r>
+        <w:t xml:space="preserve"> </w:t>
+      </w:r>
+      <w:r>
+        <w:t xml:space="preserve">dashboard</w:t>
       </w:r>
       <w:r>
         <w:t xml:space="preserve"> </w:t>
@@ -1611,7 +1716,7 @@
         <w:t xml:space="preserve">todayTransactionCount</w:t>
       </w:r>
       <w:r>
-        <w:t xml:space="preserve">.</w:t>
+        <w:t xml:space="preserve">; richer statement PDF.</w:t>
       </w:r>
     </w:p>
     <w:p>
@@ -1636,7 +1741,7 @@
         <w:t xml:space="preserve">Future Modification Guide</w:t>
       </w:r>
     </w:p>
-    <w:bookmarkStart w:id="30" w:name="Xa09d807f9bee5f4848f63fdbc52b46342970c89"/>
+    <w:bookmarkStart w:id="30" w:name="X7348075b6c169fe566c7024d5d4a2d6047b1e9a"/>
     <w:p>
       <w:pPr>
         <w:pStyle w:val="Heading3"/>
@@ -1652,7 +1757,7 @@
           <w:b/>
           <w:bCs/>
         </w:rPr>
-        <w:t xml:space="preserve">done (API)</w:t>
+        <w:t xml:space="preserve">done</w:t>
       </w:r>
     </w:p>
     <w:tbl>
@@ -1840,57 +1945,6 @@
               </w:rPr>
               <w:t xml:space="preserve">TransactionResponse.java</w:t>
             </w:r>
-          </w:p>
-        </w:tc>
-      </w:tr>
-      <w:tr>
-        <w:tc>
-          <w:tcPr>
-            <w:tcMar>
-              <w:top w:w="40" w:type="dxa"/>
-              <w:bottom w:w="40" w:type="dxa"/>
-              <w:left w:w="60" w:type="dxa"/>
-              <w:right w:w="60" w:type="dxa"/>
-            </w:tcMar>
-          </w:tcPr>
-          <w:p>
-            <w:pPr>
-              <w:pStyle w:val="Compact"/>
-              <w:spacing w:before="0" w:after="40" w:line="264" w:lineRule="auto"/>
-              <w:jc w:val="left"/>
-            </w:pPr>
-            <w:r>
-              <w:rPr>
-                <w:rFonts w:ascii="Calibri" w:hAnsi="Calibri"/>
-                <w:sz w:val="18"/>
-              </w:rPr>
-              <w:t xml:space="preserve">Classes</w:t>
-            </w:r>
-          </w:p>
-        </w:tc>
-        <w:tc>
-          <w:tcPr>
-            <w:tcMar>
-              <w:top w:w="40" w:type="dxa"/>
-              <w:bottom w:w="40" w:type="dxa"/>
-              <w:left w:w="60" w:type="dxa"/>
-              <w:right w:w="60" w:type="dxa"/>
-            </w:tcMar>
-          </w:tcPr>
-          <w:p>
-            <w:pPr>
-              <w:pStyle w:val="Compact"/>
-              <w:spacing w:before="0" w:after="40" w:line="264" w:lineRule="auto"/>
-              <w:jc w:val="left"/>
-            </w:pPr>
-            <w:r>
-              <w:rPr>
-                <w:rStyle w:val="VerbatimChar"/>
-                <w:rFonts w:ascii="Calibri" w:hAnsi="Calibri"/>
-                <w:sz w:val="18"/>
-              </w:rPr>
-              <w:t xml:space="preserve">AccountController</w:t>
-            </w:r>
             <w:r>
               <w:rPr>
                 <w:rFonts w:ascii="Calibri" w:hAnsi="Calibri"/>
@@ -1907,11 +1961,10 @@
             </w:r>
             <w:r>
               <w:rPr>
-                <w:rStyle w:val="VerbatimChar"/>
                 <w:rFonts w:ascii="Calibri" w:hAnsi="Calibri"/>
                 <w:sz w:val="18"/>
               </w:rPr>
-              <w:t xml:space="preserve">TransactionServiceImpl</w:t>
+              <w:t xml:space="preserve">account-detail UI</w:t>
             </w:r>
           </w:p>
         </w:tc>
@@ -2034,34 +2087,30 @@
                 <w:rFonts w:ascii="Calibri" w:hAnsi="Calibri"/>
                 <w:sz w:val="18"/>
               </w:rPr>
-              <w:t xml:space="preserve">Account detail UI still pending; API docs</w:t>
-            </w:r>
-            <w:r>
-              <w:rPr>
-                <w:rFonts w:ascii="Calibri" w:hAnsi="Calibri"/>
-                <w:sz w:val="18"/>
-              </w:rPr>
-              <w:t xml:space="preserve"> </w:t>
-            </w:r>
-            <w:r>
-              <w:rPr>
-                <w:rFonts w:ascii="Calibri" w:hAnsi="Calibri"/>
-                <w:sz w:val="18"/>
-              </w:rPr>
-              <w:t xml:space="preserve">updated</w:t>
+              <w:t xml:space="preserve">Paged ledger on account detail</w:t>
             </w:r>
           </w:p>
         </w:tc>
       </w:tr>
     </w:tbl>
     <w:bookmarkEnd w:id="30"/>
-    <w:bookmarkStart w:id="31" w:name="requirement-write-credit-on-openaccount"/>
+    <w:bookmarkStart w:id="31" w:name="X70bea06873453b7c5d9076fdf07af7665533fcf"/>
     <w:p>
       <w:pPr>
         <w:pStyle w:val="Heading3"/>
       </w:pPr>
       <w:r>
-        <w:t xml:space="preserve">Requirement: Write CREDIT on openAccount</w:t>
+        <w:t xml:space="preserve">Requirement: Write CREDIT on openAccount —</w:t>
+      </w:r>
+      <w:r>
+        <w:t xml:space="preserve"> </w:t>
+      </w:r>
+      <w:r>
+        <w:rPr>
+          <w:b/>
+          <w:bCs/>
+        </w:rPr>
+        <w:t xml:space="preserve">done</w:t>
       </w:r>
     </w:p>
     <w:tbl>
@@ -2214,57 +2263,6 @@
                 <w:rFonts w:ascii="Calibri" w:hAnsi="Calibri"/>
                 <w:sz w:val="18"/>
               </w:rPr>
-              <w:t xml:space="preserve">Classes</w:t>
-            </w:r>
-          </w:p>
-        </w:tc>
-        <w:tc>
-          <w:tcPr>
-            <w:tcMar>
-              <w:top w:w="40" w:type="dxa"/>
-              <w:bottom w:w="40" w:type="dxa"/>
-              <w:left w:w="60" w:type="dxa"/>
-              <w:right w:w="60" w:type="dxa"/>
-            </w:tcMar>
-          </w:tcPr>
-          <w:p>
-            <w:pPr>
-              <w:pStyle w:val="Compact"/>
-              <w:spacing w:before="0" w:after="40" w:line="264" w:lineRule="auto"/>
-              <w:jc w:val="left"/>
-            </w:pPr>
-            <w:r>
-              <w:rPr>
-                <w:rStyle w:val="VerbatimChar"/>
-                <w:rFonts w:ascii="Calibri" w:hAnsi="Calibri"/>
-                <w:sz w:val="18"/>
-              </w:rPr>
-              <w:t xml:space="preserve">AccountServiceImpl</w:t>
-            </w:r>
-          </w:p>
-        </w:tc>
-      </w:tr>
-      <w:tr>
-        <w:tc>
-          <w:tcPr>
-            <w:tcMar>
-              <w:top w:w="40" w:type="dxa"/>
-              <w:bottom w:w="40" w:type="dxa"/>
-              <w:left w:w="60" w:type="dxa"/>
-              <w:right w:w="60" w:type="dxa"/>
-            </w:tcMar>
-          </w:tcPr>
-          <w:p>
-            <w:pPr>
-              <w:pStyle w:val="Compact"/>
-              <w:spacing w:before="0" w:after="40" w:line="264" w:lineRule="auto"/>
-              <w:jc w:val="left"/>
-            </w:pPr>
-            <w:r>
-              <w:rPr>
-                <w:rFonts w:ascii="Calibri" w:hAnsi="Calibri"/>
-                <w:sz w:val="18"/>
-              </w:rPr>
               <w:t xml:space="preserve">Methods</w:t>
             </w:r>
           </w:p>
@@ -2369,34 +2367,30 @@
                 <w:rFonts w:ascii="Calibri" w:hAnsi="Calibri"/>
                 <w:sz w:val="18"/>
               </w:rPr>
-              <w:t xml:space="preserve">Opening balances appear in ledger;</w:t>
-            </w:r>
-            <w:r>
-              <w:rPr>
-                <w:rFonts w:ascii="Calibri" w:hAnsi="Calibri"/>
-                <w:sz w:val="18"/>
-              </w:rPr>
-              <w:t xml:space="preserve"> </w:t>
-            </w:r>
-            <w:r>
-              <w:rPr>
-                <w:rFonts w:ascii="Calibri" w:hAnsi="Calibri"/>
-                <w:sz w:val="18"/>
-              </w:rPr>
-              <w:t xml:space="preserve">dashboard counts</w:t>
+              <w:t xml:space="preserve">Opening balances appear in ledger</w:t>
             </w:r>
           </w:p>
         </w:tc>
       </w:tr>
     </w:tbl>
     <w:bookmarkEnd w:id="31"/>
-    <w:bookmarkStart w:id="32" w:name="requirement-add-withdraw-debit"/>
+    <w:bookmarkStart w:id="32" w:name="requirement-add-withdraw-debit-done"/>
     <w:p>
       <w:pPr>
         <w:pStyle w:val="Heading3"/>
       </w:pPr>
       <w:r>
-        <w:t xml:space="preserve">Requirement: Add withdraw (DEBIT)</w:t>
+        <w:t xml:space="preserve">Requirement: Add withdraw (DEBIT) —</w:t>
+      </w:r>
+      <w:r>
+        <w:t xml:space="preserve"> </w:t>
+      </w:r>
+      <w:r>
+        <w:rPr>
+          <w:b/>
+          <w:bCs/>
+        </w:rPr>
+        <w:t xml:space="preserve">done</w:t>
       </w:r>
     </w:p>
     <w:tbl>
@@ -2552,7 +2546,7 @@
                 <w:rFonts w:ascii="Calibri" w:hAnsi="Calibri"/>
                 <w:sz w:val="18"/>
               </w:rPr>
-              <w:t xml:space="preserve">, possibly</w:t>
+              <w:t xml:space="preserve">,</w:t>
             </w:r>
             <w:r>
               <w:rPr>
@@ -2563,11 +2557,10 @@
             </w:r>
             <w:r>
               <w:rPr>
-                <w:rStyle w:val="VerbatimChar"/>
                 <w:rFonts w:ascii="Calibri" w:hAnsi="Calibri"/>
                 <w:sz w:val="18"/>
               </w:rPr>
-              <w:t xml:space="preserve">TransactionService</w:t>
+              <w:t xml:space="preserve">withdraw dialog FE</w:t>
             </w:r>
           </w:p>
         </w:tc>
@@ -2614,20 +2607,6 @@
             </w:pPr>
             <w:r>
               <w:rPr>
-                <w:rFonts w:ascii="Calibri" w:hAnsi="Calibri"/>
-                <w:sz w:val="18"/>
-              </w:rPr>
-              <w:t xml:space="preserve">New</w:t>
-            </w:r>
-            <w:r>
-              <w:rPr>
-                <w:rFonts w:ascii="Calibri" w:hAnsi="Calibri"/>
-                <w:sz w:val="18"/>
-              </w:rPr>
-              <w:t xml:space="preserve"> </w:t>
-            </w:r>
-            <w:r>
-              <w:rPr>
                 <w:rStyle w:val="VerbatimChar"/>
                 <w:rFonts w:ascii="Calibri" w:hAnsi="Calibri"/>
                 <w:sz w:val="18"/>
@@ -2646,7 +2625,7 @@
                 <w:rFonts w:ascii="Calibri" w:hAnsi="Calibri"/>
                 <w:sz w:val="18"/>
               </w:rPr>
-              <w:t xml:space="preserve">— balance check then</w:t>
+              <w:t xml:space="preserve">— lock, balance check,</w:t>
             </w:r>
             <w:r>
               <w:rPr>
@@ -2711,21 +2690,7 @@
                 <w:rFonts w:ascii="Calibri" w:hAnsi="Calibri"/>
                 <w:sz w:val="18"/>
               </w:rPr>
-              <w:t xml:space="preserve">API docs; Accounts UI; status/min-balance</w:t>
-            </w:r>
-            <w:r>
-              <w:rPr>
-                <w:rFonts w:ascii="Calibri" w:hAnsi="Calibri"/>
-                <w:sz w:val="18"/>
-              </w:rPr>
-              <w:t xml:space="preserve"> </w:t>
-            </w:r>
-            <w:r>
-              <w:rPr>
-                <w:rFonts w:ascii="Calibri" w:hAnsi="Calibri"/>
-                <w:sz w:val="18"/>
-              </w:rPr>
-              <w:t xml:space="preserve">rules</w:t>
+              <w:t xml:space="preserve">API + Accounts UI; Kafka email</w:t>
             </w:r>
           </w:p>
         </w:tc>

--- a/docs/MODULES/Transaction.docx
+++ b/docs/MODULES/Transaction.docx
@@ -31,8 +31,6 @@
     <w:p>
       <w:pPr>
         <w:pStyle w:val="FirstParagraph"/>
-        <w:spacing w:after="160" w:line="276" w:lineRule="auto"/>
-        <w:jc w:val="left"/>
       </w:pPr>
       <w:r>
         <w:t xml:space="preserve">Immutable ledger of credits/debits (including transfers). Package</w:t>
@@ -107,7 +105,7 @@
         <w:t xml:space="preserve"> </w:t>
       </w:r>
       <w:r>
-        <w:t xml:space="preserve">on transfer, and</w:t>
+        <w:t xml:space="preserve">on transfer,</w:t>
       </w:r>
       <w:r>
         <w:t xml:space="preserve"> </w:t>
@@ -122,7 +120,24 @@
         <w:t xml:space="preserve"> </w:t>
       </w:r>
       <w:r>
-        <w:t xml:space="preserve">(paged). Account detail UI shows the ledger for an account.</w:t>
+        <w:t xml:space="preserve">(paged), and staff</w:t>
+      </w:r>
+      <w:r>
+        <w:t xml:space="preserve"> </w:t>
+      </w:r>
+      <w:r>
+        <w:rPr>
+          <w:rStyle w:val="VerbatimChar"/>
+          <w:b/>
+          <w:bCs/>
+        </w:rPr>
+        <w:t xml:space="preserve">GET /transactions</w:t>
+      </w:r>
+      <w:r>
+        <w:t xml:space="preserve"> </w:t>
+      </w:r>
+      <w:r>
+        <w:t xml:space="preserve">(global search UI).</w:t>
       </w:r>
     </w:p>
     <w:p>
@@ -140,13 +155,13 @@
         <w:t xml:space="preserve"> </w:t>
       </w:r>
       <w:r>
-        <w:t xml:space="preserve">Partial (write paths + list API + account-detail UI;</w:t>
+        <w:t xml:space="preserve">Implemented (write paths + account ledger UI + staff</w:t>
       </w:r>
       <w:r>
         <w:t xml:space="preserve"> </w:t>
       </w:r>
       <w:r>
-        <w:t xml:space="preserve">dashboard</w:t>
+        <w:t xml:space="preserve">Transactions screen). Dashboard</w:t>
       </w:r>
       <w:r>
         <w:t xml:space="preserve"> </w:t>
@@ -161,7 +176,7 @@
         <w:t xml:space="preserve"> </w:t>
       </w:r>
       <w:r>
-        <w:t xml:space="preserve">still stub; no standalone Transactions nav)</w:t>
+        <w:t xml:space="preserve">still stub.</w:t>
       </w:r>
     </w:p>
     <w:bookmarkEnd w:id="9"/>
@@ -177,8 +192,6 @@
     <w:p>
       <w:pPr>
         <w:pStyle w:val="FirstParagraph"/>
-        <w:spacing w:after="160" w:line="276" w:lineRule="auto"/>
-        <w:jc w:val="left"/>
       </w:pPr>
       <w:r>
         <w:t xml:space="preserve">Provide audit-grade money movement history, feed reports/dashboard.</w:t>
@@ -197,8 +210,6 @@
     <w:p>
       <w:pPr>
         <w:pStyle w:val="FirstParagraph"/>
-        <w:spacing w:after="160" w:line="276" w:lineRule="auto"/>
-        <w:jc w:val="left"/>
       </w:pPr>
       <w:r>
         <w:t xml:space="preserve">Implemented paths: Accounts list → Deposit / Withdraw /</w:t>
@@ -220,16 +231,41 @@
         <w:t xml:space="preserve"> </w:t>
       </w:r>
       <w:r>
-        <w:t xml:space="preserve">open account / customer create with openingDeposit &gt; 0 → CREDIT with narration</w:t>
+        <w:t xml:space="preserve">open account / customer create with openingDeposit &gt; 0 → CREDIT with</w:t>
       </w:r>
       <w:r>
         <w:t xml:space="preserve"> </w:t>
       </w:r>
       <w:r>
+        <w:t xml:space="preserve">narration</w:t>
+      </w:r>
+      <w:r>
+        <w:t xml:space="preserve"> </w:t>
+      </w:r>
+      <w:r>
         <w:t xml:space="preserve">“Opening deposit”</w:t>
       </w:r>
       <w:r>
-        <w:t xml:space="preserve">.</w:t>
+        <w:t xml:space="preserve">; sidebar</w:t>
+      </w:r>
+      <w:r>
+        <w:t xml:space="preserve"> </w:t>
+      </w:r>
+      <w:r>
+        <w:rPr>
+          <w:b/>
+          <w:bCs/>
+        </w:rPr>
+        <w:t xml:space="preserve">Transactions</w:t>
+      </w:r>
+      <w:r>
+        <w:t xml:space="preserve">; Reports trends</w:t>
+      </w:r>
+      <w:r>
+        <w:t xml:space="preserve"> </w:t>
+      </w:r>
+      <w:r>
+        <w:t xml:space="preserve">read the same ledger.</w:t>
       </w:r>
     </w:p>
     <w:p>
@@ -237,7 +273,22 @@
         <w:pStyle w:val="BodyText"/>
       </w:pPr>
       <w:r>
-        <w:t xml:space="preserve">Still planned: beneficiaries; sidebar Transactions route (nav stub today).</w:t>
+        <w:t xml:space="preserve">Portal transfers also post via</w:t>
+      </w:r>
+      <w:r>
+        <w:t xml:space="preserve"> </w:t>
+      </w:r>
+      <w:r>
+        <w:rPr>
+          <w:rStyle w:val="VerbatimChar"/>
+        </w:rPr>
+        <w:t xml:space="preserve">AccountService.transfer</w:t>
+      </w:r>
+      <w:r>
+        <w:t xml:space="preserve"> </w:t>
+      </w:r>
+      <w:r>
+        <w:t xml:space="preserve">when executed.</w:t>
       </w:r>
     </w:p>
     <w:bookmarkEnd w:id="11"/>
@@ -253,8 +304,6 @@
     <w:p>
       <w:pPr>
         <w:pStyle w:val="FirstParagraph"/>
-        <w:spacing w:after="160" w:line="276" w:lineRule="auto"/>
-        <w:jc w:val="left"/>
       </w:pPr>
       <w:r>
         <w:t xml:space="preserve">List by account (implemented):</w:t>
@@ -346,8 +395,6 @@
     <w:p>
       <w:pPr>
         <w:pStyle w:val="FirstParagraph"/>
-        <w:spacing w:after="160" w:line="276" w:lineRule="auto"/>
-        <w:jc w:val="left"/>
       </w:pPr>
       <w:r>
         <w:t xml:space="preserve">Deposit → ledger (implemented):</w:t>
@@ -503,8 +550,6 @@
     <w:p>
       <w:pPr>
         <w:pStyle w:val="FirstParagraph"/>
-        <w:spacing w:after="160" w:line="276" w:lineRule="auto"/>
-        <w:jc w:val="left"/>
       </w:pPr>
       <w:r>
         <w:rPr>
@@ -571,17 +616,9 @@
     <w:tbl>
       <w:tblPr>
         <w:tblStyle w:val="Table"/>
-        <w:tblW w:type="pct" w:w="5000"/>
-        <w:tblLayout w:type="autofit"/>
+        <w:tblW w:type="pct" w:w="4881"/>
+        <w:tblLayout w:type="fixed"/>
         <w:tblLook w:firstRow="1" w:lastRow="0" w:firstColumn="0" w:lastColumn="0" w:noHBand="0" w:noVBand="0" w:val="0020"/>
-        <w:tblBorders>
-          <w:top w:val="single" w:sz="4" w:space="0" w:color="CBD5E0"/>
-          <w:left w:val="single" w:sz="4" w:space="0" w:color="CBD5E0"/>
-          <w:bottom w:val="single" w:sz="4" w:space="0" w:color="CBD5E0"/>
-          <w:right w:val="single" w:sz="4" w:space="0" w:color="CBD5E0"/>
-          <w:insideH w:val="single" w:sz="4" w:space="0" w:color="CBD5E0"/>
-          <w:insideV w:val="single" w:sz="4" w:space="0" w:color="CBD5E0"/>
-        </w:tblBorders>
       </w:tblPr>
       <w:tblGrid>
         <w:gridCol w:w="848"/>
@@ -593,82 +630,37 @@
           <w:tblHeader w:val="on"/>
         </w:trPr>
         <w:tc>
-          <w:tcPr>
-            <w:tcMar>
-              <w:top w:w="40" w:type="dxa"/>
-              <w:bottom w:w="40" w:type="dxa"/>
-              <w:left w:w="60" w:type="dxa"/>
-              <w:right w:w="60" w:type="dxa"/>
-            </w:tcMar>
-            <w:shd w:fill="1A365D" w:val="clear"/>
-          </w:tcPr>
+          <w:tcPr/>
           <w:p>
             <w:pPr>
               <w:pStyle w:val="Compact"/>
-              <w:spacing w:before="0" w:after="40" w:line="264" w:lineRule="auto"/>
               <w:jc w:val="left"/>
             </w:pPr>
             <w:r>
-              <w:rPr>
-                <w:rFonts w:ascii="Calibri" w:hAnsi="Calibri"/>
-                <w:b/>
-                <w:color w:val="FFFFFF"/>
-                <w:sz w:val="18"/>
-              </w:rPr>
               <w:t xml:space="preserve">Method</w:t>
             </w:r>
           </w:p>
         </w:tc>
         <w:tc>
-          <w:tcPr>
-            <w:tcMar>
-              <w:top w:w="40" w:type="dxa"/>
-              <w:bottom w:w="40" w:type="dxa"/>
-              <w:left w:w="60" w:type="dxa"/>
-              <w:right w:w="60" w:type="dxa"/>
-            </w:tcMar>
-            <w:shd w:fill="1A365D" w:val="clear"/>
-          </w:tcPr>
+          <w:tcPr/>
           <w:p>
             <w:pPr>
               <w:pStyle w:val="Compact"/>
-              <w:spacing w:before="0" w:after="40" w:line="264" w:lineRule="auto"/>
               <w:jc w:val="left"/>
             </w:pPr>
             <w:r>
-              <w:rPr>
-                <w:rFonts w:ascii="Calibri" w:hAnsi="Calibri"/>
-                <w:b/>
-                <w:color w:val="FFFFFF"/>
-                <w:sz w:val="18"/>
-              </w:rPr>
               <w:t xml:space="preserve">Path</w:t>
             </w:r>
           </w:p>
         </w:tc>
         <w:tc>
-          <w:tcPr>
-            <w:tcMar>
-              <w:top w:w="40" w:type="dxa"/>
-              <w:bottom w:w="40" w:type="dxa"/>
-              <w:left w:w="60" w:type="dxa"/>
-              <w:right w:w="60" w:type="dxa"/>
-            </w:tcMar>
-            <w:shd w:fill="1A365D" w:val="clear"/>
-          </w:tcPr>
+          <w:tcPr/>
           <w:p>
             <w:pPr>
               <w:pStyle w:val="Compact"/>
-              <w:spacing w:before="0" w:after="40" w:line="264" w:lineRule="auto"/>
               <w:jc w:val="left"/>
             </w:pPr>
             <w:r>
-              <w:rPr>
-                <w:rFonts w:ascii="Calibri" w:hAnsi="Calibri"/>
-                <w:b/>
-                <w:color w:val="FFFFFF"/>
-                <w:sz w:val="18"/>
-              </w:rPr>
               <w:t xml:space="preserve">Roles</w:t>
             </w:r>
           </w:p>
@@ -676,88 +668,46 @@
       </w:tr>
       <w:tr>
         <w:tc>
-          <w:tcPr>
-            <w:tcMar>
-              <w:top w:w="40" w:type="dxa"/>
-              <w:bottom w:w="40" w:type="dxa"/>
-              <w:left w:w="60" w:type="dxa"/>
-              <w:right w:w="60" w:type="dxa"/>
-            </w:tcMar>
-          </w:tcPr>
+          <w:tcPr/>
           <w:p>
             <w:pPr>
               <w:pStyle w:val="Compact"/>
-              <w:spacing w:before="0" w:after="40" w:line="264" w:lineRule="auto"/>
               <w:jc w:val="left"/>
             </w:pPr>
             <w:r>
-              <w:rPr>
-                <w:rFonts w:ascii="Calibri" w:hAnsi="Calibri"/>
-                <w:sz w:val="18"/>
-              </w:rPr>
               <w:t xml:space="preserve">GET</w:t>
             </w:r>
           </w:p>
         </w:tc>
         <w:tc>
-          <w:tcPr>
-            <w:tcMar>
-              <w:top w:w="40" w:type="dxa"/>
-              <w:bottom w:w="40" w:type="dxa"/>
-              <w:left w:w="60" w:type="dxa"/>
-              <w:right w:w="60" w:type="dxa"/>
-            </w:tcMar>
-          </w:tcPr>
+          <w:tcPr/>
           <w:p>
             <w:pPr>
               <w:pStyle w:val="Compact"/>
-              <w:spacing w:before="0" w:after="40" w:line="264" w:lineRule="auto"/>
               <w:jc w:val="left"/>
             </w:pPr>
             <w:r>
               <w:rPr>
                 <w:rStyle w:val="VerbatimChar"/>
-                <w:rFonts w:ascii="Calibri" w:hAnsi="Calibri"/>
-                <w:sz w:val="18"/>
               </w:rPr>
               <w:t xml:space="preserve">/accounts/{accountId}/transactions?page&amp;size…</w:t>
             </w:r>
           </w:p>
         </w:tc>
         <w:tc>
-          <w:tcPr>
-            <w:tcMar>
-              <w:top w:w="40" w:type="dxa"/>
-              <w:bottom w:w="40" w:type="dxa"/>
-              <w:left w:w="60" w:type="dxa"/>
-              <w:right w:w="60" w:type="dxa"/>
-            </w:tcMar>
-          </w:tcPr>
+          <w:tcPr/>
           <w:p>
             <w:pPr>
               <w:pStyle w:val="Compact"/>
-              <w:spacing w:before="0" w:after="40" w:line="264" w:lineRule="auto"/>
               <w:jc w:val="left"/>
             </w:pPr>
             <w:r>
-              <w:rPr>
-                <w:rFonts w:ascii="Calibri" w:hAnsi="Calibri"/>
-                <w:sz w:val="18"/>
-              </w:rPr>
               <w:t xml:space="preserve">ADMIN, EMPLOYEE,</w:t>
             </w:r>
             <w:r>
-              <w:rPr>
-                <w:rFonts w:ascii="Calibri" w:hAnsi="Calibri"/>
-                <w:sz w:val="18"/>
-              </w:rPr>
               <w:t xml:space="preserve"> </w:t>
             </w:r>
             <w:r>
-              <w:rPr>
-                <w:rFonts w:ascii="Calibri" w:hAnsi="Calibri"/>
-                <w:sz w:val="18"/>
-              </w:rPr>
               <w:t xml:space="preserve">MANAGER</w:t>
             </w:r>
           </w:p>
@@ -854,8 +804,6 @@
     <w:p>
       <w:pPr>
         <w:pStyle w:val="FirstParagraph"/>
-        <w:spacing w:after="160" w:line="276" w:lineRule="auto"/>
-        <w:jc w:val="left"/>
       </w:pPr>
       <w:r>
         <w:t xml:space="preserve">List endpoint on</w:t>
@@ -905,8 +853,6 @@
           <w:ilvl w:val="0"/>
           <w:numId w:val="1001"/>
         </w:numPr>
-        <w:spacing w:after="160" w:line="276" w:lineRule="auto"/>
-        <w:jc w:val="left"/>
       </w:pPr>
       <w:r>
         <w:rPr>
@@ -955,8 +901,6 @@
           <w:ilvl w:val="0"/>
           <w:numId w:val="1001"/>
         </w:numPr>
-        <w:spacing w:after="160" w:line="276" w:lineRule="auto"/>
-        <w:jc w:val="left"/>
       </w:pPr>
       <w:r>
         <w:rPr>
@@ -1003,8 +947,6 @@
           <w:ilvl w:val="0"/>
           <w:numId w:val="1002"/>
         </w:numPr>
-        <w:spacing w:after="160" w:line="276" w:lineRule="auto"/>
-        <w:jc w:val="left"/>
       </w:pPr>
       <w:r>
         <w:rPr>
@@ -1035,8 +977,6 @@
           <w:ilvl w:val="1"/>
           <w:numId w:val="1003"/>
         </w:numPr>
-        <w:spacing w:after="160" w:line="276" w:lineRule="auto"/>
-        <w:jc w:val="left"/>
       </w:pPr>
       <w:r>
         <w:rPr>
@@ -1052,8 +992,6 @@
           <w:ilvl w:val="1"/>
           <w:numId w:val="1003"/>
         </w:numPr>
-        <w:spacing w:after="160" w:line="276" w:lineRule="auto"/>
-        <w:jc w:val="left"/>
       </w:pPr>
       <w:r>
         <w:rPr>
@@ -1075,8 +1013,6 @@
     <w:p>
       <w:pPr>
         <w:pStyle w:val="FirstParagraph"/>
-        <w:spacing w:after="160" w:line="276" w:lineRule="auto"/>
-        <w:jc w:val="left"/>
       </w:pPr>
       <w:r>
         <w:rPr>
@@ -1114,8 +1050,6 @@
           <w:ilvl w:val="0"/>
           <w:numId w:val="1004"/>
         </w:numPr>
-        <w:spacing w:after="160" w:line="276" w:lineRule="auto"/>
-        <w:jc w:val="left"/>
       </w:pPr>
       <w:r>
         <w:rPr>
@@ -1146,8 +1080,6 @@
           <w:ilvl w:val="1"/>
           <w:numId w:val="1005"/>
         </w:numPr>
-        <w:spacing w:after="160" w:line="276" w:lineRule="auto"/>
-        <w:jc w:val="left"/>
       </w:pPr>
       <w:r>
         <w:rPr>
@@ -1305,8 +1237,6 @@
     <w:p>
       <w:pPr>
         <w:pStyle w:val="FirstParagraph"/>
-        <w:spacing w:after="160" w:line="276" w:lineRule="auto"/>
-        <w:jc w:val="left"/>
       </w:pPr>
       <w:r>
         <w:t xml:space="preserve">None</w:t>
@@ -1325,8 +1255,6 @@
     <w:p>
       <w:pPr>
         <w:pStyle w:val="FirstParagraph"/>
-        <w:spacing w:after="160" w:line="276" w:lineRule="auto"/>
-        <w:jc w:val="left"/>
       </w:pPr>
       <w:r>
         <w:t xml:space="preserve">None dedicated; deposit and list use existing</w:t>
@@ -1366,8 +1294,6 @@
     <w:p>
       <w:pPr>
         <w:pStyle w:val="FirstParagraph"/>
-        <w:spacing w:after="160" w:line="276" w:lineRule="auto"/>
-        <w:jc w:val="left"/>
       </w:pPr>
       <w:r>
         <w:t xml:space="preserve">In</w:t>
@@ -1430,8 +1356,6 @@
     <w:p>
       <w:pPr>
         <w:pStyle w:val="FirstParagraph"/>
-        <w:spacing w:after="160" w:line="276" w:lineRule="auto"/>
-        <w:jc w:val="left"/>
       </w:pPr>
       <w:r>
         <w:t xml:space="preserve">Write today via Account deposit and openAccount opening deposit (ADMIN/EMPLOYEE). List read aligns</w:t>
@@ -1456,8 +1380,6 @@
     <w:p>
       <w:pPr>
         <w:pStyle w:val="FirstParagraph"/>
-        <w:spacing w:after="160" w:line="276" w:lineRule="auto"/>
-        <w:jc w:val="left"/>
       </w:pPr>
       <w:r>
         <w:rPr>
@@ -1509,8 +1431,6 @@
     <w:p>
       <w:pPr>
         <w:pStyle w:val="FirstParagraph"/>
-        <w:spacing w:after="160" w:line="276" w:lineRule="auto"/>
-        <w:jc w:val="left"/>
       </w:pPr>
       <w:r>
         <w:t xml:space="preserve">None dedicated yet; planned structured log per posting</w:t>
@@ -1529,8 +1449,6 @@
     <w:p>
       <w:pPr>
         <w:pStyle w:val="FirstParagraph"/>
-        <w:spacing w:after="160" w:line="276" w:lineRule="auto"/>
-        <w:jc w:val="left"/>
       </w:pPr>
       <w:r>
         <w:t xml:space="preserve">Ledger row</w:t>
@@ -1623,8 +1541,6 @@
           <w:ilvl w:val="0"/>
           <w:numId w:val="1006"/>
         </w:numPr>
-        <w:spacing w:after="160" w:line="276" w:lineRule="auto"/>
-        <w:jc w:val="left"/>
       </w:pPr>
       <w:r>
         <w:t xml:space="preserve">Deposit creates +1 CREDIT with matching amount and</w:t>
@@ -1646,8 +1562,6 @@
           <w:ilvl w:val="0"/>
           <w:numId w:val="1006"/>
         </w:numPr>
-        <w:spacing w:after="160" w:line="276" w:lineRule="auto"/>
-        <w:jc w:val="left"/>
       </w:pPr>
       <w:r>
         <w:t xml:space="preserve">Withdraw insufficient funds → reject</w:t>
@@ -1660,8 +1574,6 @@
           <w:ilvl w:val="0"/>
           <w:numId w:val="1006"/>
         </w:numPr>
-        <w:spacing w:after="160" w:line="276" w:lineRule="auto"/>
-        <w:jc w:val="left"/>
       </w:pPr>
       <w:r>
         <w:t xml:space="preserve">Transfer same-account / currency mismatch → reject</w:t>
@@ -1674,8 +1586,6 @@
           <w:ilvl w:val="0"/>
           <w:numId w:val="1006"/>
         </w:numPr>
-        <w:spacing w:after="160" w:line="276" w:lineRule="auto"/>
-        <w:jc w:val="left"/>
       </w:pPr>
       <w:r>
         <w:t xml:space="preserve">Concurrent balance safety (pessimistic lock on withdraw/transfer)</w:t>
@@ -1694,8 +1604,6 @@
     <w:p>
       <w:pPr>
         <w:pStyle w:val="FirstParagraph"/>
-        <w:spacing w:after="160" w:line="276" w:lineRule="auto"/>
-        <w:jc w:val="left"/>
       </w:pPr>
       <w:r>
         <w:t xml:space="preserve">Next: beneficiary-linked transfers; standalone Transactions nav; wire</w:t>
@@ -1720,10 +1628,6 @@
       </w:r>
     </w:p>
     <w:p>
-      <w:pPr>
-        <w:spacing w:after="160" w:line="276" w:lineRule="auto"/>
-        <w:jc w:val="left"/>
-      </w:pPr>
       <w:r>
         <w:pict>
           <v:rect style="width:0;height:1.5pt" o:hralign="center" o:hrstd="t" o:hr="t"/>
@@ -1763,17 +1667,9 @@
     <w:tbl>
       <w:tblPr>
         <w:tblStyle w:val="Table"/>
-        <w:tblW w:type="pct" w:w="5000"/>
-        <w:tblLayout w:type="autofit"/>
+        <w:tblW w:type="pct" w:w="4653"/>
+        <w:tblLayout w:type="fixed"/>
         <w:tblLook w:firstRow="1" w:lastRow="0" w:firstColumn="0" w:lastColumn="0" w:noHBand="0" w:noVBand="0" w:val="0020"/>
-        <w:tblBorders>
-          <w:top w:val="single" w:sz="4" w:space="0" w:color="CBD5E0"/>
-          <w:left w:val="single" w:sz="4" w:space="0" w:color="CBD5E0"/>
-          <w:bottom w:val="single" w:sz="4" w:space="0" w:color="CBD5E0"/>
-          <w:right w:val="single" w:sz="4" w:space="0" w:color="CBD5E0"/>
-          <w:insideH w:val="single" w:sz="4" w:space="0" w:color="CBD5E0"/>
-          <w:insideV w:val="single" w:sz="4" w:space="0" w:color="CBD5E0"/>
-        </w:tblBorders>
       </w:tblPr>
       <w:tblGrid>
         <w:gridCol w:w="2860"/>
@@ -1784,55 +1680,25 @@
           <w:tblHeader w:val="on"/>
         </w:trPr>
         <w:tc>
-          <w:tcPr>
-            <w:tcMar>
-              <w:top w:w="40" w:type="dxa"/>
-              <w:bottom w:w="40" w:type="dxa"/>
-              <w:left w:w="60" w:type="dxa"/>
-              <w:right w:w="60" w:type="dxa"/>
-            </w:tcMar>
-            <w:shd w:fill="1A365D" w:val="clear"/>
-          </w:tcPr>
+          <w:tcPr/>
           <w:p>
             <w:pPr>
               <w:pStyle w:val="Compact"/>
-              <w:spacing w:before="0" w:after="40" w:line="264" w:lineRule="auto"/>
               <w:jc w:val="left"/>
             </w:pPr>
             <w:r>
-              <w:rPr>
-                <w:rFonts w:ascii="Calibri" w:hAnsi="Calibri"/>
-                <w:b/>
-                <w:color w:val="FFFFFF"/>
-                <w:sz w:val="18"/>
-              </w:rPr>
               <w:t xml:space="preserve">Item</w:t>
             </w:r>
           </w:p>
         </w:tc>
         <w:tc>
-          <w:tcPr>
-            <w:tcMar>
-              <w:top w:w="40" w:type="dxa"/>
-              <w:bottom w:w="40" w:type="dxa"/>
-              <w:left w:w="60" w:type="dxa"/>
-              <w:right w:w="60" w:type="dxa"/>
-            </w:tcMar>
-            <w:shd w:fill="1A365D" w:val="clear"/>
-          </w:tcPr>
+          <w:tcPr/>
           <w:p>
             <w:pPr>
               <w:pStyle w:val="Compact"/>
-              <w:spacing w:before="0" w:after="40" w:line="264" w:lineRule="auto"/>
               <w:jc w:val="left"/>
             </w:pPr>
             <w:r>
-              <w:rPr>
-                <w:rFonts w:ascii="Calibri" w:hAnsi="Calibri"/>
-                <w:b/>
-                <w:color w:val="FFFFFF"/>
-                <w:sz w:val="18"/>
-              </w:rPr>
               <w:t xml:space="preserve">Detail</w:t>
             </w:r>
           </w:p>
@@ -1840,130 +1706,70 @@
       </w:tr>
       <w:tr>
         <w:tc>
-          <w:tcPr>
-            <w:tcMar>
-              <w:top w:w="40" w:type="dxa"/>
-              <w:bottom w:w="40" w:type="dxa"/>
-              <w:left w:w="60" w:type="dxa"/>
-              <w:right w:w="60" w:type="dxa"/>
-            </w:tcMar>
-          </w:tcPr>
+          <w:tcPr/>
           <w:p>
             <w:pPr>
               <w:pStyle w:val="Compact"/>
-              <w:spacing w:before="0" w:after="40" w:line="264" w:lineRule="auto"/>
               <w:jc w:val="left"/>
             </w:pPr>
             <w:r>
-              <w:rPr>
-                <w:rFonts w:ascii="Calibri" w:hAnsi="Calibri"/>
-                <w:sz w:val="18"/>
-              </w:rPr>
               <w:t xml:space="preserve">Files</w:t>
             </w:r>
           </w:p>
         </w:tc>
         <w:tc>
-          <w:tcPr>
-            <w:tcMar>
-              <w:top w:w="40" w:type="dxa"/>
-              <w:bottom w:w="40" w:type="dxa"/>
-              <w:left w:w="60" w:type="dxa"/>
-              <w:right w:w="60" w:type="dxa"/>
-            </w:tcMar>
-          </w:tcPr>
+          <w:tcPr/>
           <w:p>
             <w:pPr>
               <w:pStyle w:val="Compact"/>
-              <w:spacing w:before="0" w:after="40" w:line="264" w:lineRule="auto"/>
               <w:jc w:val="left"/>
             </w:pPr>
             <w:r>
               <w:rPr>
                 <w:rStyle w:val="VerbatimChar"/>
-                <w:rFonts w:ascii="Calibri" w:hAnsi="Calibri"/>
-                <w:sz w:val="18"/>
               </w:rPr>
               <w:t xml:space="preserve">AccountController.java</w:t>
             </w:r>
             <w:r>
-              <w:rPr>
-                <w:rFonts w:ascii="Calibri" w:hAnsi="Calibri"/>
-                <w:sz w:val="18"/>
-              </w:rPr>
               <w:t xml:space="preserve">,</w:t>
             </w:r>
             <w:r>
-              <w:rPr>
-                <w:rFonts w:ascii="Calibri" w:hAnsi="Calibri"/>
-                <w:sz w:val="18"/>
-              </w:rPr>
               <w:t xml:space="preserve"> </w:t>
             </w:r>
             <w:r>
               <w:rPr>
                 <w:rStyle w:val="VerbatimChar"/>
-                <w:rFonts w:ascii="Calibri" w:hAnsi="Calibri"/>
-                <w:sz w:val="18"/>
               </w:rPr>
               <w:t xml:space="preserve">TransactionService</w:t>
             </w:r>
             <w:r>
-              <w:rPr>
-                <w:rFonts w:ascii="Calibri" w:hAnsi="Calibri"/>
-                <w:sz w:val="18"/>
-              </w:rPr>
               <w:t xml:space="preserve">/</w:t>
             </w:r>
             <w:r>
               <w:rPr>
                 <w:rStyle w:val="VerbatimChar"/>
-                <w:rFonts w:ascii="Calibri" w:hAnsi="Calibri"/>
-                <w:sz w:val="18"/>
               </w:rPr>
               <w:t xml:space="preserve">Impl</w:t>
             </w:r>
             <w:r>
-              <w:rPr>
-                <w:rFonts w:ascii="Calibri" w:hAnsi="Calibri"/>
-                <w:sz w:val="18"/>
-              </w:rPr>
               <w:t xml:space="preserve">,</w:t>
             </w:r>
             <w:r>
-              <w:rPr>
-                <w:rFonts w:ascii="Calibri" w:hAnsi="Calibri"/>
-                <w:sz w:val="18"/>
-              </w:rPr>
               <w:t xml:space="preserve"> </w:t>
             </w:r>
             <w:r>
               <w:rPr>
                 <w:rStyle w:val="VerbatimChar"/>
-                <w:rFonts w:ascii="Calibri" w:hAnsi="Calibri"/>
-                <w:sz w:val="18"/>
               </w:rPr>
               <w:t xml:space="preserve">TransactionResponse.java</w:t>
             </w:r>
             <w:r>
-              <w:rPr>
-                <w:rFonts w:ascii="Calibri" w:hAnsi="Calibri"/>
-                <w:sz w:val="18"/>
-              </w:rPr>
               <w:t xml:space="preserve">,</w:t>
             </w:r>
             <w:r>
-              <w:rPr>
-                <w:rFonts w:ascii="Calibri" w:hAnsi="Calibri"/>
-                <w:sz w:val="18"/>
-              </w:rPr>
               <w:t xml:space="preserve"> </w:t>
             </w:r>
             <w:r>
-              <w:rPr>
-                <w:rFonts w:ascii="Calibri" w:hAnsi="Calibri"/>
-                <w:sz w:val="18"/>
-              </w:rPr>
               <w:t xml:space="preserve">account-detail UI</w:t>
             </w:r>
           </w:p>
@@ -1971,71 +1777,39 @@
       </w:tr>
       <w:tr>
         <w:tc>
-          <w:tcPr>
-            <w:tcMar>
-              <w:top w:w="40" w:type="dxa"/>
-              <w:bottom w:w="40" w:type="dxa"/>
-              <w:left w:w="60" w:type="dxa"/>
-              <w:right w:w="60" w:type="dxa"/>
-            </w:tcMar>
-          </w:tcPr>
+          <w:tcPr/>
           <w:p>
             <w:pPr>
               <w:pStyle w:val="Compact"/>
-              <w:spacing w:before="0" w:after="40" w:line="264" w:lineRule="auto"/>
               <w:jc w:val="left"/>
             </w:pPr>
             <w:r>
-              <w:rPr>
-                <w:rFonts w:ascii="Calibri" w:hAnsi="Calibri"/>
-                <w:sz w:val="18"/>
-              </w:rPr>
               <w:t xml:space="preserve">Methods</w:t>
             </w:r>
           </w:p>
         </w:tc>
         <w:tc>
-          <w:tcPr>
-            <w:tcMar>
-              <w:top w:w="40" w:type="dxa"/>
-              <w:bottom w:w="40" w:type="dxa"/>
-              <w:left w:w="60" w:type="dxa"/>
-              <w:right w:w="60" w:type="dxa"/>
-            </w:tcMar>
-          </w:tcPr>
+          <w:tcPr/>
           <w:p>
             <w:pPr>
               <w:pStyle w:val="Compact"/>
-              <w:spacing w:before="0" w:after="40" w:line="264" w:lineRule="auto"/>
               <w:jc w:val="left"/>
             </w:pPr>
             <w:r>
               <w:rPr>
                 <w:rStyle w:val="VerbatimChar"/>
-                <w:rFonts w:ascii="Calibri" w:hAnsi="Calibri"/>
-                <w:sz w:val="18"/>
               </w:rPr>
               <w:t xml:space="preserve">getTransactions</w:t>
             </w:r>
             <w:r>
-              <w:rPr>
-                <w:rFonts w:ascii="Calibri" w:hAnsi="Calibri"/>
-                <w:sz w:val="18"/>
-              </w:rPr>
               <w:t xml:space="preserve">,</w:t>
             </w:r>
             <w:r>
-              <w:rPr>
-                <w:rFonts w:ascii="Calibri" w:hAnsi="Calibri"/>
-                <w:sz w:val="18"/>
-              </w:rPr>
               <w:t xml:space="preserve"> </w:t>
             </w:r>
             <w:r>
               <w:rPr>
                 <w:rStyle w:val="VerbatimChar"/>
-                <w:rFonts w:ascii="Calibri" w:hAnsi="Calibri"/>
-                <w:sz w:val="18"/>
               </w:rPr>
               <w:t xml:space="preserve">getByAccountId</w:t>
             </w:r>
@@ -2044,49 +1818,25 @@
       </w:tr>
       <w:tr>
         <w:tc>
-          <w:tcPr>
-            <w:tcMar>
-              <w:top w:w="40" w:type="dxa"/>
-              <w:bottom w:w="40" w:type="dxa"/>
-              <w:left w:w="60" w:type="dxa"/>
-              <w:right w:w="60" w:type="dxa"/>
-            </w:tcMar>
-          </w:tcPr>
+          <w:tcPr/>
           <w:p>
             <w:pPr>
               <w:pStyle w:val="Compact"/>
-              <w:spacing w:before="0" w:after="40" w:line="264" w:lineRule="auto"/>
               <w:jc w:val="left"/>
             </w:pPr>
             <w:r>
-              <w:rPr>
-                <w:rFonts w:ascii="Calibri" w:hAnsi="Calibri"/>
-                <w:sz w:val="18"/>
-              </w:rPr>
               <w:t xml:space="preserve">Impact</w:t>
             </w:r>
           </w:p>
         </w:tc>
         <w:tc>
-          <w:tcPr>
-            <w:tcMar>
-              <w:top w:w="40" w:type="dxa"/>
-              <w:bottom w:w="40" w:type="dxa"/>
-              <w:left w:w="60" w:type="dxa"/>
-              <w:right w:w="60" w:type="dxa"/>
-            </w:tcMar>
-          </w:tcPr>
+          <w:tcPr/>
           <w:p>
             <w:pPr>
               <w:pStyle w:val="Compact"/>
-              <w:spacing w:before="0" w:after="40" w:line="264" w:lineRule="auto"/>
               <w:jc w:val="left"/>
             </w:pPr>
             <w:r>
-              <w:rPr>
-                <w:rFonts w:ascii="Calibri" w:hAnsi="Calibri"/>
-                <w:sz w:val="18"/>
-              </w:rPr>
               <w:t xml:space="preserve">Paged ledger on account detail</w:t>
             </w:r>
           </w:p>
@@ -2116,17 +1866,9 @@
     <w:tbl>
       <w:tblPr>
         <w:tblStyle w:val="Table"/>
-        <w:tblW w:type="pct" w:w="5000"/>
-        <w:tblLayout w:type="autofit"/>
+        <w:tblW w:type="pct" w:w="4653"/>
+        <w:tblLayout w:type="fixed"/>
         <w:tblLook w:firstRow="1" w:lastRow="0" w:firstColumn="0" w:lastColumn="0" w:noHBand="0" w:noVBand="0" w:val="0020"/>
-        <w:tblBorders>
-          <w:top w:val="single" w:sz="4" w:space="0" w:color="CBD5E0"/>
-          <w:left w:val="single" w:sz="4" w:space="0" w:color="CBD5E0"/>
-          <w:bottom w:val="single" w:sz="4" w:space="0" w:color="CBD5E0"/>
-          <w:right w:val="single" w:sz="4" w:space="0" w:color="CBD5E0"/>
-          <w:insideH w:val="single" w:sz="4" w:space="0" w:color="CBD5E0"/>
-          <w:insideV w:val="single" w:sz="4" w:space="0" w:color="CBD5E0"/>
-        </w:tblBorders>
       </w:tblPr>
       <w:tblGrid>
         <w:gridCol w:w="2860"/>
@@ -2137,55 +1879,25 @@
           <w:tblHeader w:val="on"/>
         </w:trPr>
         <w:tc>
-          <w:tcPr>
-            <w:tcMar>
-              <w:top w:w="40" w:type="dxa"/>
-              <w:bottom w:w="40" w:type="dxa"/>
-              <w:left w:w="60" w:type="dxa"/>
-              <w:right w:w="60" w:type="dxa"/>
-            </w:tcMar>
-            <w:shd w:fill="1A365D" w:val="clear"/>
-          </w:tcPr>
+          <w:tcPr/>
           <w:p>
             <w:pPr>
               <w:pStyle w:val="Compact"/>
-              <w:spacing w:before="0" w:after="40" w:line="264" w:lineRule="auto"/>
               <w:jc w:val="left"/>
             </w:pPr>
             <w:r>
-              <w:rPr>
-                <w:rFonts w:ascii="Calibri" w:hAnsi="Calibri"/>
-                <w:b/>
-                <w:color w:val="FFFFFF"/>
-                <w:sz w:val="18"/>
-              </w:rPr>
               <w:t xml:space="preserve">Item</w:t>
             </w:r>
           </w:p>
         </w:tc>
         <w:tc>
-          <w:tcPr>
-            <w:tcMar>
-              <w:top w:w="40" w:type="dxa"/>
-              <w:bottom w:w="40" w:type="dxa"/>
-              <w:left w:w="60" w:type="dxa"/>
-              <w:right w:w="60" w:type="dxa"/>
-            </w:tcMar>
-            <w:shd w:fill="1A365D" w:val="clear"/>
-          </w:tcPr>
+          <w:tcPr/>
           <w:p>
             <w:pPr>
               <w:pStyle w:val="Compact"/>
-              <w:spacing w:before="0" w:after="40" w:line="264" w:lineRule="auto"/>
               <w:jc w:val="left"/>
             </w:pPr>
             <w:r>
-              <w:rPr>
-                <w:rFonts w:ascii="Calibri" w:hAnsi="Calibri"/>
-                <w:b/>
-                <w:color w:val="FFFFFF"/>
-                <w:sz w:val="18"/>
-              </w:rPr>
               <w:t xml:space="preserve">Detail</w:t>
             </w:r>
           </w:p>
@@ -2193,49 +1905,27 @@
       </w:tr>
       <w:tr>
         <w:tc>
-          <w:tcPr>
-            <w:tcMar>
-              <w:top w:w="40" w:type="dxa"/>
-              <w:bottom w:w="40" w:type="dxa"/>
-              <w:left w:w="60" w:type="dxa"/>
-              <w:right w:w="60" w:type="dxa"/>
-            </w:tcMar>
-          </w:tcPr>
+          <w:tcPr/>
           <w:p>
             <w:pPr>
               <w:pStyle w:val="Compact"/>
-              <w:spacing w:before="0" w:after="40" w:line="264" w:lineRule="auto"/>
               <w:jc w:val="left"/>
             </w:pPr>
             <w:r>
-              <w:rPr>
-                <w:rFonts w:ascii="Calibri" w:hAnsi="Calibri"/>
-                <w:sz w:val="18"/>
-              </w:rPr>
               <w:t xml:space="preserve">Files</w:t>
             </w:r>
           </w:p>
         </w:tc>
         <w:tc>
-          <w:tcPr>
-            <w:tcMar>
-              <w:top w:w="40" w:type="dxa"/>
-              <w:bottom w:w="40" w:type="dxa"/>
-              <w:left w:w="60" w:type="dxa"/>
-              <w:right w:w="60" w:type="dxa"/>
-            </w:tcMar>
-          </w:tcPr>
+          <w:tcPr/>
           <w:p>
             <w:pPr>
               <w:pStyle w:val="Compact"/>
-              <w:spacing w:before="0" w:after="40" w:line="264" w:lineRule="auto"/>
               <w:jc w:val="left"/>
             </w:pPr>
             <w:r>
               <w:rPr>
                 <w:rStyle w:val="VerbatimChar"/>
-                <w:rFonts w:ascii="Calibri" w:hAnsi="Calibri"/>
-                <w:sz w:val="18"/>
               </w:rPr>
               <w:t xml:space="preserve">AccountServiceImpl.java</w:t>
             </w:r>
@@ -2244,78 +1934,42 @@
       </w:tr>
       <w:tr>
         <w:tc>
-          <w:tcPr>
-            <w:tcMar>
-              <w:top w:w="40" w:type="dxa"/>
-              <w:bottom w:w="40" w:type="dxa"/>
-              <w:left w:w="60" w:type="dxa"/>
-              <w:right w:w="60" w:type="dxa"/>
-            </w:tcMar>
-          </w:tcPr>
+          <w:tcPr/>
           <w:p>
             <w:pPr>
               <w:pStyle w:val="Compact"/>
-              <w:spacing w:before="0" w:after="40" w:line="264" w:lineRule="auto"/>
               <w:jc w:val="left"/>
             </w:pPr>
             <w:r>
-              <w:rPr>
-                <w:rFonts w:ascii="Calibri" w:hAnsi="Calibri"/>
-                <w:sz w:val="18"/>
-              </w:rPr>
               <w:t xml:space="preserve">Methods</w:t>
             </w:r>
           </w:p>
         </w:tc>
         <w:tc>
-          <w:tcPr>
-            <w:tcMar>
-              <w:top w:w="40" w:type="dxa"/>
-              <w:bottom w:w="40" w:type="dxa"/>
-              <w:left w:w="60" w:type="dxa"/>
-              <w:right w:w="60" w:type="dxa"/>
-            </w:tcMar>
-          </w:tcPr>
+          <w:tcPr/>
           <w:p>
             <w:pPr>
               <w:pStyle w:val="Compact"/>
-              <w:spacing w:before="0" w:after="40" w:line="264" w:lineRule="auto"/>
               <w:jc w:val="left"/>
             </w:pPr>
             <w:r>
               <w:rPr>
                 <w:rStyle w:val="VerbatimChar"/>
-                <w:rFonts w:ascii="Calibri" w:hAnsi="Calibri"/>
-                <w:sz w:val="18"/>
               </w:rPr>
               <w:t xml:space="preserve">openAccount()</w:t>
             </w:r>
             <w:r>
-              <w:rPr>
-                <w:rFonts w:ascii="Calibri" w:hAnsi="Calibri"/>
-                <w:sz w:val="18"/>
-              </w:rPr>
               <w:t xml:space="preserve"> </w:t>
             </w:r>
             <w:r>
-              <w:rPr>
-                <w:rFonts w:ascii="Calibri" w:hAnsi="Calibri"/>
-                <w:sz w:val="18"/>
-              </w:rPr>
               <w:t xml:space="preserve">— after save call</w:t>
             </w:r>
             <w:r>
-              <w:rPr>
-                <w:rFonts w:ascii="Calibri" w:hAnsi="Calibri"/>
-                <w:sz w:val="18"/>
-              </w:rPr>
               <w:t xml:space="preserve"> </w:t>
             </w:r>
             <w:r>
               <w:rPr>
                 <w:rStyle w:val="VerbatimChar"/>
-                <w:rFonts w:ascii="Calibri" w:hAnsi="Calibri"/>
-                <w:sz w:val="18"/>
               </w:rPr>
               <w:t xml:space="preserve">transactionService.record(..., CREDIT, ...)</w:t>
             </w:r>
@@ -2324,49 +1978,25 @@
       </w:tr>
       <w:tr>
         <w:tc>
-          <w:tcPr>
-            <w:tcMar>
-              <w:top w:w="40" w:type="dxa"/>
-              <w:bottom w:w="40" w:type="dxa"/>
-              <w:left w:w="60" w:type="dxa"/>
-              <w:right w:w="60" w:type="dxa"/>
-            </w:tcMar>
-          </w:tcPr>
+          <w:tcPr/>
           <w:p>
             <w:pPr>
               <w:pStyle w:val="Compact"/>
-              <w:spacing w:before="0" w:after="40" w:line="264" w:lineRule="auto"/>
               <w:jc w:val="left"/>
             </w:pPr>
             <w:r>
-              <w:rPr>
-                <w:rFonts w:ascii="Calibri" w:hAnsi="Calibri"/>
-                <w:sz w:val="18"/>
-              </w:rPr>
               <w:t xml:space="preserve">Impact</w:t>
             </w:r>
           </w:p>
         </w:tc>
         <w:tc>
-          <w:tcPr>
-            <w:tcMar>
-              <w:top w:w="40" w:type="dxa"/>
-              <w:bottom w:w="40" w:type="dxa"/>
-              <w:left w:w="60" w:type="dxa"/>
-              <w:right w:w="60" w:type="dxa"/>
-            </w:tcMar>
-          </w:tcPr>
+          <w:tcPr/>
           <w:p>
             <w:pPr>
               <w:pStyle w:val="Compact"/>
-              <w:spacing w:before="0" w:after="40" w:line="264" w:lineRule="auto"/>
               <w:jc w:val="left"/>
             </w:pPr>
             <w:r>
-              <w:rPr>
-                <w:rFonts w:ascii="Calibri" w:hAnsi="Calibri"/>
-                <w:sz w:val="18"/>
-              </w:rPr>
               <w:t xml:space="preserve">Opening balances appear in ledger</w:t>
             </w:r>
           </w:p>
@@ -2396,17 +2026,9 @@
     <w:tbl>
       <w:tblPr>
         <w:tblStyle w:val="Table"/>
-        <w:tblW w:type="pct" w:w="5000"/>
-        <w:tblLayout w:type="autofit"/>
+        <w:tblW w:type="pct" w:w="4653"/>
+        <w:tblLayout w:type="fixed"/>
         <w:tblLook w:firstRow="1" w:lastRow="0" w:firstColumn="0" w:lastColumn="0" w:noHBand="0" w:noVBand="0" w:val="0020"/>
-        <w:tblBorders>
-          <w:top w:val="single" w:sz="4" w:space="0" w:color="CBD5E0"/>
-          <w:left w:val="single" w:sz="4" w:space="0" w:color="CBD5E0"/>
-          <w:bottom w:val="single" w:sz="4" w:space="0" w:color="CBD5E0"/>
-          <w:right w:val="single" w:sz="4" w:space="0" w:color="CBD5E0"/>
-          <w:insideH w:val="single" w:sz="4" w:space="0" w:color="CBD5E0"/>
-          <w:insideV w:val="single" w:sz="4" w:space="0" w:color="CBD5E0"/>
-        </w:tblBorders>
       </w:tblPr>
       <w:tblGrid>
         <w:gridCol w:w="2860"/>
@@ -2417,55 +2039,25 @@
           <w:tblHeader w:val="on"/>
         </w:trPr>
         <w:tc>
-          <w:tcPr>
-            <w:tcMar>
-              <w:top w:w="40" w:type="dxa"/>
-              <w:bottom w:w="40" w:type="dxa"/>
-              <w:left w:w="60" w:type="dxa"/>
-              <w:right w:w="60" w:type="dxa"/>
-            </w:tcMar>
-            <w:shd w:fill="1A365D" w:val="clear"/>
-          </w:tcPr>
+          <w:tcPr/>
           <w:p>
             <w:pPr>
               <w:pStyle w:val="Compact"/>
-              <w:spacing w:before="0" w:after="40" w:line="264" w:lineRule="auto"/>
               <w:jc w:val="left"/>
             </w:pPr>
             <w:r>
-              <w:rPr>
-                <w:rFonts w:ascii="Calibri" w:hAnsi="Calibri"/>
-                <w:b/>
-                <w:color w:val="FFFFFF"/>
-                <w:sz w:val="18"/>
-              </w:rPr>
               <w:t xml:space="preserve">Item</w:t>
             </w:r>
           </w:p>
         </w:tc>
         <w:tc>
-          <w:tcPr>
-            <w:tcMar>
-              <w:top w:w="40" w:type="dxa"/>
-              <w:bottom w:w="40" w:type="dxa"/>
-              <w:left w:w="60" w:type="dxa"/>
-              <w:right w:w="60" w:type="dxa"/>
-            </w:tcMar>
-            <w:shd w:fill="1A365D" w:val="clear"/>
-          </w:tcPr>
+          <w:tcPr/>
           <w:p>
             <w:pPr>
               <w:pStyle w:val="Compact"/>
-              <w:spacing w:before="0" w:after="40" w:line="264" w:lineRule="auto"/>
               <w:jc w:val="left"/>
             </w:pPr>
             <w:r>
-              <w:rPr>
-                <w:rFonts w:ascii="Calibri" w:hAnsi="Calibri"/>
-                <w:b/>
-                <w:color w:val="FFFFFF"/>
-                <w:sz w:val="18"/>
-              </w:rPr>
               <w:t xml:space="preserve">Detail</w:t>
             </w:r>
           </w:p>
@@ -2473,93 +2065,49 @@
       </w:tr>
       <w:tr>
         <w:tc>
-          <w:tcPr>
-            <w:tcMar>
-              <w:top w:w="40" w:type="dxa"/>
-              <w:bottom w:w="40" w:type="dxa"/>
-              <w:left w:w="60" w:type="dxa"/>
-              <w:right w:w="60" w:type="dxa"/>
-            </w:tcMar>
-          </w:tcPr>
+          <w:tcPr/>
           <w:p>
             <w:pPr>
               <w:pStyle w:val="Compact"/>
-              <w:spacing w:before="0" w:after="40" w:line="264" w:lineRule="auto"/>
               <w:jc w:val="left"/>
             </w:pPr>
             <w:r>
-              <w:rPr>
-                <w:rFonts w:ascii="Calibri" w:hAnsi="Calibri"/>
-                <w:sz w:val="18"/>
-              </w:rPr>
               <w:t xml:space="preserve">Files</w:t>
             </w:r>
           </w:p>
         </w:tc>
         <w:tc>
-          <w:tcPr>
-            <w:tcMar>
-              <w:top w:w="40" w:type="dxa"/>
-              <w:bottom w:w="40" w:type="dxa"/>
-              <w:left w:w="60" w:type="dxa"/>
-              <w:right w:w="60" w:type="dxa"/>
-            </w:tcMar>
-          </w:tcPr>
+          <w:tcPr/>
           <w:p>
             <w:pPr>
               <w:pStyle w:val="Compact"/>
-              <w:spacing w:before="0" w:after="40" w:line="264" w:lineRule="auto"/>
               <w:jc w:val="left"/>
             </w:pPr>
             <w:r>
               <w:rPr>
                 <w:rStyle w:val="VerbatimChar"/>
-                <w:rFonts w:ascii="Calibri" w:hAnsi="Calibri"/>
-                <w:sz w:val="18"/>
               </w:rPr>
               <w:t xml:space="preserve">AccountController</w:t>
             </w:r>
             <w:r>
-              <w:rPr>
-                <w:rFonts w:ascii="Calibri" w:hAnsi="Calibri"/>
-                <w:sz w:val="18"/>
-              </w:rPr>
               <w:t xml:space="preserve">,</w:t>
             </w:r>
             <w:r>
-              <w:rPr>
-                <w:rFonts w:ascii="Calibri" w:hAnsi="Calibri"/>
-                <w:sz w:val="18"/>
-              </w:rPr>
               <w:t xml:space="preserve"> </w:t>
             </w:r>
             <w:r>
               <w:rPr>
                 <w:rStyle w:val="VerbatimChar"/>
-                <w:rFonts w:ascii="Calibri" w:hAnsi="Calibri"/>
-                <w:sz w:val="18"/>
               </w:rPr>
               <w:t xml:space="preserve">AccountServiceImpl</w:t>
             </w:r>
             <w:r>
-              <w:rPr>
-                <w:rFonts w:ascii="Calibri" w:hAnsi="Calibri"/>
-                <w:sz w:val="18"/>
-              </w:rPr>
               <w:t xml:space="preserve">,</w:t>
             </w:r>
             <w:r>
-              <w:rPr>
-                <w:rFonts w:ascii="Calibri" w:hAnsi="Calibri"/>
-                <w:sz w:val="18"/>
-              </w:rPr>
               <w:t xml:space="preserve"> </w:t>
             </w:r>
             <w:r>
-              <w:rPr>
-                <w:rFonts w:ascii="Calibri" w:hAnsi="Calibri"/>
-                <w:sz w:val="18"/>
-              </w:rPr>
               <w:t xml:space="preserve">withdraw dialog FE</w:t>
             </w:r>
           </w:p>
@@ -2567,78 +2115,42 @@
       </w:tr>
       <w:tr>
         <w:tc>
-          <w:tcPr>
-            <w:tcMar>
-              <w:top w:w="40" w:type="dxa"/>
-              <w:bottom w:w="40" w:type="dxa"/>
-              <w:left w:w="60" w:type="dxa"/>
-              <w:right w:w="60" w:type="dxa"/>
-            </w:tcMar>
-          </w:tcPr>
+          <w:tcPr/>
           <w:p>
             <w:pPr>
               <w:pStyle w:val="Compact"/>
-              <w:spacing w:before="0" w:after="40" w:line="264" w:lineRule="auto"/>
               <w:jc w:val="left"/>
             </w:pPr>
             <w:r>
-              <w:rPr>
-                <w:rFonts w:ascii="Calibri" w:hAnsi="Calibri"/>
-                <w:sz w:val="18"/>
-              </w:rPr>
               <w:t xml:space="preserve">Methods</w:t>
             </w:r>
           </w:p>
         </w:tc>
         <w:tc>
-          <w:tcPr>
-            <w:tcMar>
-              <w:top w:w="40" w:type="dxa"/>
-              <w:bottom w:w="40" w:type="dxa"/>
-              <w:left w:w="60" w:type="dxa"/>
-              <w:right w:w="60" w:type="dxa"/>
-            </w:tcMar>
-          </w:tcPr>
+          <w:tcPr/>
           <w:p>
             <w:pPr>
               <w:pStyle w:val="Compact"/>
-              <w:spacing w:before="0" w:after="40" w:line="264" w:lineRule="auto"/>
               <w:jc w:val="left"/>
             </w:pPr>
             <w:r>
               <w:rPr>
                 <w:rStyle w:val="VerbatimChar"/>
-                <w:rFonts w:ascii="Calibri" w:hAnsi="Calibri"/>
-                <w:sz w:val="18"/>
               </w:rPr>
               <w:t xml:space="preserve">withdraw()</w:t>
             </w:r>
             <w:r>
-              <w:rPr>
-                <w:rFonts w:ascii="Calibri" w:hAnsi="Calibri"/>
-                <w:sz w:val="18"/>
-              </w:rPr>
               <w:t xml:space="preserve"> </w:t>
             </w:r>
             <w:r>
-              <w:rPr>
-                <w:rFonts w:ascii="Calibri" w:hAnsi="Calibri"/>
-                <w:sz w:val="18"/>
-              </w:rPr>
               <w:t xml:space="preserve">— lock, balance check,</w:t>
             </w:r>
             <w:r>
-              <w:rPr>
-                <w:rFonts w:ascii="Calibri" w:hAnsi="Calibri"/>
-                <w:sz w:val="18"/>
-              </w:rPr>
               <w:t xml:space="preserve"> </w:t>
             </w:r>
             <w:r>
               <w:rPr>
                 <w:rStyle w:val="VerbatimChar"/>
-                <w:rFonts w:ascii="Calibri" w:hAnsi="Calibri"/>
-                <w:sz w:val="18"/>
               </w:rPr>
               <w:t xml:space="preserve">record(..., DEBIT, ...)</w:t>
             </w:r>
@@ -2647,49 +2159,25 @@
       </w:tr>
       <w:tr>
         <w:tc>
-          <w:tcPr>
-            <w:tcMar>
-              <w:top w:w="40" w:type="dxa"/>
-              <w:bottom w:w="40" w:type="dxa"/>
-              <w:left w:w="60" w:type="dxa"/>
-              <w:right w:w="60" w:type="dxa"/>
-            </w:tcMar>
-          </w:tcPr>
+          <w:tcPr/>
           <w:p>
             <w:pPr>
               <w:pStyle w:val="Compact"/>
-              <w:spacing w:before="0" w:after="40" w:line="264" w:lineRule="auto"/>
               <w:jc w:val="left"/>
             </w:pPr>
             <w:r>
-              <w:rPr>
-                <w:rFonts w:ascii="Calibri" w:hAnsi="Calibri"/>
-                <w:sz w:val="18"/>
-              </w:rPr>
               <w:t xml:space="preserve">Impact</w:t>
             </w:r>
           </w:p>
         </w:tc>
         <w:tc>
-          <w:tcPr>
-            <w:tcMar>
-              <w:top w:w="40" w:type="dxa"/>
-              <w:bottom w:w="40" w:type="dxa"/>
-              <w:left w:w="60" w:type="dxa"/>
-              <w:right w:w="60" w:type="dxa"/>
-            </w:tcMar>
-          </w:tcPr>
+          <w:tcPr/>
           <w:p>
             <w:pPr>
               <w:pStyle w:val="Compact"/>
-              <w:spacing w:before="0" w:after="40" w:line="264" w:lineRule="auto"/>
               <w:jc w:val="left"/>
             </w:pPr>
             <w:r>
-              <w:rPr>
-                <w:rFonts w:ascii="Calibri" w:hAnsi="Calibri"/>
-                <w:sz w:val="18"/>
-              </w:rPr>
               <w:t xml:space="preserve">API + Accounts UI; Kafka email</w:t>
             </w:r>
           </w:p>

--- a/docs/MODULES/Transaction.docx
+++ b/docs/MODULES/Transaction.docx
@@ -31,6 +31,8 @@
     <w:p>
       <w:pPr>
         <w:pStyle w:val="FirstParagraph"/>
+        <w:spacing w:after="160" w:line="276" w:lineRule="auto"/>
+        <w:jc w:val="left"/>
       </w:pPr>
       <w:r>
         <w:t xml:space="preserve">Immutable ledger of credits/debits (including transfers). Package</w:t>
@@ -192,6 +194,8 @@
     <w:p>
       <w:pPr>
         <w:pStyle w:val="FirstParagraph"/>
+        <w:spacing w:after="160" w:line="276" w:lineRule="auto"/>
+        <w:jc w:val="left"/>
       </w:pPr>
       <w:r>
         <w:t xml:space="preserve">Provide audit-grade money movement history, feed reports/dashboard.</w:t>
@@ -210,6 +214,8 @@
     <w:p>
       <w:pPr>
         <w:pStyle w:val="FirstParagraph"/>
+        <w:spacing w:after="160" w:line="276" w:lineRule="auto"/>
+        <w:jc w:val="left"/>
       </w:pPr>
       <w:r>
         <w:t xml:space="preserve">Implemented paths: Accounts list → Deposit / Withdraw /</w:t>
@@ -304,6 +310,8 @@
     <w:p>
       <w:pPr>
         <w:pStyle w:val="FirstParagraph"/>
+        <w:spacing w:after="160" w:line="276" w:lineRule="auto"/>
+        <w:jc w:val="left"/>
       </w:pPr>
       <w:r>
         <w:t xml:space="preserve">List by account (implemented):</w:t>
@@ -395,6 +403,8 @@
     <w:p>
       <w:pPr>
         <w:pStyle w:val="FirstParagraph"/>
+        <w:spacing w:after="160" w:line="276" w:lineRule="auto"/>
+        <w:jc w:val="left"/>
       </w:pPr>
       <w:r>
         <w:t xml:space="preserve">Deposit → ledger (implemented):</w:t>
@@ -550,6 +560,8 @@
     <w:p>
       <w:pPr>
         <w:pStyle w:val="FirstParagraph"/>
+        <w:spacing w:after="160" w:line="276" w:lineRule="auto"/>
+        <w:jc w:val="left"/>
       </w:pPr>
       <w:r>
         <w:rPr>
@@ -616,9 +628,17 @@
     <w:tbl>
       <w:tblPr>
         <w:tblStyle w:val="Table"/>
-        <w:tblW w:type="pct" w:w="4881"/>
-        <w:tblLayout w:type="fixed"/>
+        <w:tblW w:type="pct" w:w="5000"/>
+        <w:tblLayout w:type="autofit"/>
         <w:tblLook w:firstRow="1" w:lastRow="0" w:firstColumn="0" w:lastColumn="0" w:noHBand="0" w:noVBand="0" w:val="0020"/>
+        <w:tblBorders>
+          <w:top w:val="single" w:sz="4" w:space="0" w:color="CBD5E0"/>
+          <w:left w:val="single" w:sz="4" w:space="0" w:color="CBD5E0"/>
+          <w:bottom w:val="single" w:sz="4" w:space="0" w:color="CBD5E0"/>
+          <w:right w:val="single" w:sz="4" w:space="0" w:color="CBD5E0"/>
+          <w:insideH w:val="single" w:sz="4" w:space="0" w:color="CBD5E0"/>
+          <w:insideV w:val="single" w:sz="4" w:space="0" w:color="CBD5E0"/>
+        </w:tblBorders>
       </w:tblPr>
       <w:tblGrid>
         <w:gridCol w:w="848"/>
@@ -630,37 +650,100 @@
           <w:tblHeader w:val="on"/>
         </w:trPr>
         <w:tc>
-          <w:tcPr/>
+          <w:tcPr>
+            <w:tcMar>
+              <w:top w:w="40" w:type="dxa"/>
+              <w:bottom w:w="40" w:type="dxa"/>
+              <w:left w:w="60" w:type="dxa"/>
+              <w:right w:w="60" w:type="dxa"/>
+            </w:tcMar>
+            <w:shd w:fill="1A365D" w:val="clear"/>
+            <w:tcMar>
+              <w:top w:w="40" w:type="dxa"/>
+              <w:bottom w:w="40" w:type="dxa"/>
+              <w:left w:w="60" w:type="dxa"/>
+              <w:right w:w="60" w:type="dxa"/>
+            </w:tcMar>
+          </w:tcPr>
           <w:p>
             <w:pPr>
               <w:pStyle w:val="Compact"/>
+              <w:spacing w:before="0" w:after="40" w:line="264" w:lineRule="auto"/>
               <w:jc w:val="left"/>
             </w:pPr>
             <w:r>
+              <w:rPr>
+                <w:rFonts w:ascii="Calibri" w:hAnsi="Calibri"/>
+                <w:b/>
+                <w:color w:val="FFFFFF"/>
+                <w:sz w:val="18"/>
+              </w:rPr>
               <w:t xml:space="preserve">Method</w:t>
             </w:r>
           </w:p>
         </w:tc>
         <w:tc>
-          <w:tcPr/>
+          <w:tcPr>
+            <w:tcMar>
+              <w:top w:w="40" w:type="dxa"/>
+              <w:bottom w:w="40" w:type="dxa"/>
+              <w:left w:w="60" w:type="dxa"/>
+              <w:right w:w="60" w:type="dxa"/>
+            </w:tcMar>
+            <w:shd w:fill="1A365D" w:val="clear"/>
+            <w:tcMar>
+              <w:top w:w="40" w:type="dxa"/>
+              <w:bottom w:w="40" w:type="dxa"/>
+              <w:left w:w="60" w:type="dxa"/>
+              <w:right w:w="60" w:type="dxa"/>
+            </w:tcMar>
+          </w:tcPr>
           <w:p>
             <w:pPr>
               <w:pStyle w:val="Compact"/>
+              <w:spacing w:before="0" w:after="40" w:line="264" w:lineRule="auto"/>
               <w:jc w:val="left"/>
             </w:pPr>
             <w:r>
+              <w:rPr>
+                <w:rFonts w:ascii="Calibri" w:hAnsi="Calibri"/>
+                <w:b/>
+                <w:color w:val="FFFFFF"/>
+                <w:sz w:val="18"/>
+              </w:rPr>
               <w:t xml:space="preserve">Path</w:t>
             </w:r>
           </w:p>
         </w:tc>
         <w:tc>
-          <w:tcPr/>
+          <w:tcPr>
+            <w:tcMar>
+              <w:top w:w="40" w:type="dxa"/>
+              <w:bottom w:w="40" w:type="dxa"/>
+              <w:left w:w="60" w:type="dxa"/>
+              <w:right w:w="60" w:type="dxa"/>
+            </w:tcMar>
+            <w:shd w:fill="1A365D" w:val="clear"/>
+            <w:tcMar>
+              <w:top w:w="40" w:type="dxa"/>
+              <w:bottom w:w="40" w:type="dxa"/>
+              <w:left w:w="60" w:type="dxa"/>
+              <w:right w:w="60" w:type="dxa"/>
+            </w:tcMar>
+          </w:tcPr>
           <w:p>
             <w:pPr>
               <w:pStyle w:val="Compact"/>
+              <w:spacing w:before="0" w:after="40" w:line="264" w:lineRule="auto"/>
               <w:jc w:val="left"/>
             </w:pPr>
             <w:r>
+              <w:rPr>
+                <w:rFonts w:ascii="Calibri" w:hAnsi="Calibri"/>
+                <w:b/>
+                <w:color w:val="FFFFFF"/>
+                <w:sz w:val="18"/>
+              </w:rPr>
               <w:t xml:space="preserve">Roles</w:t>
             </w:r>
           </w:p>
@@ -668,46 +751,106 @@
       </w:tr>
       <w:tr>
         <w:tc>
-          <w:tcPr/>
+          <w:tcPr>
+            <w:tcMar>
+              <w:top w:w="40" w:type="dxa"/>
+              <w:bottom w:w="40" w:type="dxa"/>
+              <w:left w:w="60" w:type="dxa"/>
+              <w:right w:w="60" w:type="dxa"/>
+            </w:tcMar>
+            <w:tcMar>
+              <w:top w:w="40" w:type="dxa"/>
+              <w:bottom w:w="40" w:type="dxa"/>
+              <w:left w:w="60" w:type="dxa"/>
+              <w:right w:w="60" w:type="dxa"/>
+            </w:tcMar>
+          </w:tcPr>
           <w:p>
             <w:pPr>
               <w:pStyle w:val="Compact"/>
+              <w:spacing w:before="0" w:after="40" w:line="264" w:lineRule="auto"/>
               <w:jc w:val="left"/>
             </w:pPr>
             <w:r>
+              <w:rPr>
+                <w:rFonts w:ascii="Calibri" w:hAnsi="Calibri"/>
+                <w:sz w:val="18"/>
+              </w:rPr>
               <w:t xml:space="preserve">GET</w:t>
             </w:r>
           </w:p>
         </w:tc>
         <w:tc>
-          <w:tcPr/>
+          <w:tcPr>
+            <w:tcMar>
+              <w:top w:w="40" w:type="dxa"/>
+              <w:bottom w:w="40" w:type="dxa"/>
+              <w:left w:w="60" w:type="dxa"/>
+              <w:right w:w="60" w:type="dxa"/>
+            </w:tcMar>
+            <w:tcMar>
+              <w:top w:w="40" w:type="dxa"/>
+              <w:bottom w:w="40" w:type="dxa"/>
+              <w:left w:w="60" w:type="dxa"/>
+              <w:right w:w="60" w:type="dxa"/>
+            </w:tcMar>
+          </w:tcPr>
           <w:p>
             <w:pPr>
               <w:pStyle w:val="Compact"/>
+              <w:spacing w:before="0" w:after="40" w:line="264" w:lineRule="auto"/>
               <w:jc w:val="left"/>
             </w:pPr>
             <w:r>
               <w:rPr>
                 <w:rStyle w:val="VerbatimChar"/>
+                <w:rFonts w:ascii="Calibri" w:hAnsi="Calibri"/>
+                <w:sz w:val="18"/>
               </w:rPr>
               <w:t xml:space="preserve">/accounts/{accountId}/transactions?page&amp;size…</w:t>
             </w:r>
           </w:p>
         </w:tc>
         <w:tc>
-          <w:tcPr/>
+          <w:tcPr>
+            <w:tcMar>
+              <w:top w:w="40" w:type="dxa"/>
+              <w:bottom w:w="40" w:type="dxa"/>
+              <w:left w:w="60" w:type="dxa"/>
+              <w:right w:w="60" w:type="dxa"/>
+            </w:tcMar>
+            <w:tcMar>
+              <w:top w:w="40" w:type="dxa"/>
+              <w:bottom w:w="40" w:type="dxa"/>
+              <w:left w:w="60" w:type="dxa"/>
+              <w:right w:w="60" w:type="dxa"/>
+            </w:tcMar>
+          </w:tcPr>
           <w:p>
             <w:pPr>
               <w:pStyle w:val="Compact"/>
+              <w:spacing w:before="0" w:after="40" w:line="264" w:lineRule="auto"/>
               <w:jc w:val="left"/>
             </w:pPr>
             <w:r>
+              <w:rPr>
+                <w:rFonts w:ascii="Calibri" w:hAnsi="Calibri"/>
+                <w:sz w:val="18"/>
+              </w:rPr>
               <w:t xml:space="preserve">ADMIN, EMPLOYEE,</w:t>
             </w:r>
             <w:r>
+              <w:rPr>
+                <w:rFonts w:ascii="Calibri" w:hAnsi="Calibri"/>
+                <w:sz w:val="18"/>
+              </w:rPr>
               <w:t xml:space="preserve"> </w:t>
             </w:r>
             <w:r>
+              <w:rPr>
+                <w:rFonts w:ascii="Calibri" w:hAnsi="Calibri"/>
+                <w:sz w:val="18"/>
+              </w:rPr>
               <w:t xml:space="preserve">MANAGER</w:t>
             </w:r>
           </w:p>
@@ -804,6 +947,8 @@
     <w:p>
       <w:pPr>
         <w:pStyle w:val="FirstParagraph"/>
+        <w:spacing w:after="160" w:line="276" w:lineRule="auto"/>
+        <w:jc w:val="left"/>
       </w:pPr>
       <w:r>
         <w:t xml:space="preserve">List endpoint on</w:t>
@@ -853,6 +998,8 @@
           <w:ilvl w:val="0"/>
           <w:numId w:val="1001"/>
         </w:numPr>
+        <w:spacing w:after="160" w:line="276" w:lineRule="auto"/>
+        <w:jc w:val="left"/>
       </w:pPr>
       <w:r>
         <w:rPr>
@@ -901,6 +1048,8 @@
           <w:ilvl w:val="0"/>
           <w:numId w:val="1001"/>
         </w:numPr>
+        <w:spacing w:after="160" w:line="276" w:lineRule="auto"/>
+        <w:jc w:val="left"/>
       </w:pPr>
       <w:r>
         <w:rPr>
@@ -947,6 +1096,8 @@
           <w:ilvl w:val="0"/>
           <w:numId w:val="1002"/>
         </w:numPr>
+        <w:spacing w:after="160" w:line="276" w:lineRule="auto"/>
+        <w:jc w:val="left"/>
       </w:pPr>
       <w:r>
         <w:rPr>
@@ -977,6 +1128,8 @@
           <w:ilvl w:val="1"/>
           <w:numId w:val="1003"/>
         </w:numPr>
+        <w:spacing w:after="160" w:line="276" w:lineRule="auto"/>
+        <w:jc w:val="left"/>
       </w:pPr>
       <w:r>
         <w:rPr>
@@ -992,6 +1145,8 @@
           <w:ilvl w:val="1"/>
           <w:numId w:val="1003"/>
         </w:numPr>
+        <w:spacing w:after="160" w:line="276" w:lineRule="auto"/>
+        <w:jc w:val="left"/>
       </w:pPr>
       <w:r>
         <w:rPr>
@@ -1013,6 +1168,8 @@
     <w:p>
       <w:pPr>
         <w:pStyle w:val="FirstParagraph"/>
+        <w:spacing w:after="160" w:line="276" w:lineRule="auto"/>
+        <w:jc w:val="left"/>
       </w:pPr>
       <w:r>
         <w:rPr>
@@ -1050,6 +1207,8 @@
           <w:ilvl w:val="0"/>
           <w:numId w:val="1004"/>
         </w:numPr>
+        <w:spacing w:after="160" w:line="276" w:lineRule="auto"/>
+        <w:jc w:val="left"/>
       </w:pPr>
       <w:r>
         <w:rPr>
@@ -1080,6 +1239,8 @@
           <w:ilvl w:val="1"/>
           <w:numId w:val="1005"/>
         </w:numPr>
+        <w:spacing w:after="160" w:line="276" w:lineRule="auto"/>
+        <w:jc w:val="left"/>
       </w:pPr>
       <w:r>
         <w:rPr>
@@ -1237,6 +1398,8 @@
     <w:p>
       <w:pPr>
         <w:pStyle w:val="FirstParagraph"/>
+        <w:spacing w:after="160" w:line="276" w:lineRule="auto"/>
+        <w:jc w:val="left"/>
       </w:pPr>
       <w:r>
         <w:t xml:space="preserve">None</w:t>
@@ -1255,6 +1418,8 @@
     <w:p>
       <w:pPr>
         <w:pStyle w:val="FirstParagraph"/>
+        <w:spacing w:after="160" w:line="276" w:lineRule="auto"/>
+        <w:jc w:val="left"/>
       </w:pPr>
       <w:r>
         <w:t xml:space="preserve">None dedicated; deposit and list use existing</w:t>
@@ -1294,6 +1459,8 @@
     <w:p>
       <w:pPr>
         <w:pStyle w:val="FirstParagraph"/>
+        <w:spacing w:after="160" w:line="276" w:lineRule="auto"/>
+        <w:jc w:val="left"/>
       </w:pPr>
       <w:r>
         <w:t xml:space="preserve">In</w:t>
@@ -1356,6 +1523,8 @@
     <w:p>
       <w:pPr>
         <w:pStyle w:val="FirstParagraph"/>
+        <w:spacing w:after="160" w:line="276" w:lineRule="auto"/>
+        <w:jc w:val="left"/>
       </w:pPr>
       <w:r>
         <w:t xml:space="preserve">Write today via Account deposit and openAccount opening deposit (ADMIN/EMPLOYEE). List read aligns</w:t>
@@ -1380,6 +1549,8 @@
     <w:p>
       <w:pPr>
         <w:pStyle w:val="FirstParagraph"/>
+        <w:spacing w:after="160" w:line="276" w:lineRule="auto"/>
+        <w:jc w:val="left"/>
       </w:pPr>
       <w:r>
         <w:rPr>
@@ -1431,6 +1602,8 @@
     <w:p>
       <w:pPr>
         <w:pStyle w:val="FirstParagraph"/>
+        <w:spacing w:after="160" w:line="276" w:lineRule="auto"/>
+        <w:jc w:val="left"/>
       </w:pPr>
       <w:r>
         <w:t xml:space="preserve">None dedicated yet; planned structured log per posting</w:t>
@@ -1449,6 +1622,8 @@
     <w:p>
       <w:pPr>
         <w:pStyle w:val="FirstParagraph"/>
+        <w:spacing w:after="160" w:line="276" w:lineRule="auto"/>
+        <w:jc w:val="left"/>
       </w:pPr>
       <w:r>
         <w:t xml:space="preserve">Ledger row</w:t>
@@ -1541,6 +1716,8 @@
           <w:ilvl w:val="0"/>
           <w:numId w:val="1006"/>
         </w:numPr>
+        <w:spacing w:after="160" w:line="276" w:lineRule="auto"/>
+        <w:jc w:val="left"/>
       </w:pPr>
       <w:r>
         <w:t xml:space="preserve">Deposit creates +1 CREDIT with matching amount and</w:t>
@@ -1562,6 +1739,8 @@
           <w:ilvl w:val="0"/>
           <w:numId w:val="1006"/>
         </w:numPr>
+        <w:spacing w:after="160" w:line="276" w:lineRule="auto"/>
+        <w:jc w:val="left"/>
       </w:pPr>
       <w:r>
         <w:t xml:space="preserve">Withdraw insufficient funds → reject</w:t>
@@ -1574,6 +1753,8 @@
           <w:ilvl w:val="0"/>
           <w:numId w:val="1006"/>
         </w:numPr>
+        <w:spacing w:after="160" w:line="276" w:lineRule="auto"/>
+        <w:jc w:val="left"/>
       </w:pPr>
       <w:r>
         <w:t xml:space="preserve">Transfer same-account / currency mismatch → reject</w:t>
@@ -1586,6 +1767,8 @@
           <w:ilvl w:val="0"/>
           <w:numId w:val="1006"/>
         </w:numPr>
+        <w:spacing w:after="160" w:line="276" w:lineRule="auto"/>
+        <w:jc w:val="left"/>
       </w:pPr>
       <w:r>
         <w:t xml:space="preserve">Concurrent balance safety (pessimistic lock on withdraw/transfer)</w:t>
@@ -1604,6 +1787,8 @@
     <w:p>
       <w:pPr>
         <w:pStyle w:val="FirstParagraph"/>
+        <w:spacing w:after="160" w:line="276" w:lineRule="auto"/>
+        <w:jc w:val="left"/>
       </w:pPr>
       <w:r>
         <w:t xml:space="preserve">Next: beneficiary-linked transfers; standalone Transactions nav; wire</w:t>
@@ -1628,6 +1813,10 @@
       </w:r>
     </w:p>
     <w:p>
+      <w:pPr>
+        <w:spacing w:after="160" w:line="276" w:lineRule="auto"/>
+        <w:jc w:val="left"/>
+      </w:pPr>
       <w:r>
         <w:pict>
           <v:rect style="width:0;height:1.5pt" o:hralign="center" o:hrstd="t" o:hr="t"/>
@@ -1667,9 +1856,17 @@
     <w:tbl>
       <w:tblPr>
         <w:tblStyle w:val="Table"/>
-        <w:tblW w:type="pct" w:w="4653"/>
-        <w:tblLayout w:type="fixed"/>
+        <w:tblW w:type="pct" w:w="5000"/>
+        <w:tblLayout w:type="autofit"/>
         <w:tblLook w:firstRow="1" w:lastRow="0" w:firstColumn="0" w:lastColumn="0" w:noHBand="0" w:noVBand="0" w:val="0020"/>
+        <w:tblBorders>
+          <w:top w:val="single" w:sz="4" w:space="0" w:color="CBD5E0"/>
+          <w:left w:val="single" w:sz="4" w:space="0" w:color="CBD5E0"/>
+          <w:bottom w:val="single" w:sz="4" w:space="0" w:color="CBD5E0"/>
+          <w:right w:val="single" w:sz="4" w:space="0" w:color="CBD5E0"/>
+          <w:insideH w:val="single" w:sz="4" w:space="0" w:color="CBD5E0"/>
+          <w:insideV w:val="single" w:sz="4" w:space="0" w:color="CBD5E0"/>
+        </w:tblBorders>
       </w:tblPr>
       <w:tblGrid>
         <w:gridCol w:w="2860"/>
@@ -1680,25 +1877,67 @@
           <w:tblHeader w:val="on"/>
         </w:trPr>
         <w:tc>
-          <w:tcPr/>
+          <w:tcPr>
+            <w:tcMar>
+              <w:top w:w="40" w:type="dxa"/>
+              <w:bottom w:w="40" w:type="dxa"/>
+              <w:left w:w="60" w:type="dxa"/>
+              <w:right w:w="60" w:type="dxa"/>
+            </w:tcMar>
+            <w:shd w:fill="1A365D" w:val="clear"/>
+            <w:tcMar>
+              <w:top w:w="40" w:type="dxa"/>
+              <w:bottom w:w="40" w:type="dxa"/>
+              <w:left w:w="60" w:type="dxa"/>
+              <w:right w:w="60" w:type="dxa"/>
+            </w:tcMar>
+          </w:tcPr>
           <w:p>
             <w:pPr>
               <w:pStyle w:val="Compact"/>
+              <w:spacing w:before="0" w:after="40" w:line="264" w:lineRule="auto"/>
               <w:jc w:val="left"/>
             </w:pPr>
             <w:r>
+              <w:rPr>
+                <w:rFonts w:ascii="Calibri" w:hAnsi="Calibri"/>
+                <w:b/>
+                <w:color w:val="FFFFFF"/>
+                <w:sz w:val="18"/>
+              </w:rPr>
               <w:t xml:space="preserve">Item</w:t>
             </w:r>
           </w:p>
         </w:tc>
         <w:tc>
-          <w:tcPr/>
+          <w:tcPr>
+            <w:tcMar>
+              <w:top w:w="40" w:type="dxa"/>
+              <w:bottom w:w="40" w:type="dxa"/>
+              <w:left w:w="60" w:type="dxa"/>
+              <w:right w:w="60" w:type="dxa"/>
+            </w:tcMar>
+            <w:shd w:fill="1A365D" w:val="clear"/>
+            <w:tcMar>
+              <w:top w:w="40" w:type="dxa"/>
+              <w:bottom w:w="40" w:type="dxa"/>
+              <w:left w:w="60" w:type="dxa"/>
+              <w:right w:w="60" w:type="dxa"/>
+            </w:tcMar>
+          </w:tcPr>
           <w:p>
             <w:pPr>
               <w:pStyle w:val="Compact"/>
+              <w:spacing w:before="0" w:after="40" w:line="264" w:lineRule="auto"/>
               <w:jc w:val="left"/>
             </w:pPr>
             <w:r>
+              <w:rPr>
+                <w:rFonts w:ascii="Calibri" w:hAnsi="Calibri"/>
+                <w:b/>
+                <w:color w:val="FFFFFF"/>
+                <w:sz w:val="18"/>
+              </w:rPr>
               <w:t xml:space="preserve">Detail</w:t>
             </w:r>
           </w:p>
@@ -1706,70 +1945,142 @@
       </w:tr>
       <w:tr>
         <w:tc>
-          <w:tcPr/>
+          <w:tcPr>
+            <w:tcMar>
+              <w:top w:w="40" w:type="dxa"/>
+              <w:bottom w:w="40" w:type="dxa"/>
+              <w:left w:w="60" w:type="dxa"/>
+              <w:right w:w="60" w:type="dxa"/>
+            </w:tcMar>
+            <w:tcMar>
+              <w:top w:w="40" w:type="dxa"/>
+              <w:bottom w:w="40" w:type="dxa"/>
+              <w:left w:w="60" w:type="dxa"/>
+              <w:right w:w="60" w:type="dxa"/>
+            </w:tcMar>
+          </w:tcPr>
           <w:p>
             <w:pPr>
               <w:pStyle w:val="Compact"/>
+              <w:spacing w:before="0" w:after="40" w:line="264" w:lineRule="auto"/>
               <w:jc w:val="left"/>
             </w:pPr>
             <w:r>
+              <w:rPr>
+                <w:rFonts w:ascii="Calibri" w:hAnsi="Calibri"/>
+                <w:sz w:val="18"/>
+              </w:rPr>
               <w:t xml:space="preserve">Files</w:t>
             </w:r>
           </w:p>
         </w:tc>
         <w:tc>
-          <w:tcPr/>
+          <w:tcPr>
+            <w:tcMar>
+              <w:top w:w="40" w:type="dxa"/>
+              <w:bottom w:w="40" w:type="dxa"/>
+              <w:left w:w="60" w:type="dxa"/>
+              <w:right w:w="60" w:type="dxa"/>
+            </w:tcMar>
+            <w:tcMar>
+              <w:top w:w="40" w:type="dxa"/>
+              <w:bottom w:w="40" w:type="dxa"/>
+              <w:left w:w="60" w:type="dxa"/>
+              <w:right w:w="60" w:type="dxa"/>
+            </w:tcMar>
+          </w:tcPr>
           <w:p>
             <w:pPr>
               <w:pStyle w:val="Compact"/>
+              <w:spacing w:before="0" w:after="40" w:line="264" w:lineRule="auto"/>
               <w:jc w:val="left"/>
             </w:pPr>
             <w:r>
               <w:rPr>
                 <w:rStyle w:val="VerbatimChar"/>
+                <w:rFonts w:ascii="Calibri" w:hAnsi="Calibri"/>
+                <w:sz w:val="18"/>
               </w:rPr>
               <w:t xml:space="preserve">AccountController.java</w:t>
             </w:r>
             <w:r>
+              <w:rPr>
+                <w:rFonts w:ascii="Calibri" w:hAnsi="Calibri"/>
+                <w:sz w:val="18"/>
+              </w:rPr>
               <w:t xml:space="preserve">,</w:t>
             </w:r>
             <w:r>
+              <w:rPr>
+                <w:rFonts w:ascii="Calibri" w:hAnsi="Calibri"/>
+                <w:sz w:val="18"/>
+              </w:rPr>
               <w:t xml:space="preserve"> </w:t>
             </w:r>
             <w:r>
               <w:rPr>
                 <w:rStyle w:val="VerbatimChar"/>
+                <w:rFonts w:ascii="Calibri" w:hAnsi="Calibri"/>
+                <w:sz w:val="18"/>
               </w:rPr>
               <w:t xml:space="preserve">TransactionService</w:t>
             </w:r>
             <w:r>
+              <w:rPr>
+                <w:rFonts w:ascii="Calibri" w:hAnsi="Calibri"/>
+                <w:sz w:val="18"/>
+              </w:rPr>
               <w:t xml:space="preserve">/</w:t>
             </w:r>
             <w:r>
               <w:rPr>
                 <w:rStyle w:val="VerbatimChar"/>
+                <w:rFonts w:ascii="Calibri" w:hAnsi="Calibri"/>
+                <w:sz w:val="18"/>
               </w:rPr>
               <w:t xml:space="preserve">Impl</w:t>
             </w:r>
             <w:r>
+              <w:rPr>
+                <w:rFonts w:ascii="Calibri" w:hAnsi="Calibri"/>
+                <w:sz w:val="18"/>
+              </w:rPr>
               <w:t xml:space="preserve">,</w:t>
             </w:r>
             <w:r>
+              <w:rPr>
+                <w:rFonts w:ascii="Calibri" w:hAnsi="Calibri"/>
+                <w:sz w:val="18"/>
+              </w:rPr>
               <w:t xml:space="preserve"> </w:t>
             </w:r>
             <w:r>
               <w:rPr>
                 <w:rStyle w:val="VerbatimChar"/>
+                <w:rFonts w:ascii="Calibri" w:hAnsi="Calibri"/>
+                <w:sz w:val="18"/>
               </w:rPr>
               <w:t xml:space="preserve">TransactionResponse.java</w:t>
             </w:r>
             <w:r>
+              <w:rPr>
+                <w:rFonts w:ascii="Calibri" w:hAnsi="Calibri"/>
+                <w:sz w:val="18"/>
+              </w:rPr>
               <w:t xml:space="preserve">,</w:t>
             </w:r>
             <w:r>
+              <w:rPr>
+                <w:rFonts w:ascii="Calibri" w:hAnsi="Calibri"/>
+                <w:sz w:val="18"/>
+              </w:rPr>
               <w:t xml:space="preserve"> </w:t>
             </w:r>
             <w:r>
+              <w:rPr>
+                <w:rFonts w:ascii="Calibri" w:hAnsi="Calibri"/>
+                <w:sz w:val="18"/>
+              </w:rPr>
               <w:t xml:space="preserve">account-detail UI</w:t>
             </w:r>
           </w:p>
@@ -1777,39 +2088,83 @@
       </w:tr>
       <w:tr>
         <w:tc>
-          <w:tcPr/>
+          <w:tcPr>
+            <w:tcMar>
+              <w:top w:w="40" w:type="dxa"/>
+              <w:bottom w:w="40" w:type="dxa"/>
+              <w:left w:w="60" w:type="dxa"/>
+              <w:right w:w="60" w:type="dxa"/>
+            </w:tcMar>
+            <w:tcMar>
+              <w:top w:w="40" w:type="dxa"/>
+              <w:bottom w:w="40" w:type="dxa"/>
+              <w:left w:w="60" w:type="dxa"/>
+              <w:right w:w="60" w:type="dxa"/>
+            </w:tcMar>
+          </w:tcPr>
           <w:p>
             <w:pPr>
               <w:pStyle w:val="Compact"/>
+              <w:spacing w:before="0" w:after="40" w:line="264" w:lineRule="auto"/>
               <w:jc w:val="left"/>
             </w:pPr>
             <w:r>
+              <w:rPr>
+                <w:rFonts w:ascii="Calibri" w:hAnsi="Calibri"/>
+                <w:sz w:val="18"/>
+              </w:rPr>
               <w:t xml:space="preserve">Methods</w:t>
             </w:r>
           </w:p>
         </w:tc>
         <w:tc>
-          <w:tcPr/>
+          <w:tcPr>
+            <w:tcMar>
+              <w:top w:w="40" w:type="dxa"/>
+              <w:bottom w:w="40" w:type="dxa"/>
+              <w:left w:w="60" w:type="dxa"/>
+              <w:right w:w="60" w:type="dxa"/>
+            </w:tcMar>
+            <w:tcMar>
+              <w:top w:w="40" w:type="dxa"/>
+              <w:bottom w:w="40" w:type="dxa"/>
+              <w:left w:w="60" w:type="dxa"/>
+              <w:right w:w="60" w:type="dxa"/>
+            </w:tcMar>
+          </w:tcPr>
           <w:p>
             <w:pPr>
               <w:pStyle w:val="Compact"/>
+              <w:spacing w:before="0" w:after="40" w:line="264" w:lineRule="auto"/>
               <w:jc w:val="left"/>
             </w:pPr>
             <w:r>
               <w:rPr>
                 <w:rStyle w:val="VerbatimChar"/>
+                <w:rFonts w:ascii="Calibri" w:hAnsi="Calibri"/>
+                <w:sz w:val="18"/>
               </w:rPr>
               <w:t xml:space="preserve">getTransactions</w:t>
             </w:r>
             <w:r>
+              <w:rPr>
+                <w:rFonts w:ascii="Calibri" w:hAnsi="Calibri"/>
+                <w:sz w:val="18"/>
+              </w:rPr>
               <w:t xml:space="preserve">,</w:t>
             </w:r>
             <w:r>
+              <w:rPr>
+                <w:rFonts w:ascii="Calibri" w:hAnsi="Calibri"/>
+                <w:sz w:val="18"/>
+              </w:rPr>
               <w:t xml:space="preserve"> </w:t>
             </w:r>
             <w:r>
               <w:rPr>
                 <w:rStyle w:val="VerbatimChar"/>
+                <w:rFonts w:ascii="Calibri" w:hAnsi="Calibri"/>
+                <w:sz w:val="18"/>
               </w:rPr>
               <w:t xml:space="preserve">getByAccountId</w:t>
             </w:r>
@@ -1818,25 +2173,61 @@
       </w:tr>
       <w:tr>
         <w:tc>
-          <w:tcPr/>
+          <w:tcPr>
+            <w:tcMar>
+              <w:top w:w="40" w:type="dxa"/>
+              <w:bottom w:w="40" w:type="dxa"/>
+              <w:left w:w="60" w:type="dxa"/>
+              <w:right w:w="60" w:type="dxa"/>
+            </w:tcMar>
+            <w:tcMar>
+              <w:top w:w="40" w:type="dxa"/>
+              <w:bottom w:w="40" w:type="dxa"/>
+              <w:left w:w="60" w:type="dxa"/>
+              <w:right w:w="60" w:type="dxa"/>
+            </w:tcMar>
+          </w:tcPr>
           <w:p>
             <w:pPr>
               <w:pStyle w:val="Compact"/>
+              <w:spacing w:before="0" w:after="40" w:line="264" w:lineRule="auto"/>
               <w:jc w:val="left"/>
             </w:pPr>
             <w:r>
+              <w:rPr>
+                <w:rFonts w:ascii="Calibri" w:hAnsi="Calibri"/>
+                <w:sz w:val="18"/>
+              </w:rPr>
               <w:t xml:space="preserve">Impact</w:t>
             </w:r>
           </w:p>
         </w:tc>
         <w:tc>
-          <w:tcPr/>
+          <w:tcPr>
+            <w:tcMar>
+              <w:top w:w="40" w:type="dxa"/>
+              <w:bottom w:w="40" w:type="dxa"/>
+              <w:left w:w="60" w:type="dxa"/>
+              <w:right w:w="60" w:type="dxa"/>
+            </w:tcMar>
+            <w:tcMar>
+              <w:top w:w="40" w:type="dxa"/>
+              <w:bottom w:w="40" w:type="dxa"/>
+              <w:left w:w="60" w:type="dxa"/>
+              <w:right w:w="60" w:type="dxa"/>
+            </w:tcMar>
+          </w:tcPr>
           <w:p>
             <w:pPr>
               <w:pStyle w:val="Compact"/>
+              <w:spacing w:before="0" w:after="40" w:line="264" w:lineRule="auto"/>
               <w:jc w:val="left"/>
             </w:pPr>
             <w:r>
+              <w:rPr>
+                <w:rFonts w:ascii="Calibri" w:hAnsi="Calibri"/>
+                <w:sz w:val="18"/>
+              </w:rPr>
               <w:t xml:space="preserve">Paged ledger on account detail</w:t>
             </w:r>
           </w:p>
@@ -1866,9 +2257,17 @@
     <w:tbl>
       <w:tblPr>
         <w:tblStyle w:val="Table"/>
-        <w:tblW w:type="pct" w:w="4653"/>
-        <w:tblLayout w:type="fixed"/>
+        <w:tblW w:type="pct" w:w="5000"/>
+        <w:tblLayout w:type="autofit"/>
         <w:tblLook w:firstRow="1" w:lastRow="0" w:firstColumn="0" w:lastColumn="0" w:noHBand="0" w:noVBand="0" w:val="0020"/>
+        <w:tblBorders>
+          <w:top w:val="single" w:sz="4" w:space="0" w:color="CBD5E0"/>
+          <w:left w:val="single" w:sz="4" w:space="0" w:color="CBD5E0"/>
+          <w:bottom w:val="single" w:sz="4" w:space="0" w:color="CBD5E0"/>
+          <w:right w:val="single" w:sz="4" w:space="0" w:color="CBD5E0"/>
+          <w:insideH w:val="single" w:sz="4" w:space="0" w:color="CBD5E0"/>
+          <w:insideV w:val="single" w:sz="4" w:space="0" w:color="CBD5E0"/>
+        </w:tblBorders>
       </w:tblPr>
       <w:tblGrid>
         <w:gridCol w:w="2860"/>
@@ -1879,25 +2278,67 @@
           <w:tblHeader w:val="on"/>
         </w:trPr>
         <w:tc>
-          <w:tcPr/>
+          <w:tcPr>
+            <w:tcMar>
+              <w:top w:w="40" w:type="dxa"/>
+              <w:bottom w:w="40" w:type="dxa"/>
+              <w:left w:w="60" w:type="dxa"/>
+              <w:right w:w="60" w:type="dxa"/>
+            </w:tcMar>
+            <w:shd w:fill="1A365D" w:val="clear"/>
+            <w:tcMar>
+              <w:top w:w="40" w:type="dxa"/>
+              <w:bottom w:w="40" w:type="dxa"/>
+              <w:left w:w="60" w:type="dxa"/>
+              <w:right w:w="60" w:type="dxa"/>
+            </w:tcMar>
+          </w:tcPr>
           <w:p>
             <w:pPr>
               <w:pStyle w:val="Compact"/>
+              <w:spacing w:before="0" w:after="40" w:line="264" w:lineRule="auto"/>
               <w:jc w:val="left"/>
             </w:pPr>
             <w:r>
+              <w:rPr>
+                <w:rFonts w:ascii="Calibri" w:hAnsi="Calibri"/>
+                <w:b/>
+                <w:color w:val="FFFFFF"/>
+                <w:sz w:val="18"/>
+              </w:rPr>
               <w:t xml:space="preserve">Item</w:t>
             </w:r>
           </w:p>
         </w:tc>
         <w:tc>
-          <w:tcPr/>
+          <w:tcPr>
+            <w:tcMar>
+              <w:top w:w="40" w:type="dxa"/>
+              <w:bottom w:w="40" w:type="dxa"/>
+              <w:left w:w="60" w:type="dxa"/>
+              <w:right w:w="60" w:type="dxa"/>
+            </w:tcMar>
+            <w:shd w:fill="1A365D" w:val="clear"/>
+            <w:tcMar>
+              <w:top w:w="40" w:type="dxa"/>
+              <w:bottom w:w="40" w:type="dxa"/>
+              <w:left w:w="60" w:type="dxa"/>
+              <w:right w:w="60" w:type="dxa"/>
+            </w:tcMar>
+          </w:tcPr>
           <w:p>
             <w:pPr>
               <w:pStyle w:val="Compact"/>
+              <w:spacing w:before="0" w:after="40" w:line="264" w:lineRule="auto"/>
               <w:jc w:val="left"/>
             </w:pPr>
             <w:r>
+              <w:rPr>
+                <w:rFonts w:ascii="Calibri" w:hAnsi="Calibri"/>
+                <w:b/>
+                <w:color w:val="FFFFFF"/>
+                <w:sz w:val="18"/>
+              </w:rPr>
               <w:t xml:space="preserve">Detail</w:t>
             </w:r>
           </w:p>
@@ -1905,27 +2346,61 @@
       </w:tr>
       <w:tr>
         <w:tc>
-          <w:tcPr/>
+          <w:tcPr>
+            <w:tcMar>
+              <w:top w:w="40" w:type="dxa"/>
+              <w:bottom w:w="40" w:type="dxa"/>
+              <w:left w:w="60" w:type="dxa"/>
+              <w:right w:w="60" w:type="dxa"/>
+            </w:tcMar>
+            <w:tcMar>
+              <w:top w:w="40" w:type="dxa"/>
+              <w:bottom w:w="40" w:type="dxa"/>
+              <w:left w:w="60" w:type="dxa"/>
+              <w:right w:w="60" w:type="dxa"/>
+            </w:tcMar>
+          </w:tcPr>
           <w:p>
             <w:pPr>
               <w:pStyle w:val="Compact"/>
+              <w:spacing w:before="0" w:after="40" w:line="264" w:lineRule="auto"/>
               <w:jc w:val="left"/>
             </w:pPr>
             <w:r>
+              <w:rPr>
+                <w:rFonts w:ascii="Calibri" w:hAnsi="Calibri"/>
+                <w:sz w:val="18"/>
+              </w:rPr>
               <w:t xml:space="preserve">Files</w:t>
             </w:r>
           </w:p>
         </w:tc>
         <w:tc>
-          <w:tcPr/>
+          <w:tcPr>
+            <w:tcMar>
+              <w:top w:w="40" w:type="dxa"/>
+              <w:bottom w:w="40" w:type="dxa"/>
+              <w:left w:w="60" w:type="dxa"/>
+              <w:right w:w="60" w:type="dxa"/>
+            </w:tcMar>
+            <w:tcMar>
+              <w:top w:w="40" w:type="dxa"/>
+              <w:bottom w:w="40" w:type="dxa"/>
+              <w:left w:w="60" w:type="dxa"/>
+              <w:right w:w="60" w:type="dxa"/>
+            </w:tcMar>
+          </w:tcPr>
           <w:p>
             <w:pPr>
               <w:pStyle w:val="Compact"/>
+              <w:spacing w:before="0" w:after="40" w:line="264" w:lineRule="auto"/>
               <w:jc w:val="left"/>
             </w:pPr>
             <w:r>
               <w:rPr>
                 <w:rStyle w:val="VerbatimChar"/>
+                <w:rFonts w:ascii="Calibri" w:hAnsi="Calibri"/>
+                <w:sz w:val="18"/>
               </w:rPr>
               <w:t xml:space="preserve">AccountServiceImpl.java</w:t>
             </w:r>
@@ -1934,42 +2409,90 @@
       </w:tr>
       <w:tr>
         <w:tc>
-          <w:tcPr/>
+          <w:tcPr>
+            <w:tcMar>
+              <w:top w:w="40" w:type="dxa"/>
+              <w:bottom w:w="40" w:type="dxa"/>
+              <w:left w:w="60" w:type="dxa"/>
+              <w:right w:w="60" w:type="dxa"/>
+            </w:tcMar>
+            <w:tcMar>
+              <w:top w:w="40" w:type="dxa"/>
+              <w:bottom w:w="40" w:type="dxa"/>
+              <w:left w:w="60" w:type="dxa"/>
+              <w:right w:w="60" w:type="dxa"/>
+            </w:tcMar>
+          </w:tcPr>
           <w:p>
             <w:pPr>
               <w:pStyle w:val="Compact"/>
+              <w:spacing w:before="0" w:after="40" w:line="264" w:lineRule="auto"/>
               <w:jc w:val="left"/>
             </w:pPr>
             <w:r>
+              <w:rPr>
+                <w:rFonts w:ascii="Calibri" w:hAnsi="Calibri"/>
+                <w:sz w:val="18"/>
+              </w:rPr>
               <w:t xml:space="preserve">Methods</w:t>
             </w:r>
           </w:p>
         </w:tc>
         <w:tc>
-          <w:tcPr/>
+          <w:tcPr>
+            <w:tcMar>
+              <w:top w:w="40" w:type="dxa"/>
+              <w:bottom w:w="40" w:type="dxa"/>
+              <w:left w:w="60" w:type="dxa"/>
+              <w:right w:w="60" w:type="dxa"/>
+            </w:tcMar>
+            <w:tcMar>
+              <w:top w:w="40" w:type="dxa"/>
+              <w:bottom w:w="40" w:type="dxa"/>
+              <w:left w:w="60" w:type="dxa"/>
+              <w:right w:w="60" w:type="dxa"/>
+            </w:tcMar>
+          </w:tcPr>
           <w:p>
             <w:pPr>
               <w:pStyle w:val="Compact"/>
+              <w:spacing w:before="0" w:after="40" w:line="264" w:lineRule="auto"/>
               <w:jc w:val="left"/>
             </w:pPr>
             <w:r>
               <w:rPr>
                 <w:rStyle w:val="VerbatimChar"/>
+                <w:rFonts w:ascii="Calibri" w:hAnsi="Calibri"/>
+                <w:sz w:val="18"/>
               </w:rPr>
               <w:t xml:space="preserve">openAccount()</w:t>
             </w:r>
             <w:r>
+              <w:rPr>
+                <w:rFonts w:ascii="Calibri" w:hAnsi="Calibri"/>
+                <w:sz w:val="18"/>
+              </w:rPr>
               <w:t xml:space="preserve"> </w:t>
             </w:r>
             <w:r>
+              <w:rPr>
+                <w:rFonts w:ascii="Calibri" w:hAnsi="Calibri"/>
+                <w:sz w:val="18"/>
+              </w:rPr>
               <w:t xml:space="preserve">— after save call</w:t>
             </w:r>
             <w:r>
+              <w:rPr>
+                <w:rFonts w:ascii="Calibri" w:hAnsi="Calibri"/>
+                <w:sz w:val="18"/>
+              </w:rPr>
               <w:t xml:space="preserve"> </w:t>
             </w:r>
             <w:r>
               <w:rPr>
                 <w:rStyle w:val="VerbatimChar"/>
+                <w:rFonts w:ascii="Calibri" w:hAnsi="Calibri"/>
+                <w:sz w:val="18"/>
               </w:rPr>
               <w:t xml:space="preserve">transactionService.record(..., CREDIT, ...)</w:t>
             </w:r>
@@ -1978,25 +2501,61 @@
       </w:tr>
       <w:tr>
         <w:tc>
-          <w:tcPr/>
+          <w:tcPr>
+            <w:tcMar>
+              <w:top w:w="40" w:type="dxa"/>
+              <w:bottom w:w="40" w:type="dxa"/>
+              <w:left w:w="60" w:type="dxa"/>
+              <w:right w:w="60" w:type="dxa"/>
+            </w:tcMar>
+            <w:tcMar>
+              <w:top w:w="40" w:type="dxa"/>
+              <w:bottom w:w="40" w:type="dxa"/>
+              <w:left w:w="60" w:type="dxa"/>
+              <w:right w:w="60" w:type="dxa"/>
+            </w:tcMar>
+          </w:tcPr>
           <w:p>
             <w:pPr>
               <w:pStyle w:val="Compact"/>
+              <w:spacing w:before="0" w:after="40" w:line="264" w:lineRule="auto"/>
               <w:jc w:val="left"/>
             </w:pPr>
             <w:r>
+              <w:rPr>
+                <w:rFonts w:ascii="Calibri" w:hAnsi="Calibri"/>
+                <w:sz w:val="18"/>
+              </w:rPr>
               <w:t xml:space="preserve">Impact</w:t>
             </w:r>
           </w:p>
         </w:tc>
         <w:tc>
-          <w:tcPr/>
+          <w:tcPr>
+            <w:tcMar>
+              <w:top w:w="40" w:type="dxa"/>
+              <w:bottom w:w="40" w:type="dxa"/>
+              <w:left w:w="60" w:type="dxa"/>
+              <w:right w:w="60" w:type="dxa"/>
+            </w:tcMar>
+            <w:tcMar>
+              <w:top w:w="40" w:type="dxa"/>
+              <w:bottom w:w="40" w:type="dxa"/>
+              <w:left w:w="60" w:type="dxa"/>
+              <w:right w:w="60" w:type="dxa"/>
+            </w:tcMar>
+          </w:tcPr>
           <w:p>
             <w:pPr>
               <w:pStyle w:val="Compact"/>
+              <w:spacing w:before="0" w:after="40" w:line="264" w:lineRule="auto"/>
               <w:jc w:val="left"/>
             </w:pPr>
             <w:r>
+              <w:rPr>
+                <w:rFonts w:ascii="Calibri" w:hAnsi="Calibri"/>
+                <w:sz w:val="18"/>
+              </w:rPr>
               <w:t xml:space="preserve">Opening balances appear in ledger</w:t>
             </w:r>
           </w:p>
@@ -2026,9 +2585,17 @@
     <w:tbl>
       <w:tblPr>
         <w:tblStyle w:val="Table"/>
-        <w:tblW w:type="pct" w:w="4653"/>
-        <w:tblLayout w:type="fixed"/>
+        <w:tblW w:type="pct" w:w="5000"/>
+        <w:tblLayout w:type="autofit"/>
         <w:tblLook w:firstRow="1" w:lastRow="0" w:firstColumn="0" w:lastColumn="0" w:noHBand="0" w:noVBand="0" w:val="0020"/>
+        <w:tblBorders>
+          <w:top w:val="single" w:sz="4" w:space="0" w:color="CBD5E0"/>
+          <w:left w:val="single" w:sz="4" w:space="0" w:color="CBD5E0"/>
+          <w:bottom w:val="single" w:sz="4" w:space="0" w:color="CBD5E0"/>
+          <w:right w:val="single" w:sz="4" w:space="0" w:color="CBD5E0"/>
+          <w:insideH w:val="single" w:sz="4" w:space="0" w:color="CBD5E0"/>
+          <w:insideV w:val="single" w:sz="4" w:space="0" w:color="CBD5E0"/>
+        </w:tblBorders>
       </w:tblPr>
       <w:tblGrid>
         <w:gridCol w:w="2860"/>
@@ -2039,25 +2606,67 @@
           <w:tblHeader w:val="on"/>
         </w:trPr>
         <w:tc>
-          <w:tcPr/>
+          <w:tcPr>
+            <w:tcMar>
+              <w:top w:w="40" w:type="dxa"/>
+              <w:bottom w:w="40" w:type="dxa"/>
+              <w:left w:w="60" w:type="dxa"/>
+              <w:right w:w="60" w:type="dxa"/>
+            </w:tcMar>
+            <w:shd w:fill="1A365D" w:val="clear"/>
+            <w:tcMar>
+              <w:top w:w="40" w:type="dxa"/>
+              <w:bottom w:w="40" w:type="dxa"/>
+              <w:left w:w="60" w:type="dxa"/>
+              <w:right w:w="60" w:type="dxa"/>
+            </w:tcMar>
+          </w:tcPr>
           <w:p>
             <w:pPr>
               <w:pStyle w:val="Compact"/>
+              <w:spacing w:before="0" w:after="40" w:line="264" w:lineRule="auto"/>
               <w:jc w:val="left"/>
             </w:pPr>
             <w:r>
+              <w:rPr>
+                <w:rFonts w:ascii="Calibri" w:hAnsi="Calibri"/>
+                <w:b/>
+                <w:color w:val="FFFFFF"/>
+                <w:sz w:val="18"/>
+              </w:rPr>
               <w:t xml:space="preserve">Item</w:t>
             </w:r>
           </w:p>
         </w:tc>
         <w:tc>
-          <w:tcPr/>
+          <w:tcPr>
+            <w:tcMar>
+              <w:top w:w="40" w:type="dxa"/>
+              <w:bottom w:w="40" w:type="dxa"/>
+              <w:left w:w="60" w:type="dxa"/>
+              <w:right w:w="60" w:type="dxa"/>
+            </w:tcMar>
+            <w:shd w:fill="1A365D" w:val="clear"/>
+            <w:tcMar>
+              <w:top w:w="40" w:type="dxa"/>
+              <w:bottom w:w="40" w:type="dxa"/>
+              <w:left w:w="60" w:type="dxa"/>
+              <w:right w:w="60" w:type="dxa"/>
+            </w:tcMar>
+          </w:tcPr>
           <w:p>
             <w:pPr>
               <w:pStyle w:val="Compact"/>
+              <w:spacing w:before="0" w:after="40" w:line="264" w:lineRule="auto"/>
               <w:jc w:val="left"/>
             </w:pPr>
             <w:r>
+              <w:rPr>
+                <w:rFonts w:ascii="Calibri" w:hAnsi="Calibri"/>
+                <w:b/>
+                <w:color w:val="FFFFFF"/>
+                <w:sz w:val="18"/>
+              </w:rPr>
               <w:t xml:space="preserve">Detail</w:t>
             </w:r>
           </w:p>
@@ -2065,49 +2674,105 @@
       </w:tr>
       <w:tr>
         <w:tc>
-          <w:tcPr/>
+          <w:tcPr>
+            <w:tcMar>
+              <w:top w:w="40" w:type="dxa"/>
+              <w:bottom w:w="40" w:type="dxa"/>
+              <w:left w:w="60" w:type="dxa"/>
+              <w:right w:w="60" w:type="dxa"/>
+            </w:tcMar>
+            <w:tcMar>
+              <w:top w:w="40" w:type="dxa"/>
+              <w:bottom w:w="40" w:type="dxa"/>
+              <w:left w:w="60" w:type="dxa"/>
+              <w:right w:w="60" w:type="dxa"/>
+            </w:tcMar>
+          </w:tcPr>
           <w:p>
             <w:pPr>
               <w:pStyle w:val="Compact"/>
+              <w:spacing w:before="0" w:after="40" w:line="264" w:lineRule="auto"/>
               <w:jc w:val="left"/>
             </w:pPr>
             <w:r>
+              <w:rPr>
+                <w:rFonts w:ascii="Calibri" w:hAnsi="Calibri"/>
+                <w:sz w:val="18"/>
+              </w:rPr>
               <w:t xml:space="preserve">Files</w:t>
             </w:r>
           </w:p>
         </w:tc>
         <w:tc>
-          <w:tcPr/>
+          <w:tcPr>
+            <w:tcMar>
+              <w:top w:w="40" w:type="dxa"/>
+              <w:bottom w:w="40" w:type="dxa"/>
+              <w:left w:w="60" w:type="dxa"/>
+              <w:right w:w="60" w:type="dxa"/>
+            </w:tcMar>
+            <w:tcMar>
+              <w:top w:w="40" w:type="dxa"/>
+              <w:bottom w:w="40" w:type="dxa"/>
+              <w:left w:w="60" w:type="dxa"/>
+              <w:right w:w="60" w:type="dxa"/>
+            </w:tcMar>
+          </w:tcPr>
           <w:p>
             <w:pPr>
               <w:pStyle w:val="Compact"/>
+              <w:spacing w:before="0" w:after="40" w:line="264" w:lineRule="auto"/>
               <w:jc w:val="left"/>
             </w:pPr>
             <w:r>
               <w:rPr>
                 <w:rStyle w:val="VerbatimChar"/>
+                <w:rFonts w:ascii="Calibri" w:hAnsi="Calibri"/>
+                <w:sz w:val="18"/>
               </w:rPr>
               <w:t xml:space="preserve">AccountController</w:t>
             </w:r>
             <w:r>
+              <w:rPr>
+                <w:rFonts w:ascii="Calibri" w:hAnsi="Calibri"/>
+                <w:sz w:val="18"/>
+              </w:rPr>
               <w:t xml:space="preserve">,</w:t>
             </w:r>
             <w:r>
+              <w:rPr>
+                <w:rFonts w:ascii="Calibri" w:hAnsi="Calibri"/>
+                <w:sz w:val="18"/>
+              </w:rPr>
               <w:t xml:space="preserve"> </w:t>
             </w:r>
             <w:r>
               <w:rPr>
                 <w:rStyle w:val="VerbatimChar"/>
+                <w:rFonts w:ascii="Calibri" w:hAnsi="Calibri"/>
+                <w:sz w:val="18"/>
               </w:rPr>
               <w:t xml:space="preserve">AccountServiceImpl</w:t>
             </w:r>
             <w:r>
+              <w:rPr>
+                <w:rFonts w:ascii="Calibri" w:hAnsi="Calibri"/>
+                <w:sz w:val="18"/>
+              </w:rPr>
               <w:t xml:space="preserve">,</w:t>
             </w:r>
             <w:r>
+              <w:rPr>
+                <w:rFonts w:ascii="Calibri" w:hAnsi="Calibri"/>
+                <w:sz w:val="18"/>
+              </w:rPr>
               <w:t xml:space="preserve"> </w:t>
             </w:r>
             <w:r>
+              <w:rPr>
+                <w:rFonts w:ascii="Calibri" w:hAnsi="Calibri"/>
+                <w:sz w:val="18"/>
+              </w:rPr>
               <w:t xml:space="preserve">withdraw dialog FE</w:t>
             </w:r>
           </w:p>
@@ -2115,42 +2780,90 @@
       </w:tr>
       <w:tr>
         <w:tc>
-          <w:tcPr/>
+          <w:tcPr>
+            <w:tcMar>
+              <w:top w:w="40" w:type="dxa"/>
+              <w:bottom w:w="40" w:type="dxa"/>
+              <w:left w:w="60" w:type="dxa"/>
+              <w:right w:w="60" w:type="dxa"/>
+            </w:tcMar>
+            <w:tcMar>
+              <w:top w:w="40" w:type="dxa"/>
+              <w:bottom w:w="40" w:type="dxa"/>
+              <w:left w:w="60" w:type="dxa"/>
+              <w:right w:w="60" w:type="dxa"/>
+            </w:tcMar>
+          </w:tcPr>
           <w:p>
             <w:pPr>
               <w:pStyle w:val="Compact"/>
+              <w:spacing w:before="0" w:after="40" w:line="264" w:lineRule="auto"/>
               <w:jc w:val="left"/>
             </w:pPr>
             <w:r>
+              <w:rPr>
+                <w:rFonts w:ascii="Calibri" w:hAnsi="Calibri"/>
+                <w:sz w:val="18"/>
+              </w:rPr>
               <w:t xml:space="preserve">Methods</w:t>
             </w:r>
           </w:p>
         </w:tc>
         <w:tc>
-          <w:tcPr/>
+          <w:tcPr>
+            <w:tcMar>
+              <w:top w:w="40" w:type="dxa"/>
+              <w:bottom w:w="40" w:type="dxa"/>
+              <w:left w:w="60" w:type="dxa"/>
+              <w:right w:w="60" w:type="dxa"/>
+            </w:tcMar>
+            <w:tcMar>
+              <w:top w:w="40" w:type="dxa"/>
+              <w:bottom w:w="40" w:type="dxa"/>
+              <w:left w:w="60" w:type="dxa"/>
+              <w:right w:w="60" w:type="dxa"/>
+            </w:tcMar>
+          </w:tcPr>
           <w:p>
             <w:pPr>
               <w:pStyle w:val="Compact"/>
+              <w:spacing w:before="0" w:after="40" w:line="264" w:lineRule="auto"/>
               <w:jc w:val="left"/>
             </w:pPr>
             <w:r>
               <w:rPr>
                 <w:rStyle w:val="VerbatimChar"/>
+                <w:rFonts w:ascii="Calibri" w:hAnsi="Calibri"/>
+                <w:sz w:val="18"/>
               </w:rPr>
               <w:t xml:space="preserve">withdraw()</w:t>
             </w:r>
             <w:r>
+              <w:rPr>
+                <w:rFonts w:ascii="Calibri" w:hAnsi="Calibri"/>
+                <w:sz w:val="18"/>
+              </w:rPr>
               <w:t xml:space="preserve"> </w:t>
             </w:r>
             <w:r>
+              <w:rPr>
+                <w:rFonts w:ascii="Calibri" w:hAnsi="Calibri"/>
+                <w:sz w:val="18"/>
+              </w:rPr>
               <w:t xml:space="preserve">— lock, balance check,</w:t>
             </w:r>
             <w:r>
+              <w:rPr>
+                <w:rFonts w:ascii="Calibri" w:hAnsi="Calibri"/>
+                <w:sz w:val="18"/>
+              </w:rPr>
               <w:t xml:space="preserve"> </w:t>
             </w:r>
             <w:r>
               <w:rPr>
                 <w:rStyle w:val="VerbatimChar"/>
+                <w:rFonts w:ascii="Calibri" w:hAnsi="Calibri"/>
+                <w:sz w:val="18"/>
               </w:rPr>
               <w:t xml:space="preserve">record(..., DEBIT, ...)</w:t>
             </w:r>
@@ -2159,25 +2872,61 @@
       </w:tr>
       <w:tr>
         <w:tc>
-          <w:tcPr/>
+          <w:tcPr>
+            <w:tcMar>
+              <w:top w:w="40" w:type="dxa"/>
+              <w:bottom w:w="40" w:type="dxa"/>
+              <w:left w:w="60" w:type="dxa"/>
+              <w:right w:w="60" w:type="dxa"/>
+            </w:tcMar>
+            <w:tcMar>
+              <w:top w:w="40" w:type="dxa"/>
+              <w:bottom w:w="40" w:type="dxa"/>
+              <w:left w:w="60" w:type="dxa"/>
+              <w:right w:w="60" w:type="dxa"/>
+            </w:tcMar>
+          </w:tcPr>
           <w:p>
             <w:pPr>
               <w:pStyle w:val="Compact"/>
+              <w:spacing w:before="0" w:after="40" w:line="264" w:lineRule="auto"/>
               <w:jc w:val="left"/>
             </w:pPr>
             <w:r>
+              <w:rPr>
+                <w:rFonts w:ascii="Calibri" w:hAnsi="Calibri"/>
+                <w:sz w:val="18"/>
+              </w:rPr>
               <w:t xml:space="preserve">Impact</w:t>
             </w:r>
           </w:p>
         </w:tc>
         <w:tc>
-          <w:tcPr/>
+          <w:tcPr>
+            <w:tcMar>
+              <w:top w:w="40" w:type="dxa"/>
+              <w:bottom w:w="40" w:type="dxa"/>
+              <w:left w:w="60" w:type="dxa"/>
+              <w:right w:w="60" w:type="dxa"/>
+            </w:tcMar>
+            <w:tcMar>
+              <w:top w:w="40" w:type="dxa"/>
+              <w:bottom w:w="40" w:type="dxa"/>
+              <w:left w:w="60" w:type="dxa"/>
+              <w:right w:w="60" w:type="dxa"/>
+            </w:tcMar>
+          </w:tcPr>
           <w:p>
             <w:pPr>
               <w:pStyle w:val="Compact"/>
+              <w:spacing w:before="0" w:after="40" w:line="264" w:lineRule="auto"/>
               <w:jc w:val="left"/>
             </w:pPr>
             <w:r>
+              <w:rPr>
+                <w:rFonts w:ascii="Calibri" w:hAnsi="Calibri"/>
+                <w:sz w:val="18"/>
+              </w:rPr>
               <w:t xml:space="preserve">API + Accounts UI; Kafka email</w:t>
             </w:r>
           </w:p>
